--- a/Kim12-2-10-Fonksiyonel-Gruplu-Bilesiklerin-Adlandirilmasi.docx
+++ b/Kim12-2-10-Fonksiyonel-Gruplu-Bilesiklerin-Adlandirilmasi.docx
@@ -2361,7 +2361,7 @@
                 <w:szCs w:val="19"/>
                 <w:lang w:val="tr-TR"/>
               </w:rPr>
-              <w:t xml:space="preserve">bütan-2-on</w:t>
+              <w:t xml:space="preserve">bütanon</w:t>
             </w:r>
           </w:p>
         </w:tc>
@@ -10674,7 +10674,7 @@
                 <w:szCs w:val="20"/>
                 <w:lang w:val="tr-TR"/>
               </w:rPr>
-              <w:t xml:space="preserve">bütan-2-on</w:t>
+              <w:t xml:space="preserve">bütanon</w:t>
             </w:r>
           </w:p>
         </w:tc>
@@ -11599,7 +11599,7 @@
           <w:rFonts w:ascii="Times New Roman" w:hAnsi="Times New Roman" w:cs="Times New Roman"/>
           <w:lang w:val="tr-TR"/>
         </w:rPr>
-        <w:t xml:space="preserve"> Ketonlarda karbonil grubu (C=O) zincirin iç kısmındaki bir karbon atomuna bağlıdır. Karbonil karbonunun iki yanında birer karbon atomu bulunması gerektiğinden en küçük keton üç karbonludur. Adlandırmada alkan adının sonuna “-on” eki getirilir ve karbonil grubunun konumu ekten önce yazılır: bütan-2-on, pentan-3-on, 3-metilbütan-2-on. Üç ve dört karbonlu ketonlarda karbonil grubu yalnızca 2. karbonda bulunabildiğinden konum numarası çoğu zaman yazılmaz; propan-2-on kısaca propanon (aseton), bütan-2-on kısaca bütanon olarak da adlandırılır.</w:t>
+        <w:t xml:space="preserve"> Ketonlarda karbonil grubu (C=O) zincirin iç kısmındaki bir karbon atomuna bağlıdır. Karbonil karbonunun iki yanında birer karbon atomu bulunması gerektiğinden en küçük keton üç karbonludur. Adlandırmada alkan adının sonuna “-on” eki getirilir ve karbonil grubunun konumu ekten önce yazılır: pentan-2-on, pentan-3-on, 3-metilbütan-2-on. Üç ve dört karbonlu ketonlarda karbonil grubu yalnızca 2. karbonda bulunabildiğinden konum numarası yazılmaz: propanon (aseton), bütanon.</w:t>
       </w:r>
     </w:p>
     <w:p>

--- a/Kim12-2-10-Fonksiyonel-Gruplu-Bilesiklerin-Adlandirilmasi.docx
+++ b/Kim12-2-10-Fonksiyonel-Gruplu-Bilesiklerin-Adlandirilmasi.docx
@@ -316,32 +316,7 @@
           <w:rFonts w:ascii="Times New Roman" w:hAnsi="Times New Roman" w:cs="Times New Roman"/>
           <w:lang w:val="tr-TR"/>
         </w:rPr>
-        <w:t xml:space="preserve">Sınıfınızda gruplara ayrılınız. Her grup aşağıdaki kartlardan birini ya da birkaçını incelesin; ardından gruplar bulgularını birbirine aktarsın. Kartlarda bileşiklerin yarı açık formülleri ve IUPAC sistemine göre adları verilmiştir. Ana zincirin karbon sayısını gösteren ön ekler Tablo A’da, adlarda karşılaşacağınız diğer ekler tablonun altında verilmiştir. Esterleri etkinliğin 4. aşamasında inceleyeceksiniz.</w:t>
-      </w:r>
-    </w:p>
-    <w:p>
-      <w:pPr>
-        <w:jc w:val="center"/>
-        <w:rPr>
-          <w:rFonts w:ascii="Times New Roman" w:hAnsi="Times New Roman" w:cs="Times New Roman"/>
-          <w:lang w:val="tr-TR"/>
-        </w:rPr>
-      </w:pPr>
-      <w:r>
-        <w:rPr>
-          <w:rFonts w:ascii="Times New Roman" w:hAnsi="Times New Roman" w:cs="Times New Roman"/>
-          <w:b/>
-          <w:bCs/>
-          <w:lang w:val="tr-TR"/>
-        </w:rPr>
-        <w:t xml:space="preserve">Tablo A:</w:t>
-      </w:r>
-      <w:r>
-        <w:rPr>
-          <w:rFonts w:ascii="Times New Roman" w:hAnsi="Times New Roman" w:cs="Times New Roman"/>
-          <w:lang w:val="tr-TR"/>
-        </w:rPr>
-        <w:t xml:space="preserve"> Ana zincirin karbon sayısını gösteren ön ekler</w:t>
+        <w:t xml:space="preserve">Sınıfınızda gruplara ayrılınız. Her grup aşağıdaki kartlardan birini ya da birkaçını incelesin; ardından gruplar bulgularını birbirine aktarsın. Kartlarda bileşiklerin yarı açık formülleri ve IUPAC sistemine göre adları verilmiştir. Ana zincirin karbon sayısını gösteren ön ekler aşağıdaki tabloda, adlarda karşılaşacağınız diğer ekler tablonun altında verilmiştir. Esterleri etkinliğin 4. aşamasında inceleyeceksiniz.</w:t>
       </w:r>
     </w:p>
     <w:tbl>
@@ -3832,29 +3807,1179 @@
         <w:t xml:space="preserve">Aşağıda hidroksi (–OH) grubu sayısı farklı olan bazı alkollerin molekül ve yarı açık formülleri karışık olarak verilmiştir.</w:t>
       </w:r>
     </w:p>
+    <w:tbl>
+      <w:tblPr>
+        <w:tblW w:w="9000" w:type="dxa"/>
+        <w:jc w:val="center"/>
+        <w:tblBorders>
+          <w:top w:val="single" w:sz="4" w:space="0" w:color="auto"/>
+          <w:left w:val="single" w:sz="4" w:space="0" w:color="auto"/>
+          <w:bottom w:val="single" w:sz="4" w:space="0" w:color="auto"/>
+          <w:right w:val="single" w:sz="4" w:space="0" w:color="auto"/>
+          <w:insideH w:val="single" w:sz="4" w:space="0" w:color="auto"/>
+          <w:insideV w:val="single" w:sz="4" w:space="0" w:color="auto"/>
+        </w:tblBorders>
+        <w:tblLayout w:type="fixed"/>
+        <w:tblLook w:val="04A0"/>
+      </w:tblPr>
+      <w:tblGrid>
+        <w:gridCol w:w="2200"/>
+        <w:gridCol w:w="4000"/>
+        <w:gridCol w:w="2800"/>
+      </w:tblGrid>
+      <w:tr>
+        <w:tc>
+          <w:tcPr>
+            <w:tcW w:w="2200" w:type="dxa"/>
+            <w:shd w:val="clear" w:color="auto" w:fill="D9E2F3"/>
+            <w:vAlign w:val="center"/>
+          </w:tcPr>
+          <w:p>
+            <w:pPr>
+              <w:jc w:val="center"/>
+              <w:rPr>
+                <w:rFonts w:ascii="Times New Roman" w:hAnsi="Times New Roman" w:cs="Times New Roman"/>
+                <w:b/>
+                <w:bCs/>
+                <w:lang w:val="tr-TR"/>
+              </w:rPr>
+            </w:pPr>
+            <w:r>
+              <w:rPr>
+                <w:rFonts w:ascii="Times New Roman" w:hAnsi="Times New Roman" w:cs="Times New Roman"/>
+                <w:b/>
+                <w:bCs/>
+                <w:sz w:val="20"/>
+                <w:szCs w:val="20"/>
+                <w:lang w:val="tr-TR"/>
+              </w:rPr>
+              <w:t xml:space="preserve">Molekül formülü</w:t>
+            </w:r>
+          </w:p>
+        </w:tc>
+        <w:tc>
+          <w:tcPr>
+            <w:tcW w:w="4000" w:type="dxa"/>
+            <w:shd w:val="clear" w:color="auto" w:fill="D9E2F3"/>
+            <w:vAlign w:val="center"/>
+          </w:tcPr>
+          <w:p>
+            <w:pPr>
+              <w:jc w:val="center"/>
+              <w:rPr>
+                <w:rFonts w:ascii="Times New Roman" w:hAnsi="Times New Roman" w:cs="Times New Roman"/>
+                <w:b/>
+                <w:bCs/>
+                <w:lang w:val="tr-TR"/>
+              </w:rPr>
+            </w:pPr>
+            <w:r>
+              <w:rPr>
+                <w:rFonts w:ascii="Times New Roman" w:hAnsi="Times New Roman" w:cs="Times New Roman"/>
+                <w:b/>
+                <w:bCs/>
+                <w:sz w:val="20"/>
+                <w:szCs w:val="20"/>
+                <w:lang w:val="tr-TR"/>
+              </w:rPr>
+              <w:t xml:space="preserve">Yarı açık formül</w:t>
+            </w:r>
+          </w:p>
+        </w:tc>
+        <w:tc>
+          <w:tcPr>
+            <w:tcW w:w="2800" w:type="dxa"/>
+            <w:shd w:val="clear" w:color="auto" w:fill="D9E2F3"/>
+            <w:vAlign w:val="center"/>
+          </w:tcPr>
+          <w:p>
+            <w:pPr>
+              <w:jc w:val="center"/>
+              <w:rPr>
+                <w:rFonts w:ascii="Times New Roman" w:hAnsi="Times New Roman" w:cs="Times New Roman"/>
+                <w:b/>
+                <w:bCs/>
+                <w:lang w:val="tr-TR"/>
+              </w:rPr>
+            </w:pPr>
+            <w:r>
+              <w:rPr>
+                <w:rFonts w:ascii="Times New Roman" w:hAnsi="Times New Roman" w:cs="Times New Roman"/>
+                <w:b/>
+                <w:bCs/>
+                <w:sz w:val="20"/>
+                <w:szCs w:val="20"/>
+                <w:lang w:val="tr-TR"/>
+              </w:rPr>
+              <w:t xml:space="preserve">Sistematik ad</w:t>
+            </w:r>
+          </w:p>
+        </w:tc>
+      </w:tr>
+      <w:tr>
+        <w:tc>
+          <w:tcPr>
+            <w:tcW w:w="2200" w:type="dxa"/>
+            <w:vAlign w:val="center"/>
+          </w:tcPr>
+          <w:p>
+            <w:pPr>
+              <w:jc w:val="center"/>
+              <w:rPr>
+                <w:rFonts w:ascii="Times New Roman" w:hAnsi="Times New Roman" w:cs="Times New Roman"/>
+                <w:lang w:val="tr-TR"/>
+              </w:rPr>
+            </w:pPr>
+            <w:r>
+              <w:rPr>
+                <w:rFonts w:ascii="Times New Roman" w:hAnsi="Times New Roman" w:cs="Times New Roman"/>
+                <w:sz w:val="20"/>
+                <w:szCs w:val="20"/>
+                <w:lang w:val="tr-TR"/>
+              </w:rPr>
+              <w:t xml:space="preserve">C</w:t>
+            </w:r>
+            <w:r>
+              <w:rPr>
+                <w:rFonts w:ascii="Times New Roman" w:hAnsi="Times New Roman" w:cs="Times New Roman"/>
+                <w:sz w:val="20"/>
+                <w:szCs w:val="20"/>
+                <w:vertAlign w:val="subscript"/>
+                <w:lang w:val="tr-TR"/>
+              </w:rPr>
+              <w:t xml:space="preserve">2</w:t>
+            </w:r>
+            <w:r>
+              <w:rPr>
+                <w:rFonts w:ascii="Times New Roman" w:hAnsi="Times New Roman" w:cs="Times New Roman"/>
+                <w:sz w:val="20"/>
+                <w:szCs w:val="20"/>
+                <w:lang w:val="tr-TR"/>
+              </w:rPr>
+              <w:t xml:space="preserve">H</w:t>
+            </w:r>
+            <w:r>
+              <w:rPr>
+                <w:rFonts w:ascii="Times New Roman" w:hAnsi="Times New Roman" w:cs="Times New Roman"/>
+                <w:sz w:val="20"/>
+                <w:szCs w:val="20"/>
+                <w:vertAlign w:val="subscript"/>
+                <w:lang w:val="tr-TR"/>
+              </w:rPr>
+              <w:t xml:space="preserve">6</w:t>
+            </w:r>
+            <w:r>
+              <w:rPr>
+                <w:rFonts w:ascii="Times New Roman" w:hAnsi="Times New Roman" w:cs="Times New Roman"/>
+                <w:sz w:val="20"/>
+                <w:szCs w:val="20"/>
+                <w:lang w:val="tr-TR"/>
+              </w:rPr>
+              <w:t xml:space="preserve">O</w:t>
+            </w:r>
+            <w:r>
+              <w:rPr>
+                <w:rFonts w:ascii="Times New Roman" w:hAnsi="Times New Roman" w:cs="Times New Roman"/>
+                <w:sz w:val="20"/>
+                <w:szCs w:val="20"/>
+                <w:vertAlign w:val="subscript"/>
+                <w:lang w:val="tr-TR"/>
+              </w:rPr>
+              <w:t xml:space="preserve">2</w:t>
+            </w:r>
+          </w:p>
+        </w:tc>
+        <w:tc>
+          <w:tcPr>
+            <w:tcW w:w="4000" w:type="dxa"/>
+            <w:vAlign w:val="center"/>
+          </w:tcPr>
+          <w:p>
+            <w:pPr>
+              <w:jc w:val="center"/>
+              <w:rPr>
+                <w:rFonts w:ascii="Times New Roman" w:hAnsi="Times New Roman" w:cs="Times New Roman"/>
+                <w:lang w:val="tr-TR"/>
+              </w:rPr>
+            </w:pPr>
+            <w:r>
+              <w:rPr>
+                <w:rFonts w:ascii="Times New Roman" w:hAnsi="Times New Roman" w:cs="Times New Roman"/>
+                <w:sz w:val="20"/>
+                <w:szCs w:val="20"/>
+                <w:lang w:val="tr-TR"/>
+              </w:rPr>
+              <w:t xml:space="preserve">HO–CH</w:t>
+            </w:r>
+            <w:r>
+              <w:rPr>
+                <w:rFonts w:ascii="Times New Roman" w:hAnsi="Times New Roman" w:cs="Times New Roman"/>
+                <w:sz w:val="20"/>
+                <w:szCs w:val="20"/>
+                <w:vertAlign w:val="subscript"/>
+                <w:lang w:val="tr-TR"/>
+              </w:rPr>
+              <w:t xml:space="preserve">2</w:t>
+            </w:r>
+            <w:r>
+              <w:rPr>
+                <w:rFonts w:ascii="Times New Roman" w:hAnsi="Times New Roman" w:cs="Times New Roman"/>
+                <w:sz w:val="20"/>
+                <w:szCs w:val="20"/>
+                <w:lang w:val="tr-TR"/>
+              </w:rPr>
+              <w:t xml:space="preserve">–CH</w:t>
+            </w:r>
+            <w:r>
+              <w:rPr>
+                <w:rFonts w:ascii="Times New Roman" w:hAnsi="Times New Roman" w:cs="Times New Roman"/>
+                <w:sz w:val="20"/>
+                <w:szCs w:val="20"/>
+                <w:vertAlign w:val="subscript"/>
+                <w:lang w:val="tr-TR"/>
+              </w:rPr>
+              <w:t xml:space="preserve">2</w:t>
+            </w:r>
+            <w:r>
+              <w:rPr>
+                <w:rFonts w:ascii="Times New Roman" w:hAnsi="Times New Roman" w:cs="Times New Roman"/>
+                <w:sz w:val="20"/>
+                <w:szCs w:val="20"/>
+                <w:lang w:val="tr-TR"/>
+              </w:rPr>
+              <w:t xml:space="preserve">–OH</w:t>
+            </w:r>
+          </w:p>
+        </w:tc>
+        <w:tc>
+          <w:tcPr>
+            <w:tcW w:w="2800" w:type="dxa"/>
+            <w:vAlign w:val="center"/>
+          </w:tcPr>
+          <w:p>
+            <w:pPr>
+              <w:jc w:val="center"/>
+              <w:rPr>
+                <w:rFonts w:ascii="Times New Roman" w:hAnsi="Times New Roman" w:cs="Times New Roman"/>
+                <w:lang w:val="tr-TR"/>
+              </w:rPr>
+            </w:pPr>
+            <w:r>
+              <w:rPr>
+                <w:rFonts w:ascii="Times New Roman" w:hAnsi="Times New Roman" w:cs="Times New Roman"/>
+                <w:sz w:val="20"/>
+                <w:szCs w:val="20"/>
+                <w:lang w:val="tr-TR"/>
+              </w:rPr>
+              <w:t xml:space="preserve">etan-1,2-diol</w:t>
+            </w:r>
+          </w:p>
+        </w:tc>
+      </w:tr>
+      <w:tr>
+        <w:tc>
+          <w:tcPr>
+            <w:tcW w:w="2200" w:type="dxa"/>
+            <w:vAlign w:val="center"/>
+          </w:tcPr>
+          <w:p>
+            <w:pPr>
+              <w:jc w:val="center"/>
+              <w:rPr>
+                <w:rFonts w:ascii="Times New Roman" w:hAnsi="Times New Roman" w:cs="Times New Roman"/>
+                <w:lang w:val="tr-TR"/>
+              </w:rPr>
+            </w:pPr>
+            <w:r>
+              <w:rPr>
+                <w:rFonts w:ascii="Times New Roman" w:hAnsi="Times New Roman" w:cs="Times New Roman"/>
+                <w:sz w:val="20"/>
+                <w:szCs w:val="20"/>
+                <w:lang w:val="tr-TR"/>
+              </w:rPr>
+              <w:t xml:space="preserve">CH</w:t>
+            </w:r>
+            <w:r>
+              <w:rPr>
+                <w:rFonts w:ascii="Times New Roman" w:hAnsi="Times New Roman" w:cs="Times New Roman"/>
+                <w:sz w:val="20"/>
+                <w:szCs w:val="20"/>
+                <w:vertAlign w:val="subscript"/>
+                <w:lang w:val="tr-TR"/>
+              </w:rPr>
+              <w:t xml:space="preserve">4</w:t>
+            </w:r>
+            <w:r>
+              <w:rPr>
+                <w:rFonts w:ascii="Times New Roman" w:hAnsi="Times New Roman" w:cs="Times New Roman"/>
+                <w:sz w:val="20"/>
+                <w:szCs w:val="20"/>
+                <w:lang w:val="tr-TR"/>
+              </w:rPr>
+              <w:t xml:space="preserve">O</w:t>
+            </w:r>
+          </w:p>
+        </w:tc>
+        <w:tc>
+          <w:tcPr>
+            <w:tcW w:w="4000" w:type="dxa"/>
+            <w:vAlign w:val="center"/>
+          </w:tcPr>
+          <w:p>
+            <w:pPr>
+              <w:jc w:val="center"/>
+              <w:rPr>
+                <w:rFonts w:ascii="Times New Roman" w:hAnsi="Times New Roman" w:cs="Times New Roman"/>
+                <w:lang w:val="tr-TR"/>
+              </w:rPr>
+            </w:pPr>
+            <w:r>
+              <w:rPr>
+                <w:rFonts w:ascii="Times New Roman" w:hAnsi="Times New Roman" w:cs="Times New Roman"/>
+                <w:sz w:val="20"/>
+                <w:szCs w:val="20"/>
+                <w:lang w:val="tr-TR"/>
+              </w:rPr>
+              <w:t xml:space="preserve">CH</w:t>
+            </w:r>
+            <w:r>
+              <w:rPr>
+                <w:rFonts w:ascii="Times New Roman" w:hAnsi="Times New Roman" w:cs="Times New Roman"/>
+                <w:sz w:val="20"/>
+                <w:szCs w:val="20"/>
+                <w:vertAlign w:val="subscript"/>
+                <w:lang w:val="tr-TR"/>
+              </w:rPr>
+              <w:t xml:space="preserve">3</w:t>
+            </w:r>
+            <w:r>
+              <w:rPr>
+                <w:rFonts w:ascii="Times New Roman" w:hAnsi="Times New Roman" w:cs="Times New Roman"/>
+                <w:sz w:val="20"/>
+                <w:szCs w:val="20"/>
+                <w:lang w:val="tr-TR"/>
+              </w:rPr>
+              <w:t xml:space="preserve">–OH</w:t>
+            </w:r>
+          </w:p>
+        </w:tc>
+        <w:tc>
+          <w:tcPr>
+            <w:tcW w:w="2800" w:type="dxa"/>
+            <w:vAlign w:val="center"/>
+          </w:tcPr>
+          <w:p>
+            <w:pPr>
+              <w:jc w:val="center"/>
+              <w:rPr>
+                <w:rFonts w:ascii="Times New Roman" w:hAnsi="Times New Roman" w:cs="Times New Roman"/>
+                <w:lang w:val="tr-TR"/>
+              </w:rPr>
+            </w:pPr>
+            <w:r>
+              <w:rPr>
+                <w:rFonts w:ascii="Times New Roman" w:hAnsi="Times New Roman" w:cs="Times New Roman"/>
+                <w:sz w:val="20"/>
+                <w:szCs w:val="20"/>
+                <w:lang w:val="tr-TR"/>
+              </w:rPr>
+              <w:t xml:space="preserve">metanol</w:t>
+            </w:r>
+          </w:p>
+        </w:tc>
+      </w:tr>
+      <w:tr>
+        <w:tc>
+          <w:tcPr>
+            <w:tcW w:w="2200" w:type="dxa"/>
+            <w:vAlign w:val="center"/>
+          </w:tcPr>
+          <w:p>
+            <w:pPr>
+              <w:jc w:val="center"/>
+              <w:rPr>
+                <w:rFonts w:ascii="Times New Roman" w:hAnsi="Times New Roman" w:cs="Times New Roman"/>
+                <w:lang w:val="tr-TR"/>
+              </w:rPr>
+            </w:pPr>
+            <w:r>
+              <w:rPr>
+                <w:rFonts w:ascii="Times New Roman" w:hAnsi="Times New Roman" w:cs="Times New Roman"/>
+                <w:sz w:val="20"/>
+                <w:szCs w:val="20"/>
+                <w:lang w:val="tr-TR"/>
+              </w:rPr>
+              <w:t xml:space="preserve">C</w:t>
+            </w:r>
+            <w:r>
+              <w:rPr>
+                <w:rFonts w:ascii="Times New Roman" w:hAnsi="Times New Roman" w:cs="Times New Roman"/>
+                <w:sz w:val="20"/>
+                <w:szCs w:val="20"/>
+                <w:vertAlign w:val="subscript"/>
+                <w:lang w:val="tr-TR"/>
+              </w:rPr>
+              <w:t xml:space="preserve">3</w:t>
+            </w:r>
+            <w:r>
+              <w:rPr>
+                <w:rFonts w:ascii="Times New Roman" w:hAnsi="Times New Roman" w:cs="Times New Roman"/>
+                <w:sz w:val="20"/>
+                <w:szCs w:val="20"/>
+                <w:lang w:val="tr-TR"/>
+              </w:rPr>
+              <w:t xml:space="preserve">H</w:t>
+            </w:r>
+            <w:r>
+              <w:rPr>
+                <w:rFonts w:ascii="Times New Roman" w:hAnsi="Times New Roman" w:cs="Times New Roman"/>
+                <w:sz w:val="20"/>
+                <w:szCs w:val="20"/>
+                <w:vertAlign w:val="subscript"/>
+                <w:lang w:val="tr-TR"/>
+              </w:rPr>
+              <w:t xml:space="preserve">8</w:t>
+            </w:r>
+            <w:r>
+              <w:rPr>
+                <w:rFonts w:ascii="Times New Roman" w:hAnsi="Times New Roman" w:cs="Times New Roman"/>
+                <w:sz w:val="20"/>
+                <w:szCs w:val="20"/>
+                <w:lang w:val="tr-TR"/>
+              </w:rPr>
+              <w:t xml:space="preserve">O</w:t>
+            </w:r>
+            <w:r>
+              <w:rPr>
+                <w:rFonts w:ascii="Times New Roman" w:hAnsi="Times New Roman" w:cs="Times New Roman"/>
+                <w:sz w:val="20"/>
+                <w:szCs w:val="20"/>
+                <w:vertAlign w:val="subscript"/>
+                <w:lang w:val="tr-TR"/>
+              </w:rPr>
+              <w:t xml:space="preserve">3</w:t>
+            </w:r>
+          </w:p>
+        </w:tc>
+        <w:tc>
+          <w:tcPr>
+            <w:tcW w:w="4000" w:type="dxa"/>
+            <w:vAlign w:val="center"/>
+          </w:tcPr>
+          <w:p>
+            <w:pPr>
+              <w:jc w:val="center"/>
+              <w:rPr>
+                <w:rFonts w:ascii="Times New Roman" w:hAnsi="Times New Roman" w:cs="Times New Roman"/>
+                <w:lang w:val="tr-TR"/>
+              </w:rPr>
+            </w:pPr>
+            <w:r>
+              <w:rPr>
+                <w:rFonts w:ascii="Times New Roman" w:hAnsi="Times New Roman" w:cs="Times New Roman"/>
+                <w:sz w:val="20"/>
+                <w:szCs w:val="20"/>
+                <w:lang w:val="tr-TR"/>
+              </w:rPr>
+              <w:t xml:space="preserve">HO–CH</w:t>
+            </w:r>
+            <w:r>
+              <w:rPr>
+                <w:rFonts w:ascii="Times New Roman" w:hAnsi="Times New Roman" w:cs="Times New Roman"/>
+                <w:sz w:val="20"/>
+                <w:szCs w:val="20"/>
+                <w:vertAlign w:val="subscript"/>
+                <w:lang w:val="tr-TR"/>
+              </w:rPr>
+              <w:t xml:space="preserve">2</w:t>
+            </w:r>
+            <w:r>
+              <w:rPr>
+                <w:rFonts w:ascii="Times New Roman" w:hAnsi="Times New Roman" w:cs="Times New Roman"/>
+                <w:sz w:val="20"/>
+                <w:szCs w:val="20"/>
+                <w:lang w:val="tr-TR"/>
+              </w:rPr>
+              <w:t xml:space="preserve">–CH(OH)–CH</w:t>
+            </w:r>
+            <w:r>
+              <w:rPr>
+                <w:rFonts w:ascii="Times New Roman" w:hAnsi="Times New Roman" w:cs="Times New Roman"/>
+                <w:sz w:val="20"/>
+                <w:szCs w:val="20"/>
+                <w:vertAlign w:val="subscript"/>
+                <w:lang w:val="tr-TR"/>
+              </w:rPr>
+              <w:t xml:space="preserve">2</w:t>
+            </w:r>
+            <w:r>
+              <w:rPr>
+                <w:rFonts w:ascii="Times New Roman" w:hAnsi="Times New Roman" w:cs="Times New Roman"/>
+                <w:sz w:val="20"/>
+                <w:szCs w:val="20"/>
+                <w:lang w:val="tr-TR"/>
+              </w:rPr>
+              <w:t xml:space="preserve">–OH</w:t>
+            </w:r>
+          </w:p>
+        </w:tc>
+        <w:tc>
+          <w:tcPr>
+            <w:tcW w:w="2800" w:type="dxa"/>
+            <w:vAlign w:val="center"/>
+          </w:tcPr>
+          <w:p>
+            <w:pPr>
+              <w:jc w:val="center"/>
+              <w:rPr>
+                <w:rFonts w:ascii="Times New Roman" w:hAnsi="Times New Roman" w:cs="Times New Roman"/>
+                <w:lang w:val="tr-TR"/>
+              </w:rPr>
+            </w:pPr>
+            <w:r>
+              <w:rPr>
+                <w:rFonts w:ascii="Times New Roman" w:hAnsi="Times New Roman" w:cs="Times New Roman"/>
+                <w:sz w:val="20"/>
+                <w:szCs w:val="20"/>
+                <w:lang w:val="tr-TR"/>
+              </w:rPr>
+              <w:t xml:space="preserve">propan-1,2,3-triol</w:t>
+            </w:r>
+          </w:p>
+        </w:tc>
+      </w:tr>
+      <w:tr>
+        <w:tc>
+          <w:tcPr>
+            <w:tcW w:w="2200" w:type="dxa"/>
+            <w:vAlign w:val="center"/>
+          </w:tcPr>
+          <w:p>
+            <w:pPr>
+              <w:jc w:val="center"/>
+              <w:rPr>
+                <w:rFonts w:ascii="Times New Roman" w:hAnsi="Times New Roman" w:cs="Times New Roman"/>
+                <w:lang w:val="tr-TR"/>
+              </w:rPr>
+            </w:pPr>
+            <w:r>
+              <w:rPr>
+                <w:rFonts w:ascii="Times New Roman" w:hAnsi="Times New Roman" w:cs="Times New Roman"/>
+                <w:sz w:val="20"/>
+                <w:szCs w:val="20"/>
+                <w:lang w:val="tr-TR"/>
+              </w:rPr>
+              <w:t xml:space="preserve">C</w:t>
+            </w:r>
+            <w:r>
+              <w:rPr>
+                <w:rFonts w:ascii="Times New Roman" w:hAnsi="Times New Roman" w:cs="Times New Roman"/>
+                <w:sz w:val="20"/>
+                <w:szCs w:val="20"/>
+                <w:vertAlign w:val="subscript"/>
+                <w:lang w:val="tr-TR"/>
+              </w:rPr>
+              <w:t xml:space="preserve">2</w:t>
+            </w:r>
+            <w:r>
+              <w:rPr>
+                <w:rFonts w:ascii="Times New Roman" w:hAnsi="Times New Roman" w:cs="Times New Roman"/>
+                <w:sz w:val="20"/>
+                <w:szCs w:val="20"/>
+                <w:lang w:val="tr-TR"/>
+              </w:rPr>
+              <w:t xml:space="preserve">H</w:t>
+            </w:r>
+            <w:r>
+              <w:rPr>
+                <w:rFonts w:ascii="Times New Roman" w:hAnsi="Times New Roman" w:cs="Times New Roman"/>
+                <w:sz w:val="20"/>
+                <w:szCs w:val="20"/>
+                <w:vertAlign w:val="subscript"/>
+                <w:lang w:val="tr-TR"/>
+              </w:rPr>
+              <w:t xml:space="preserve">6</w:t>
+            </w:r>
+            <w:r>
+              <w:rPr>
+                <w:rFonts w:ascii="Times New Roman" w:hAnsi="Times New Roman" w:cs="Times New Roman"/>
+                <w:sz w:val="20"/>
+                <w:szCs w:val="20"/>
+                <w:lang w:val="tr-TR"/>
+              </w:rPr>
+              <w:t xml:space="preserve">O</w:t>
+            </w:r>
+          </w:p>
+        </w:tc>
+        <w:tc>
+          <w:tcPr>
+            <w:tcW w:w="4000" w:type="dxa"/>
+            <w:vAlign w:val="center"/>
+          </w:tcPr>
+          <w:p>
+            <w:pPr>
+              <w:jc w:val="center"/>
+              <w:rPr>
+                <w:rFonts w:ascii="Times New Roman" w:hAnsi="Times New Roman" w:cs="Times New Roman"/>
+                <w:lang w:val="tr-TR"/>
+              </w:rPr>
+            </w:pPr>
+            <w:r>
+              <w:rPr>
+                <w:rFonts w:ascii="Times New Roman" w:hAnsi="Times New Roman" w:cs="Times New Roman"/>
+                <w:sz w:val="20"/>
+                <w:szCs w:val="20"/>
+                <w:lang w:val="tr-TR"/>
+              </w:rPr>
+              <w:t xml:space="preserve">CH</w:t>
+            </w:r>
+            <w:r>
+              <w:rPr>
+                <w:rFonts w:ascii="Times New Roman" w:hAnsi="Times New Roman" w:cs="Times New Roman"/>
+                <w:sz w:val="20"/>
+                <w:szCs w:val="20"/>
+                <w:vertAlign w:val="subscript"/>
+                <w:lang w:val="tr-TR"/>
+              </w:rPr>
+              <w:t xml:space="preserve">3</w:t>
+            </w:r>
+            <w:r>
+              <w:rPr>
+                <w:rFonts w:ascii="Times New Roman" w:hAnsi="Times New Roman" w:cs="Times New Roman"/>
+                <w:sz w:val="20"/>
+                <w:szCs w:val="20"/>
+                <w:lang w:val="tr-TR"/>
+              </w:rPr>
+              <w:t xml:space="preserve">–CH</w:t>
+            </w:r>
+            <w:r>
+              <w:rPr>
+                <w:rFonts w:ascii="Times New Roman" w:hAnsi="Times New Roman" w:cs="Times New Roman"/>
+                <w:sz w:val="20"/>
+                <w:szCs w:val="20"/>
+                <w:vertAlign w:val="subscript"/>
+                <w:lang w:val="tr-TR"/>
+              </w:rPr>
+              <w:t xml:space="preserve">2</w:t>
+            </w:r>
+            <w:r>
+              <w:rPr>
+                <w:rFonts w:ascii="Times New Roman" w:hAnsi="Times New Roman" w:cs="Times New Roman"/>
+                <w:sz w:val="20"/>
+                <w:szCs w:val="20"/>
+                <w:lang w:val="tr-TR"/>
+              </w:rPr>
+              <w:t xml:space="preserve">–OH</w:t>
+            </w:r>
+          </w:p>
+        </w:tc>
+        <w:tc>
+          <w:tcPr>
+            <w:tcW w:w="2800" w:type="dxa"/>
+            <w:vAlign w:val="center"/>
+          </w:tcPr>
+          <w:p>
+            <w:pPr>
+              <w:jc w:val="center"/>
+              <w:rPr>
+                <w:rFonts w:ascii="Times New Roman" w:hAnsi="Times New Roman" w:cs="Times New Roman"/>
+                <w:lang w:val="tr-TR"/>
+              </w:rPr>
+            </w:pPr>
+            <w:r>
+              <w:rPr>
+                <w:rFonts w:ascii="Times New Roman" w:hAnsi="Times New Roman" w:cs="Times New Roman"/>
+                <w:sz w:val="20"/>
+                <w:szCs w:val="20"/>
+                <w:lang w:val="tr-TR"/>
+              </w:rPr>
+              <w:t xml:space="preserve">etanol</w:t>
+            </w:r>
+          </w:p>
+        </w:tc>
+      </w:tr>
+      <w:tr>
+        <w:tc>
+          <w:tcPr>
+            <w:tcW w:w="2200" w:type="dxa"/>
+            <w:vAlign w:val="center"/>
+          </w:tcPr>
+          <w:p>
+            <w:pPr>
+              <w:jc w:val="center"/>
+              <w:rPr>
+                <w:rFonts w:ascii="Times New Roman" w:hAnsi="Times New Roman" w:cs="Times New Roman"/>
+                <w:lang w:val="tr-TR"/>
+              </w:rPr>
+            </w:pPr>
+            <w:r>
+              <w:rPr>
+                <w:rFonts w:ascii="Times New Roman" w:hAnsi="Times New Roman" w:cs="Times New Roman"/>
+                <w:sz w:val="20"/>
+                <w:szCs w:val="20"/>
+                <w:lang w:val="tr-TR"/>
+              </w:rPr>
+              <w:t xml:space="preserve">C</w:t>
+            </w:r>
+            <w:r>
+              <w:rPr>
+                <w:rFonts w:ascii="Times New Roman" w:hAnsi="Times New Roman" w:cs="Times New Roman"/>
+                <w:sz w:val="20"/>
+                <w:szCs w:val="20"/>
+                <w:vertAlign w:val="subscript"/>
+                <w:lang w:val="tr-TR"/>
+              </w:rPr>
+              <w:t xml:space="preserve">3</w:t>
+            </w:r>
+            <w:r>
+              <w:rPr>
+                <w:rFonts w:ascii="Times New Roman" w:hAnsi="Times New Roman" w:cs="Times New Roman"/>
+                <w:sz w:val="20"/>
+                <w:szCs w:val="20"/>
+                <w:lang w:val="tr-TR"/>
+              </w:rPr>
+              <w:t xml:space="preserve">H</w:t>
+            </w:r>
+            <w:r>
+              <w:rPr>
+                <w:rFonts w:ascii="Times New Roman" w:hAnsi="Times New Roman" w:cs="Times New Roman"/>
+                <w:sz w:val="20"/>
+                <w:szCs w:val="20"/>
+                <w:vertAlign w:val="subscript"/>
+                <w:lang w:val="tr-TR"/>
+              </w:rPr>
+              <w:t xml:space="preserve">8</w:t>
+            </w:r>
+            <w:r>
+              <w:rPr>
+                <w:rFonts w:ascii="Times New Roman" w:hAnsi="Times New Roman" w:cs="Times New Roman"/>
+                <w:sz w:val="20"/>
+                <w:szCs w:val="20"/>
+                <w:lang w:val="tr-TR"/>
+              </w:rPr>
+              <w:t xml:space="preserve">O</w:t>
+            </w:r>
+            <w:r>
+              <w:rPr>
+                <w:rFonts w:ascii="Times New Roman" w:hAnsi="Times New Roman" w:cs="Times New Roman"/>
+                <w:sz w:val="20"/>
+                <w:szCs w:val="20"/>
+                <w:vertAlign w:val="subscript"/>
+                <w:lang w:val="tr-TR"/>
+              </w:rPr>
+              <w:t xml:space="preserve">2</w:t>
+            </w:r>
+          </w:p>
+        </w:tc>
+        <w:tc>
+          <w:tcPr>
+            <w:tcW w:w="4000" w:type="dxa"/>
+            <w:vAlign w:val="center"/>
+          </w:tcPr>
+          <w:p>
+            <w:pPr>
+              <w:jc w:val="center"/>
+              <w:rPr>
+                <w:rFonts w:ascii="Times New Roman" w:hAnsi="Times New Roman" w:cs="Times New Roman"/>
+                <w:lang w:val="tr-TR"/>
+              </w:rPr>
+            </w:pPr>
+            <w:r>
+              <w:rPr>
+                <w:rFonts w:ascii="Times New Roman" w:hAnsi="Times New Roman" w:cs="Times New Roman"/>
+                <w:sz w:val="20"/>
+                <w:szCs w:val="20"/>
+                <w:lang w:val="tr-TR"/>
+              </w:rPr>
+              <w:t xml:space="preserve">CH</w:t>
+            </w:r>
+            <w:r>
+              <w:rPr>
+                <w:rFonts w:ascii="Times New Roman" w:hAnsi="Times New Roman" w:cs="Times New Roman"/>
+                <w:sz w:val="20"/>
+                <w:szCs w:val="20"/>
+                <w:vertAlign w:val="subscript"/>
+                <w:lang w:val="tr-TR"/>
+              </w:rPr>
+              <w:t xml:space="preserve">3</w:t>
+            </w:r>
+            <w:r>
+              <w:rPr>
+                <w:rFonts w:ascii="Times New Roman" w:hAnsi="Times New Roman" w:cs="Times New Roman"/>
+                <w:sz w:val="20"/>
+                <w:szCs w:val="20"/>
+                <w:lang w:val="tr-TR"/>
+              </w:rPr>
+              <w:t xml:space="preserve">–CH(OH)–CH</w:t>
+            </w:r>
+            <w:r>
+              <w:rPr>
+                <w:rFonts w:ascii="Times New Roman" w:hAnsi="Times New Roman" w:cs="Times New Roman"/>
+                <w:sz w:val="20"/>
+                <w:szCs w:val="20"/>
+                <w:vertAlign w:val="subscript"/>
+                <w:lang w:val="tr-TR"/>
+              </w:rPr>
+              <w:t xml:space="preserve">2</w:t>
+            </w:r>
+            <w:r>
+              <w:rPr>
+                <w:rFonts w:ascii="Times New Roman" w:hAnsi="Times New Roman" w:cs="Times New Roman"/>
+                <w:sz w:val="20"/>
+                <w:szCs w:val="20"/>
+                <w:lang w:val="tr-TR"/>
+              </w:rPr>
+              <w:t xml:space="preserve">–OH</w:t>
+            </w:r>
+          </w:p>
+        </w:tc>
+        <w:tc>
+          <w:tcPr>
+            <w:tcW w:w="2800" w:type="dxa"/>
+            <w:vAlign w:val="center"/>
+          </w:tcPr>
+          <w:p>
+            <w:pPr>
+              <w:jc w:val="center"/>
+              <w:rPr>
+                <w:rFonts w:ascii="Times New Roman" w:hAnsi="Times New Roman" w:cs="Times New Roman"/>
+                <w:lang w:val="tr-TR"/>
+              </w:rPr>
+            </w:pPr>
+            <w:r>
+              <w:rPr>
+                <w:rFonts w:ascii="Times New Roman" w:hAnsi="Times New Roman" w:cs="Times New Roman"/>
+                <w:sz w:val="20"/>
+                <w:szCs w:val="20"/>
+                <w:lang w:val="tr-TR"/>
+              </w:rPr>
+              <w:t xml:space="preserve">propan-1,2-diol</w:t>
+            </w:r>
+          </w:p>
+        </w:tc>
+      </w:tr>
+      <w:tr>
+        <w:tc>
+          <w:tcPr>
+            <w:tcW w:w="2200" w:type="dxa"/>
+            <w:vAlign w:val="center"/>
+          </w:tcPr>
+          <w:p>
+            <w:pPr>
+              <w:jc w:val="center"/>
+              <w:rPr>
+                <w:rFonts w:ascii="Times New Roman" w:hAnsi="Times New Roman" w:cs="Times New Roman"/>
+                <w:lang w:val="tr-TR"/>
+              </w:rPr>
+            </w:pPr>
+            <w:r>
+              <w:rPr>
+                <w:rFonts w:ascii="Times New Roman" w:hAnsi="Times New Roman" w:cs="Times New Roman"/>
+                <w:sz w:val="20"/>
+                <w:szCs w:val="20"/>
+                <w:lang w:val="tr-TR"/>
+              </w:rPr>
+              <w:t xml:space="preserve">C</w:t>
+            </w:r>
+            <w:r>
+              <w:rPr>
+                <w:rFonts w:ascii="Times New Roman" w:hAnsi="Times New Roman" w:cs="Times New Roman"/>
+                <w:sz w:val="20"/>
+                <w:szCs w:val="20"/>
+                <w:vertAlign w:val="subscript"/>
+                <w:lang w:val="tr-TR"/>
+              </w:rPr>
+              <w:t xml:space="preserve">4</w:t>
+            </w:r>
+            <w:r>
+              <w:rPr>
+                <w:rFonts w:ascii="Times New Roman" w:hAnsi="Times New Roman" w:cs="Times New Roman"/>
+                <w:sz w:val="20"/>
+                <w:szCs w:val="20"/>
+                <w:lang w:val="tr-TR"/>
+              </w:rPr>
+              <w:t xml:space="preserve">H</w:t>
+            </w:r>
+            <w:r>
+              <w:rPr>
+                <w:rFonts w:ascii="Times New Roman" w:hAnsi="Times New Roman" w:cs="Times New Roman"/>
+                <w:sz w:val="20"/>
+                <w:szCs w:val="20"/>
+                <w:vertAlign w:val="subscript"/>
+                <w:lang w:val="tr-TR"/>
+              </w:rPr>
+              <w:t xml:space="preserve">10</w:t>
+            </w:r>
+            <w:r>
+              <w:rPr>
+                <w:rFonts w:ascii="Times New Roman" w:hAnsi="Times New Roman" w:cs="Times New Roman"/>
+                <w:sz w:val="20"/>
+                <w:szCs w:val="20"/>
+                <w:lang w:val="tr-TR"/>
+              </w:rPr>
+              <w:t xml:space="preserve">O</w:t>
+            </w:r>
+          </w:p>
+        </w:tc>
+        <w:tc>
+          <w:tcPr>
+            <w:tcW w:w="4000" w:type="dxa"/>
+            <w:vAlign w:val="center"/>
+          </w:tcPr>
+          <w:p>
+            <w:pPr>
+              <w:jc w:val="center"/>
+              <w:rPr>
+                <w:rFonts w:ascii="Times New Roman" w:hAnsi="Times New Roman" w:cs="Times New Roman"/>
+                <w:lang w:val="tr-TR"/>
+              </w:rPr>
+            </w:pPr>
+            <w:r>
+              <w:rPr>
+                <w:rFonts w:ascii="Times New Roman" w:hAnsi="Times New Roman" w:cs="Times New Roman"/>
+                <w:sz w:val="20"/>
+                <w:szCs w:val="20"/>
+                <w:lang w:val="tr-TR"/>
+              </w:rPr>
+              <w:t xml:space="preserve">CH</w:t>
+            </w:r>
+            <w:r>
+              <w:rPr>
+                <w:rFonts w:ascii="Times New Roman" w:hAnsi="Times New Roman" w:cs="Times New Roman"/>
+                <w:sz w:val="20"/>
+                <w:szCs w:val="20"/>
+                <w:vertAlign w:val="subscript"/>
+                <w:lang w:val="tr-TR"/>
+              </w:rPr>
+              <w:t xml:space="preserve">3</w:t>
+            </w:r>
+            <w:r>
+              <w:rPr>
+                <w:rFonts w:ascii="Times New Roman" w:hAnsi="Times New Roman" w:cs="Times New Roman"/>
+                <w:sz w:val="20"/>
+                <w:szCs w:val="20"/>
+                <w:lang w:val="tr-TR"/>
+              </w:rPr>
+              <w:t xml:space="preserve">–CH</w:t>
+            </w:r>
+            <w:r>
+              <w:rPr>
+                <w:rFonts w:ascii="Times New Roman" w:hAnsi="Times New Roman" w:cs="Times New Roman"/>
+                <w:sz w:val="20"/>
+                <w:szCs w:val="20"/>
+                <w:vertAlign w:val="subscript"/>
+                <w:lang w:val="tr-TR"/>
+              </w:rPr>
+              <w:t xml:space="preserve">2</w:t>
+            </w:r>
+            <w:r>
+              <w:rPr>
+                <w:rFonts w:ascii="Times New Roman" w:hAnsi="Times New Roman" w:cs="Times New Roman"/>
+                <w:sz w:val="20"/>
+                <w:szCs w:val="20"/>
+                <w:lang w:val="tr-TR"/>
+              </w:rPr>
+              <w:t xml:space="preserve">–CH</w:t>
+            </w:r>
+            <w:r>
+              <w:rPr>
+                <w:rFonts w:ascii="Times New Roman" w:hAnsi="Times New Roman" w:cs="Times New Roman"/>
+                <w:sz w:val="20"/>
+                <w:szCs w:val="20"/>
+                <w:vertAlign w:val="subscript"/>
+                <w:lang w:val="tr-TR"/>
+              </w:rPr>
+              <w:t xml:space="preserve">2</w:t>
+            </w:r>
+            <w:r>
+              <w:rPr>
+                <w:rFonts w:ascii="Times New Roman" w:hAnsi="Times New Roman" w:cs="Times New Roman"/>
+                <w:sz w:val="20"/>
+                <w:szCs w:val="20"/>
+                <w:lang w:val="tr-TR"/>
+              </w:rPr>
+              <w:t xml:space="preserve">–CH</w:t>
+            </w:r>
+            <w:r>
+              <w:rPr>
+                <w:rFonts w:ascii="Times New Roman" w:hAnsi="Times New Roman" w:cs="Times New Roman"/>
+                <w:sz w:val="20"/>
+                <w:szCs w:val="20"/>
+                <w:vertAlign w:val="subscript"/>
+                <w:lang w:val="tr-TR"/>
+              </w:rPr>
+              <w:t xml:space="preserve">2</w:t>
+            </w:r>
+            <w:r>
+              <w:rPr>
+                <w:rFonts w:ascii="Times New Roman" w:hAnsi="Times New Roman" w:cs="Times New Roman"/>
+                <w:sz w:val="20"/>
+                <w:szCs w:val="20"/>
+                <w:lang w:val="tr-TR"/>
+              </w:rPr>
+              <w:t xml:space="preserve">–OH</w:t>
+            </w:r>
+          </w:p>
+        </w:tc>
+        <w:tc>
+          <w:tcPr>
+            <w:tcW w:w="2800" w:type="dxa"/>
+            <w:vAlign w:val="center"/>
+          </w:tcPr>
+          <w:p>
+            <w:pPr>
+              <w:jc w:val="center"/>
+              <w:rPr>
+                <w:rFonts w:ascii="Times New Roman" w:hAnsi="Times New Roman" w:cs="Times New Roman"/>
+                <w:lang w:val="tr-TR"/>
+              </w:rPr>
+            </w:pPr>
+            <w:r>
+              <w:rPr>
+                <w:rFonts w:ascii="Times New Roman" w:hAnsi="Times New Roman" w:cs="Times New Roman"/>
+                <w:sz w:val="20"/>
+                <w:szCs w:val="20"/>
+                <w:lang w:val="tr-TR"/>
+              </w:rPr>
+              <w:t xml:space="preserve">bütan-1-ol</w:t>
+            </w:r>
+          </w:p>
+        </w:tc>
+      </w:tr>
+    </w:tbl>
     <w:p>
       <w:pPr>
-        <w:jc w:val="center"/>
-        <w:rPr>
-          <w:rFonts w:ascii="Times New Roman" w:hAnsi="Times New Roman" w:cs="Times New Roman"/>
-          <w:lang w:val="tr-TR"/>
-        </w:rPr>
-      </w:pPr>
-      <w:r>
-        <w:rPr>
-          <w:rFonts w:ascii="Times New Roman" w:hAnsi="Times New Roman" w:cs="Times New Roman"/>
-          <w:b/>
-          <w:bCs/>
-          <w:lang w:val="tr-TR"/>
-        </w:rPr>
-        <w:t xml:space="preserve">Tablo B:</w:t>
-      </w:r>
-      <w:r>
-        <w:rPr>
-          <w:rFonts w:ascii="Times New Roman" w:hAnsi="Times New Roman" w:cs="Times New Roman"/>
-          <w:lang w:val="tr-TR"/>
-        </w:rPr>
-        <w:t xml:space="preserve"> Hidroksi grubu sayısı farklı bazı alkoller</w:t>
+        <w:jc w:val="both"/>
+        <w:rPr>
+          <w:rFonts w:ascii="Times New Roman" w:hAnsi="Times New Roman" w:cs="Times New Roman"/>
+          <w:lang w:val="tr-TR"/>
+        </w:rPr>
+      </w:pPr>
+    </w:p>
+    <w:p>
+      <w:pPr>
+        <w:pStyle w:val="ListParagraph"/>
+        <w:numPr>
+          <w:ilvl w:val="0"/>
+          <w:numId w:val="53"/>
+        </w:numPr>
+        <w:jc w:val="both"/>
+        <w:rPr>
+          <w:rFonts w:ascii="Times New Roman" w:hAnsi="Times New Roman" w:cs="Times New Roman"/>
+          <w:lang w:val="tr-TR"/>
+        </w:rPr>
+      </w:pPr>
+      <w:r>
+        <w:rPr>
+          <w:rFonts w:ascii="Times New Roman" w:hAnsi="Times New Roman" w:cs="Times New Roman"/>
+          <w:lang w:val="tr-TR"/>
+        </w:rPr>
+        <w:t xml:space="preserve">Tablodaki bileşikler arasında bir fark var mıdır? Bu bileşikleri hangi ölçütü kullanarak birbirinden ayırt edebilirsiniz? Önce kendi fikrinizi yazınız, sonra grubunuzdaki arkadaşlarınızın fikirlerini sözlerini kesmeden dinleyiniz. Olaylara farklı bakış açılarıyla yaklaşılabileceğini kabul ederek ortak bir ölçüt üzerinde uzlaşınız.</w:t>
+      </w:r>
+    </w:p>
+    <w:p>
+      <w:pPr>
+        <w:ind w:left="720"/>
+        <w:jc w:val="both"/>
+        <w:rPr>
+          <w:rFonts w:ascii="Times New Roman" w:hAnsi="Times New Roman" w:cs="Times New Roman"/>
+          <w:lang w:val="tr-TR"/>
+        </w:rPr>
+      </w:pPr>
+      <w:r>
+        <w:rPr>
+          <w:rFonts w:ascii="Times New Roman" w:hAnsi="Times New Roman" w:cs="Times New Roman"/>
+          <w:lang w:val="tr-TR"/>
+        </w:rPr>
+        <w:t xml:space="preserve">……………………………………………………………………………………………</w:t>
+      </w:r>
+    </w:p>
+    <w:p>
+      <w:pPr>
+        <w:ind w:left="720"/>
+        <w:jc w:val="both"/>
+        <w:rPr>
+          <w:rFonts w:ascii="Times New Roman" w:hAnsi="Times New Roman" w:cs="Times New Roman"/>
+          <w:lang w:val="tr-TR"/>
+        </w:rPr>
+      </w:pPr>
+      <w:r>
+        <w:rPr>
+          <w:rFonts w:ascii="Times New Roman" w:hAnsi="Times New Roman" w:cs="Times New Roman"/>
+          <w:lang w:val="tr-TR"/>
+        </w:rPr>
+        <w:t xml:space="preserve">……………………………………………………………………………………………</w:t>
+      </w:r>
+    </w:p>
+    <w:p>
+      <w:pPr>
+        <w:pStyle w:val="ListParagraph"/>
+        <w:numPr>
+          <w:ilvl w:val="0"/>
+          <w:numId w:val="53"/>
+        </w:numPr>
+        <w:jc w:val="both"/>
+        <w:rPr>
+          <w:rFonts w:ascii="Times New Roman" w:hAnsi="Times New Roman" w:cs="Times New Roman"/>
+          <w:lang w:val="tr-TR"/>
+        </w:rPr>
+      </w:pPr>
+      <w:r>
+        <w:rPr>
+          <w:rFonts w:ascii="Times New Roman" w:hAnsi="Times New Roman" w:cs="Times New Roman"/>
+          <w:lang w:val="tr-TR"/>
+        </w:rPr>
+        <w:t xml:space="preserve">Belirlediğiniz ölçüte göre alkolleri gruplandırınız. Adlarında “-ol”, “-diol” ve “-triol” eklerinin kullanılması ile oluşturduğunuz gruplar arasında nasıl bir ilişki vardır? Gruplarınıza birer ad veriniz.</w:t>
+      </w:r>
+    </w:p>
+    <w:p>
+      <w:pPr>
+        <w:ind w:left="720"/>
+        <w:jc w:val="both"/>
+        <w:rPr>
+          <w:rFonts w:ascii="Times New Roman" w:hAnsi="Times New Roman" w:cs="Times New Roman"/>
+          <w:lang w:val="tr-TR"/>
+        </w:rPr>
+      </w:pPr>
+      <w:r>
+        <w:rPr>
+          <w:rFonts w:ascii="Times New Roman" w:hAnsi="Times New Roman" w:cs="Times New Roman"/>
+          <w:lang w:val="tr-TR"/>
+        </w:rPr>
+        <w:t xml:space="preserve">……………………………………………………………………………………………</w:t>
+      </w:r>
+    </w:p>
+    <w:p>
+      <w:pPr>
+        <w:ind w:left="720"/>
+        <w:jc w:val="both"/>
+        <w:rPr>
+          <w:rFonts w:ascii="Times New Roman" w:hAnsi="Times New Roman" w:cs="Times New Roman"/>
+          <w:lang w:val="tr-TR"/>
+        </w:rPr>
+      </w:pPr>
+      <w:r>
+        <w:rPr>
+          <w:rFonts w:ascii="Times New Roman" w:hAnsi="Times New Roman" w:cs="Times New Roman"/>
+          <w:lang w:val="tr-TR"/>
+        </w:rPr>
+        <w:t xml:space="preserve">……………………………………………………………………………………………</w:t>
+      </w:r>
+    </w:p>
+    <w:p>
+      <w:pPr>
+        <w:jc w:val="both"/>
+        <w:rPr>
+          <w:rFonts w:ascii="Times New Roman" w:hAnsi="Times New Roman" w:cs="Times New Roman"/>
+          <w:lang w:val="tr-TR"/>
+        </w:rPr>
+      </w:pPr>
+      <w:r>
+        <w:rPr>
+          <w:rFonts w:ascii="Times New Roman" w:hAnsi="Times New Roman" w:cs="Times New Roman"/>
+          <w:lang w:val="tr-TR"/>
+        </w:rPr>
+        <w:t xml:space="preserve">Aşağıda –OH grubunun bağlı olduğu karbon atomuna (alfa karbonu) bağlı alkil grubu sayısı farklı olan alkoller karışık olarak verilmiştir.</w:t>
       </w:r>
     </w:p>
     <w:tbl>
@@ -3997,7 +5122,7 @@
                 <w:vertAlign w:val="subscript"/>
                 <w:lang w:val="tr-TR"/>
               </w:rPr>
-              <w:t xml:space="preserve">2</w:t>
+              <w:t xml:space="preserve">3</w:t>
             </w:r>
             <w:r>
               <w:rPr>
@@ -4016,7 +5141,7 @@
                 <w:vertAlign w:val="subscript"/>
                 <w:lang w:val="tr-TR"/>
               </w:rPr>
-              <w:t xml:space="preserve">6</w:t>
+              <w:t xml:space="preserve">8</w:t>
             </w:r>
             <w:r>
               <w:rPr>
@@ -4027,6 +5152,30 @@
               </w:rPr>
               <w:t xml:space="preserve">O</w:t>
             </w:r>
+          </w:p>
+        </w:tc>
+        <w:tc>
+          <w:tcPr>
+            <w:tcW w:w="4000" w:type="dxa"/>
+            <w:vAlign w:val="center"/>
+          </w:tcPr>
+          <w:p>
+            <w:pPr>
+              <w:jc w:val="center"/>
+              <w:rPr>
+                <w:rFonts w:ascii="Times New Roman" w:hAnsi="Times New Roman" w:cs="Times New Roman"/>
+                <w:lang w:val="tr-TR"/>
+              </w:rPr>
+            </w:pPr>
+            <w:r>
+              <w:rPr>
+                <w:rFonts w:ascii="Times New Roman" w:hAnsi="Times New Roman" w:cs="Times New Roman"/>
+                <w:sz w:val="20"/>
+                <w:szCs w:val="20"/>
+                <w:lang w:val="tr-TR"/>
+              </w:rPr>
+              <w:t xml:space="preserve">CH</w:t>
+            </w:r>
             <w:r>
               <w:rPr>
                 <w:rFonts w:ascii="Times New Roman" w:hAnsi="Times New Roman" w:cs="Times New Roman"/>
@@ -4035,31 +5184,16 @@
                 <w:vertAlign w:val="subscript"/>
                 <w:lang w:val="tr-TR"/>
               </w:rPr>
-              <w:t xml:space="preserve">2</w:t>
-            </w:r>
-          </w:p>
-        </w:tc>
-        <w:tc>
-          <w:tcPr>
-            <w:tcW w:w="4000" w:type="dxa"/>
-            <w:vAlign w:val="center"/>
-          </w:tcPr>
-          <w:p>
-            <w:pPr>
-              <w:jc w:val="center"/>
-              <w:rPr>
-                <w:rFonts w:ascii="Times New Roman" w:hAnsi="Times New Roman" w:cs="Times New Roman"/>
-                <w:lang w:val="tr-TR"/>
-              </w:rPr>
-            </w:pPr>
-            <w:r>
-              <w:rPr>
-                <w:rFonts w:ascii="Times New Roman" w:hAnsi="Times New Roman" w:cs="Times New Roman"/>
-                <w:sz w:val="20"/>
-                <w:szCs w:val="20"/>
-                <w:lang w:val="tr-TR"/>
-              </w:rPr>
-              <w:t xml:space="preserve">HO–CH</w:t>
+              <w:t xml:space="preserve">3</w:t>
+            </w:r>
+            <w:r>
+              <w:rPr>
+                <w:rFonts w:ascii="Times New Roman" w:hAnsi="Times New Roman" w:cs="Times New Roman"/>
+                <w:sz w:val="20"/>
+                <w:szCs w:val="20"/>
+                <w:lang w:val="tr-TR"/>
+              </w:rPr>
+              <w:t xml:space="preserve">–CH(OH)–CH</w:t>
             </w:r>
             <w:r>
               <w:rPr>
@@ -4069,35 +5203,7 @@
                 <w:vertAlign w:val="subscript"/>
                 <w:lang w:val="tr-TR"/>
               </w:rPr>
-              <w:t xml:space="preserve">2</w:t>
-            </w:r>
-            <w:r>
-              <w:rPr>
-                <w:rFonts w:ascii="Times New Roman" w:hAnsi="Times New Roman" w:cs="Times New Roman"/>
-                <w:sz w:val="20"/>
-                <w:szCs w:val="20"/>
-                <w:lang w:val="tr-TR"/>
-              </w:rPr>
-              <w:t xml:space="preserve">–CH</w:t>
-            </w:r>
-            <w:r>
-              <w:rPr>
-                <w:rFonts w:ascii="Times New Roman" w:hAnsi="Times New Roman" w:cs="Times New Roman"/>
-                <w:sz w:val="20"/>
-                <w:szCs w:val="20"/>
-                <w:vertAlign w:val="subscript"/>
-                <w:lang w:val="tr-TR"/>
-              </w:rPr>
-              <w:t xml:space="preserve">2</w:t>
-            </w:r>
-            <w:r>
-              <w:rPr>
-                <w:rFonts w:ascii="Times New Roman" w:hAnsi="Times New Roman" w:cs="Times New Roman"/>
-                <w:sz w:val="20"/>
-                <w:szCs w:val="20"/>
-                <w:lang w:val="tr-TR"/>
-              </w:rPr>
-              <w:t xml:space="preserve">–OH</w:t>
+              <w:t xml:space="preserve">3</w:t>
             </w:r>
           </w:p>
         </w:tc>
@@ -4121,7 +5227,7 @@
                 <w:szCs w:val="20"/>
                 <w:lang w:val="tr-TR"/>
               </w:rPr>
-              <w:t xml:space="preserve">etan-1,2-diol</w:t>
+              <w:t xml:space="preserve">propan-2-ol</w:t>
             </w:r>
           </w:p>
         </w:tc>
@@ -4147,7 +5253,7 @@
                 <w:szCs w:val="20"/>
                 <w:lang w:val="tr-TR"/>
               </w:rPr>
-              <w:t xml:space="preserve">CH</w:t>
+              <w:t xml:space="preserve">C</w:t>
             </w:r>
             <w:r>
               <w:rPr>
@@ -4166,6 +5272,25 @@
                 <w:szCs w:val="20"/>
                 <w:lang w:val="tr-TR"/>
               </w:rPr>
+              <w:t xml:space="preserve">H</w:t>
+            </w:r>
+            <w:r>
+              <w:rPr>
+                <w:rFonts w:ascii="Times New Roman" w:hAnsi="Times New Roman" w:cs="Times New Roman"/>
+                <w:sz w:val="20"/>
+                <w:szCs w:val="20"/>
+                <w:vertAlign w:val="subscript"/>
+                <w:lang w:val="tr-TR"/>
+              </w:rPr>
+              <w:t xml:space="preserve">10</w:t>
+            </w:r>
+            <w:r>
+              <w:rPr>
+                <w:rFonts w:ascii="Times New Roman" w:hAnsi="Times New Roman" w:cs="Times New Roman"/>
+                <w:sz w:val="20"/>
+                <w:szCs w:val="20"/>
+                <w:lang w:val="tr-TR"/>
+              </w:rPr>
               <w:t xml:space="preserve">O</w:t>
             </w:r>
           </w:p>
@@ -4190,7 +5315,7 @@
                 <w:szCs w:val="20"/>
                 <w:lang w:val="tr-TR"/>
               </w:rPr>
-              <w:t xml:space="preserve">CH</w:t>
+              <w:t xml:space="preserve">(CH</w:t>
             </w:r>
             <w:r>
               <w:rPr>
@@ -4209,7 +5334,26 @@
                 <w:szCs w:val="20"/>
                 <w:lang w:val="tr-TR"/>
               </w:rPr>
-              <w:t xml:space="preserve">–OH</w:t>
+              <w:t xml:space="preserve">)</w:t>
+            </w:r>
+            <w:r>
+              <w:rPr>
+                <w:rFonts w:ascii="Times New Roman" w:hAnsi="Times New Roman" w:cs="Times New Roman"/>
+                <w:sz w:val="20"/>
+                <w:szCs w:val="20"/>
+                <w:vertAlign w:val="subscript"/>
+                <w:lang w:val="tr-TR"/>
+              </w:rPr>
+              <w:t xml:space="preserve">3</w:t>
+            </w:r>
+            <w:r>
+              <w:rPr>
+                <w:rFonts w:ascii="Times New Roman" w:hAnsi="Times New Roman" w:cs="Times New Roman"/>
+                <w:sz w:val="20"/>
+                <w:szCs w:val="20"/>
+                <w:lang w:val="tr-TR"/>
+              </w:rPr>
+              <w:t xml:space="preserve">C–OH</w:t>
             </w:r>
           </w:p>
         </w:tc>
@@ -4233,7 +5377,7 @@
                 <w:szCs w:val="20"/>
                 <w:lang w:val="tr-TR"/>
               </w:rPr>
-              <w:t xml:space="preserve">metanol</w:t>
+              <w:t xml:space="preserve">2-metilpropan-2-ol</w:t>
             </w:r>
           </w:p>
         </w:tc>
@@ -4269,6 +5413,68 @@
                 <w:vertAlign w:val="subscript"/>
                 <w:lang w:val="tr-TR"/>
               </w:rPr>
+              <w:t xml:space="preserve">2</w:t>
+            </w:r>
+            <w:r>
+              <w:rPr>
+                <w:rFonts w:ascii="Times New Roman" w:hAnsi="Times New Roman" w:cs="Times New Roman"/>
+                <w:sz w:val="20"/>
+                <w:szCs w:val="20"/>
+                <w:lang w:val="tr-TR"/>
+              </w:rPr>
+              <w:t xml:space="preserve">H</w:t>
+            </w:r>
+            <w:r>
+              <w:rPr>
+                <w:rFonts w:ascii="Times New Roman" w:hAnsi="Times New Roman" w:cs="Times New Roman"/>
+                <w:sz w:val="20"/>
+                <w:szCs w:val="20"/>
+                <w:vertAlign w:val="subscript"/>
+                <w:lang w:val="tr-TR"/>
+              </w:rPr>
+              <w:t xml:space="preserve">6</w:t>
+            </w:r>
+            <w:r>
+              <w:rPr>
+                <w:rFonts w:ascii="Times New Roman" w:hAnsi="Times New Roman" w:cs="Times New Roman"/>
+                <w:sz w:val="20"/>
+                <w:szCs w:val="20"/>
+                <w:lang w:val="tr-TR"/>
+              </w:rPr>
+              <w:t xml:space="preserve">O</w:t>
+            </w:r>
+          </w:p>
+        </w:tc>
+        <w:tc>
+          <w:tcPr>
+            <w:tcW w:w="4000" w:type="dxa"/>
+            <w:vAlign w:val="center"/>
+          </w:tcPr>
+          <w:p>
+            <w:pPr>
+              <w:jc w:val="center"/>
+              <w:rPr>
+                <w:rFonts w:ascii="Times New Roman" w:hAnsi="Times New Roman" w:cs="Times New Roman"/>
+                <w:lang w:val="tr-TR"/>
+              </w:rPr>
+            </w:pPr>
+            <w:r>
+              <w:rPr>
+                <w:rFonts w:ascii="Times New Roman" w:hAnsi="Times New Roman" w:cs="Times New Roman"/>
+                <w:sz w:val="20"/>
+                <w:szCs w:val="20"/>
+                <w:lang w:val="tr-TR"/>
+              </w:rPr>
+              <w:t xml:space="preserve">CH</w:t>
+            </w:r>
+            <w:r>
+              <w:rPr>
+                <w:rFonts w:ascii="Times New Roman" w:hAnsi="Times New Roman" w:cs="Times New Roman"/>
+                <w:sz w:val="20"/>
+                <w:szCs w:val="20"/>
+                <w:vertAlign w:val="subscript"/>
+                <w:lang w:val="tr-TR"/>
+              </w:rPr>
               <w:t xml:space="preserve">3</w:t>
             </w:r>
             <w:r>
@@ -4278,7 +5484,7 @@
                 <w:szCs w:val="20"/>
                 <w:lang w:val="tr-TR"/>
               </w:rPr>
-              <w:t xml:space="preserve">H</w:t>
+              <w:t xml:space="preserve">–CH</w:t>
             </w:r>
             <w:r>
               <w:rPr>
@@ -4288,59 +5494,6 @@
                 <w:vertAlign w:val="subscript"/>
                 <w:lang w:val="tr-TR"/>
               </w:rPr>
-              <w:t xml:space="preserve">8</w:t>
-            </w:r>
-            <w:r>
-              <w:rPr>
-                <w:rFonts w:ascii="Times New Roman" w:hAnsi="Times New Roman" w:cs="Times New Roman"/>
-                <w:sz w:val="20"/>
-                <w:szCs w:val="20"/>
-                <w:lang w:val="tr-TR"/>
-              </w:rPr>
-              <w:t xml:space="preserve">O</w:t>
-            </w:r>
-            <w:r>
-              <w:rPr>
-                <w:rFonts w:ascii="Times New Roman" w:hAnsi="Times New Roman" w:cs="Times New Roman"/>
-                <w:sz w:val="20"/>
-                <w:szCs w:val="20"/>
-                <w:vertAlign w:val="subscript"/>
-                <w:lang w:val="tr-TR"/>
-              </w:rPr>
-              <w:t xml:space="preserve">3</w:t>
-            </w:r>
-          </w:p>
-        </w:tc>
-        <w:tc>
-          <w:tcPr>
-            <w:tcW w:w="4000" w:type="dxa"/>
-            <w:vAlign w:val="center"/>
-          </w:tcPr>
-          <w:p>
-            <w:pPr>
-              <w:jc w:val="center"/>
-              <w:rPr>
-                <w:rFonts w:ascii="Times New Roman" w:hAnsi="Times New Roman" w:cs="Times New Roman"/>
-                <w:lang w:val="tr-TR"/>
-              </w:rPr>
-            </w:pPr>
-            <w:r>
-              <w:rPr>
-                <w:rFonts w:ascii="Times New Roman" w:hAnsi="Times New Roman" w:cs="Times New Roman"/>
-                <w:sz w:val="20"/>
-                <w:szCs w:val="20"/>
-                <w:lang w:val="tr-TR"/>
-              </w:rPr>
-              <w:t xml:space="preserve">HO–CH</w:t>
-            </w:r>
-            <w:r>
-              <w:rPr>
-                <w:rFonts w:ascii="Times New Roman" w:hAnsi="Times New Roman" w:cs="Times New Roman"/>
-                <w:sz w:val="20"/>
-                <w:szCs w:val="20"/>
-                <w:vertAlign w:val="subscript"/>
-                <w:lang w:val="tr-TR"/>
-              </w:rPr>
               <w:t xml:space="preserve">2</w:t>
             </w:r>
             <w:r>
@@ -4350,25 +5503,6 @@
                 <w:szCs w:val="20"/>
                 <w:lang w:val="tr-TR"/>
               </w:rPr>
-              <w:t xml:space="preserve">–CH(OH)–CH</w:t>
-            </w:r>
-            <w:r>
-              <w:rPr>
-                <w:rFonts w:ascii="Times New Roman" w:hAnsi="Times New Roman" w:cs="Times New Roman"/>
-                <w:sz w:val="20"/>
-                <w:szCs w:val="20"/>
-                <w:vertAlign w:val="subscript"/>
-                <w:lang w:val="tr-TR"/>
-              </w:rPr>
-              <w:t xml:space="preserve">2</w:t>
-            </w:r>
-            <w:r>
-              <w:rPr>
-                <w:rFonts w:ascii="Times New Roman" w:hAnsi="Times New Roman" w:cs="Times New Roman"/>
-                <w:sz w:val="20"/>
-                <w:szCs w:val="20"/>
-                <w:lang w:val="tr-TR"/>
-              </w:rPr>
               <w:t xml:space="preserve">–OH</w:t>
             </w:r>
           </w:p>
@@ -4393,7 +5527,7 @@
                 <w:szCs w:val="20"/>
                 <w:lang w:val="tr-TR"/>
               </w:rPr>
-              <w:t xml:space="preserve">propan-1,2,3-triol</w:t>
+              <w:t xml:space="preserve">etanol</w:t>
             </w:r>
           </w:p>
         </w:tc>
@@ -4429,6 +5563,87 @@
                 <w:vertAlign w:val="subscript"/>
                 <w:lang w:val="tr-TR"/>
               </w:rPr>
+              <w:t xml:space="preserve">5</w:t>
+            </w:r>
+            <w:r>
+              <w:rPr>
+                <w:rFonts w:ascii="Times New Roman" w:hAnsi="Times New Roman" w:cs="Times New Roman"/>
+                <w:sz w:val="20"/>
+                <w:szCs w:val="20"/>
+                <w:lang w:val="tr-TR"/>
+              </w:rPr>
+              <w:t xml:space="preserve">H</w:t>
+            </w:r>
+            <w:r>
+              <w:rPr>
+                <w:rFonts w:ascii="Times New Roman" w:hAnsi="Times New Roman" w:cs="Times New Roman"/>
+                <w:sz w:val="20"/>
+                <w:szCs w:val="20"/>
+                <w:vertAlign w:val="subscript"/>
+                <w:lang w:val="tr-TR"/>
+              </w:rPr>
+              <w:t xml:space="preserve">12</w:t>
+            </w:r>
+            <w:r>
+              <w:rPr>
+                <w:rFonts w:ascii="Times New Roman" w:hAnsi="Times New Roman" w:cs="Times New Roman"/>
+                <w:sz w:val="20"/>
+                <w:szCs w:val="20"/>
+                <w:lang w:val="tr-TR"/>
+              </w:rPr>
+              <w:t xml:space="preserve">O</w:t>
+            </w:r>
+          </w:p>
+        </w:tc>
+        <w:tc>
+          <w:tcPr>
+            <w:tcW w:w="4000" w:type="dxa"/>
+            <w:vAlign w:val="center"/>
+          </w:tcPr>
+          <w:p>
+            <w:pPr>
+              <w:jc w:val="center"/>
+              <w:rPr>
+                <w:rFonts w:ascii="Times New Roman" w:hAnsi="Times New Roman" w:cs="Times New Roman"/>
+                <w:lang w:val="tr-TR"/>
+              </w:rPr>
+            </w:pPr>
+            <w:r>
+              <w:rPr>
+                <w:rFonts w:ascii="Times New Roman" w:hAnsi="Times New Roman" w:cs="Times New Roman"/>
+                <w:sz w:val="20"/>
+                <w:szCs w:val="20"/>
+                <w:lang w:val="tr-TR"/>
+              </w:rPr>
+              <w:t xml:space="preserve">CH</w:t>
+            </w:r>
+            <w:r>
+              <w:rPr>
+                <w:rFonts w:ascii="Times New Roman" w:hAnsi="Times New Roman" w:cs="Times New Roman"/>
+                <w:sz w:val="20"/>
+                <w:szCs w:val="20"/>
+                <w:vertAlign w:val="subscript"/>
+                <w:lang w:val="tr-TR"/>
+              </w:rPr>
+              <w:t xml:space="preserve">3</w:t>
+            </w:r>
+            <w:r>
+              <w:rPr>
+                <w:rFonts w:ascii="Times New Roman" w:hAnsi="Times New Roman" w:cs="Times New Roman"/>
+                <w:sz w:val="20"/>
+                <w:szCs w:val="20"/>
+                <w:lang w:val="tr-TR"/>
+              </w:rPr>
+              <w:t xml:space="preserve">–CH</w:t>
+            </w:r>
+            <w:r>
+              <w:rPr>
+                <w:rFonts w:ascii="Times New Roman" w:hAnsi="Times New Roman" w:cs="Times New Roman"/>
+                <w:sz w:val="20"/>
+                <w:szCs w:val="20"/>
+                <w:vertAlign w:val="subscript"/>
+                <w:lang w:val="tr-TR"/>
+              </w:rPr>
               <w:t xml:space="preserve">2</w:t>
             </w:r>
             <w:r>
@@ -4438,7 +5653,7 @@
                 <w:szCs w:val="20"/>
                 <w:lang w:val="tr-TR"/>
               </w:rPr>
-              <w:t xml:space="preserve">H</w:t>
+              <w:t xml:space="preserve">–CH(OH)–CH</w:t>
             </w:r>
             <w:r>
               <w:rPr>
@@ -4448,40 +5663,16 @@
                 <w:vertAlign w:val="subscript"/>
                 <w:lang w:val="tr-TR"/>
               </w:rPr>
-              <w:t xml:space="preserve">6</w:t>
-            </w:r>
-            <w:r>
-              <w:rPr>
-                <w:rFonts w:ascii="Times New Roman" w:hAnsi="Times New Roman" w:cs="Times New Roman"/>
-                <w:sz w:val="20"/>
-                <w:szCs w:val="20"/>
-                <w:lang w:val="tr-TR"/>
-              </w:rPr>
-              <w:t xml:space="preserve">O</w:t>
-            </w:r>
-          </w:p>
-        </w:tc>
-        <w:tc>
-          <w:tcPr>
-            <w:tcW w:w="4000" w:type="dxa"/>
-            <w:vAlign w:val="center"/>
-          </w:tcPr>
-          <w:p>
-            <w:pPr>
-              <w:jc w:val="center"/>
-              <w:rPr>
-                <w:rFonts w:ascii="Times New Roman" w:hAnsi="Times New Roman" w:cs="Times New Roman"/>
-                <w:lang w:val="tr-TR"/>
-              </w:rPr>
-            </w:pPr>
-            <w:r>
-              <w:rPr>
-                <w:rFonts w:ascii="Times New Roman" w:hAnsi="Times New Roman" w:cs="Times New Roman"/>
-                <w:sz w:val="20"/>
-                <w:szCs w:val="20"/>
-                <w:lang w:val="tr-TR"/>
-              </w:rPr>
-              <w:t xml:space="preserve">CH</w:t>
+              <w:t xml:space="preserve">2</w:t>
+            </w:r>
+            <w:r>
+              <w:rPr>
+                <w:rFonts w:ascii="Times New Roman" w:hAnsi="Times New Roman" w:cs="Times New Roman"/>
+                <w:sz w:val="20"/>
+                <w:szCs w:val="20"/>
+                <w:lang w:val="tr-TR"/>
+              </w:rPr>
+              <w:t xml:space="preserve">–CH</w:t>
             </w:r>
             <w:r>
               <w:rPr>
@@ -4493,34 +5684,6 @@
               </w:rPr>
               <w:t xml:space="preserve">3</w:t>
             </w:r>
-            <w:r>
-              <w:rPr>
-                <w:rFonts w:ascii="Times New Roman" w:hAnsi="Times New Roman" w:cs="Times New Roman"/>
-                <w:sz w:val="20"/>
-                <w:szCs w:val="20"/>
-                <w:lang w:val="tr-TR"/>
-              </w:rPr>
-              <w:t xml:space="preserve">–CH</w:t>
-            </w:r>
-            <w:r>
-              <w:rPr>
-                <w:rFonts w:ascii="Times New Roman" w:hAnsi="Times New Roman" w:cs="Times New Roman"/>
-                <w:sz w:val="20"/>
-                <w:szCs w:val="20"/>
-                <w:vertAlign w:val="subscript"/>
-                <w:lang w:val="tr-TR"/>
-              </w:rPr>
-              <w:t xml:space="preserve">2</w:t>
-            </w:r>
-            <w:r>
-              <w:rPr>
-                <w:rFonts w:ascii="Times New Roman" w:hAnsi="Times New Roman" w:cs="Times New Roman"/>
-                <w:sz w:val="20"/>
-                <w:szCs w:val="20"/>
-                <w:lang w:val="tr-TR"/>
-              </w:rPr>
-              <w:t xml:space="preserve">–OH</w:t>
-            </w:r>
           </w:p>
         </w:tc>
         <w:tc>
@@ -4543,7 +5706,7 @@
                 <w:szCs w:val="20"/>
                 <w:lang w:val="tr-TR"/>
               </w:rPr>
-              <w:t xml:space="preserve">etanol</w:t>
+              <w:t xml:space="preserve">pentan-3-ol</w:t>
             </w:r>
           </w:p>
         </w:tc>
@@ -4579,6 +5742,68 @@
                 <w:vertAlign w:val="subscript"/>
                 <w:lang w:val="tr-TR"/>
               </w:rPr>
+              <w:t xml:space="preserve">4</w:t>
+            </w:r>
+            <w:r>
+              <w:rPr>
+                <w:rFonts w:ascii="Times New Roman" w:hAnsi="Times New Roman" w:cs="Times New Roman"/>
+                <w:sz w:val="20"/>
+                <w:szCs w:val="20"/>
+                <w:lang w:val="tr-TR"/>
+              </w:rPr>
+              <w:t xml:space="preserve">H</w:t>
+            </w:r>
+            <w:r>
+              <w:rPr>
+                <w:rFonts w:ascii="Times New Roman" w:hAnsi="Times New Roman" w:cs="Times New Roman"/>
+                <w:sz w:val="20"/>
+                <w:szCs w:val="20"/>
+                <w:vertAlign w:val="subscript"/>
+                <w:lang w:val="tr-TR"/>
+              </w:rPr>
+              <w:t xml:space="preserve">10</w:t>
+            </w:r>
+            <w:r>
+              <w:rPr>
+                <w:rFonts w:ascii="Times New Roman" w:hAnsi="Times New Roman" w:cs="Times New Roman"/>
+                <w:sz w:val="20"/>
+                <w:szCs w:val="20"/>
+                <w:lang w:val="tr-TR"/>
+              </w:rPr>
+              <w:t xml:space="preserve">O</w:t>
+            </w:r>
+          </w:p>
+        </w:tc>
+        <w:tc>
+          <w:tcPr>
+            <w:tcW w:w="4000" w:type="dxa"/>
+            <w:vAlign w:val="center"/>
+          </w:tcPr>
+          <w:p>
+            <w:pPr>
+              <w:jc w:val="center"/>
+              <w:rPr>
+                <w:rFonts w:ascii="Times New Roman" w:hAnsi="Times New Roman" w:cs="Times New Roman"/>
+                <w:lang w:val="tr-TR"/>
+              </w:rPr>
+            </w:pPr>
+            <w:r>
+              <w:rPr>
+                <w:rFonts w:ascii="Times New Roman" w:hAnsi="Times New Roman" w:cs="Times New Roman"/>
+                <w:sz w:val="20"/>
+                <w:szCs w:val="20"/>
+                <w:lang w:val="tr-TR"/>
+              </w:rPr>
+              <w:t xml:space="preserve">CH</w:t>
+            </w:r>
+            <w:r>
+              <w:rPr>
+                <w:rFonts w:ascii="Times New Roman" w:hAnsi="Times New Roman" w:cs="Times New Roman"/>
+                <w:sz w:val="20"/>
+                <w:szCs w:val="20"/>
+                <w:vertAlign w:val="subscript"/>
+                <w:lang w:val="tr-TR"/>
+              </w:rPr>
               <w:t xml:space="preserve">3</w:t>
             </w:r>
             <w:r>
@@ -4588,7 +5813,7 @@
                 <w:szCs w:val="20"/>
                 <w:lang w:val="tr-TR"/>
               </w:rPr>
-              <w:t xml:space="preserve">H</w:t>
+              <w:t xml:space="preserve">–CH(CH</w:t>
             </w:r>
             <w:r>
               <w:rPr>
@@ -4598,16 +5823,16 @@
                 <w:vertAlign w:val="subscript"/>
                 <w:lang w:val="tr-TR"/>
               </w:rPr>
-              <w:t xml:space="preserve">8</w:t>
-            </w:r>
-            <w:r>
-              <w:rPr>
-                <w:rFonts w:ascii="Times New Roman" w:hAnsi="Times New Roman" w:cs="Times New Roman"/>
-                <w:sz w:val="20"/>
-                <w:szCs w:val="20"/>
-                <w:lang w:val="tr-TR"/>
-              </w:rPr>
-              <w:t xml:space="preserve">O</w:t>
+              <w:t xml:space="preserve">3</w:t>
+            </w:r>
+            <w:r>
+              <w:rPr>
+                <w:rFonts w:ascii="Times New Roman" w:hAnsi="Times New Roman" w:cs="Times New Roman"/>
+                <w:sz w:val="20"/>
+                <w:szCs w:val="20"/>
+                <w:lang w:val="tr-TR"/>
+              </w:rPr>
+              <w:t xml:space="preserve">)–CH</w:t>
             </w:r>
             <w:r>
               <w:rPr>
@@ -4619,59 +5844,6 @@
               </w:rPr>
               <w:t xml:space="preserve">2</w:t>
             </w:r>
-          </w:p>
-        </w:tc>
-        <w:tc>
-          <w:tcPr>
-            <w:tcW w:w="4000" w:type="dxa"/>
-            <w:vAlign w:val="center"/>
-          </w:tcPr>
-          <w:p>
-            <w:pPr>
-              <w:jc w:val="center"/>
-              <w:rPr>
-                <w:rFonts w:ascii="Times New Roman" w:hAnsi="Times New Roman" w:cs="Times New Roman"/>
-                <w:lang w:val="tr-TR"/>
-              </w:rPr>
-            </w:pPr>
-            <w:r>
-              <w:rPr>
-                <w:rFonts w:ascii="Times New Roman" w:hAnsi="Times New Roman" w:cs="Times New Roman"/>
-                <w:sz w:val="20"/>
-                <w:szCs w:val="20"/>
-                <w:lang w:val="tr-TR"/>
-              </w:rPr>
-              <w:t xml:space="preserve">CH</w:t>
-            </w:r>
-            <w:r>
-              <w:rPr>
-                <w:rFonts w:ascii="Times New Roman" w:hAnsi="Times New Roman" w:cs="Times New Roman"/>
-                <w:sz w:val="20"/>
-                <w:szCs w:val="20"/>
-                <w:vertAlign w:val="subscript"/>
-                <w:lang w:val="tr-TR"/>
-              </w:rPr>
-              <w:t xml:space="preserve">3</w:t>
-            </w:r>
-            <w:r>
-              <w:rPr>
-                <w:rFonts w:ascii="Times New Roman" w:hAnsi="Times New Roman" w:cs="Times New Roman"/>
-                <w:sz w:val="20"/>
-                <w:szCs w:val="20"/>
-                <w:lang w:val="tr-TR"/>
-              </w:rPr>
-              <w:t xml:space="preserve">–CH(OH)–CH</w:t>
-            </w:r>
-            <w:r>
-              <w:rPr>
-                <w:rFonts w:ascii="Times New Roman" w:hAnsi="Times New Roman" w:cs="Times New Roman"/>
-                <w:sz w:val="20"/>
-                <w:szCs w:val="20"/>
-                <w:vertAlign w:val="subscript"/>
-                <w:lang w:val="tr-TR"/>
-              </w:rPr>
-              <w:t xml:space="preserve">2</w:t>
-            </w:r>
             <w:r>
               <w:rPr>
                 <w:rFonts w:ascii="Times New Roman" w:hAnsi="Times New Roman" w:cs="Times New Roman"/>
@@ -4703,7 +5875,7 @@
                 <w:szCs w:val="20"/>
                 <w:lang w:val="tr-TR"/>
               </w:rPr>
-              <w:t xml:space="preserve">propan-1,2-diol</w:t>
+              <w:t xml:space="preserve">2-metilpropan-1-ol</w:t>
             </w:r>
           </w:p>
         </w:tc>
@@ -4739,6 +5911,185 @@
                 <w:vertAlign w:val="subscript"/>
                 <w:lang w:val="tr-TR"/>
               </w:rPr>
+              <w:t xml:space="preserve">5</w:t>
+            </w:r>
+            <w:r>
+              <w:rPr>
+                <w:rFonts w:ascii="Times New Roman" w:hAnsi="Times New Roman" w:cs="Times New Roman"/>
+                <w:sz w:val="20"/>
+                <w:szCs w:val="20"/>
+                <w:lang w:val="tr-TR"/>
+              </w:rPr>
+              <w:t xml:space="preserve">H</w:t>
+            </w:r>
+            <w:r>
+              <w:rPr>
+                <w:rFonts w:ascii="Times New Roman" w:hAnsi="Times New Roman" w:cs="Times New Roman"/>
+                <w:sz w:val="20"/>
+                <w:szCs w:val="20"/>
+                <w:vertAlign w:val="subscript"/>
+                <w:lang w:val="tr-TR"/>
+              </w:rPr>
+              <w:t xml:space="preserve">12</w:t>
+            </w:r>
+            <w:r>
+              <w:rPr>
+                <w:rFonts w:ascii="Times New Roman" w:hAnsi="Times New Roman" w:cs="Times New Roman"/>
+                <w:sz w:val="20"/>
+                <w:szCs w:val="20"/>
+                <w:lang w:val="tr-TR"/>
+              </w:rPr>
+              <w:t xml:space="preserve">O</w:t>
+            </w:r>
+          </w:p>
+        </w:tc>
+        <w:tc>
+          <w:tcPr>
+            <w:tcW w:w="4000" w:type="dxa"/>
+            <w:vAlign w:val="center"/>
+          </w:tcPr>
+          <w:p>
+            <w:pPr>
+              <w:jc w:val="center"/>
+              <w:rPr>
+                <w:rFonts w:ascii="Times New Roman" w:hAnsi="Times New Roman" w:cs="Times New Roman"/>
+                <w:lang w:val="tr-TR"/>
+              </w:rPr>
+            </w:pPr>
+            <w:r>
+              <w:rPr>
+                <w:rFonts w:ascii="Times New Roman" w:hAnsi="Times New Roman" w:cs="Times New Roman"/>
+                <w:sz w:val="20"/>
+                <w:szCs w:val="20"/>
+                <w:lang w:val="tr-TR"/>
+              </w:rPr>
+              <w:t xml:space="preserve">CH</w:t>
+            </w:r>
+            <w:r>
+              <w:rPr>
+                <w:rFonts w:ascii="Times New Roman" w:hAnsi="Times New Roman" w:cs="Times New Roman"/>
+                <w:sz w:val="20"/>
+                <w:szCs w:val="20"/>
+                <w:vertAlign w:val="subscript"/>
+                <w:lang w:val="tr-TR"/>
+              </w:rPr>
+              <w:t xml:space="preserve">3</w:t>
+            </w:r>
+            <w:r>
+              <w:rPr>
+                <w:rFonts w:ascii="Times New Roman" w:hAnsi="Times New Roman" w:cs="Times New Roman"/>
+                <w:sz w:val="20"/>
+                <w:szCs w:val="20"/>
+                <w:lang w:val="tr-TR"/>
+              </w:rPr>
+              <w:t xml:space="preserve">–CH</w:t>
+            </w:r>
+            <w:r>
+              <w:rPr>
+                <w:rFonts w:ascii="Times New Roman" w:hAnsi="Times New Roman" w:cs="Times New Roman"/>
+                <w:sz w:val="20"/>
+                <w:szCs w:val="20"/>
+                <w:vertAlign w:val="subscript"/>
+                <w:lang w:val="tr-TR"/>
+              </w:rPr>
+              <w:t xml:space="preserve">2</w:t>
+            </w:r>
+            <w:r>
+              <w:rPr>
+                <w:rFonts w:ascii="Times New Roman" w:hAnsi="Times New Roman" w:cs="Times New Roman"/>
+                <w:sz w:val="20"/>
+                <w:szCs w:val="20"/>
+                <w:lang w:val="tr-TR"/>
+              </w:rPr>
+              <w:t xml:space="preserve">–C(CH</w:t>
+            </w:r>
+            <w:r>
+              <w:rPr>
+                <w:rFonts w:ascii="Times New Roman" w:hAnsi="Times New Roman" w:cs="Times New Roman"/>
+                <w:sz w:val="20"/>
+                <w:szCs w:val="20"/>
+                <w:vertAlign w:val="subscript"/>
+                <w:lang w:val="tr-TR"/>
+              </w:rPr>
+              <w:t xml:space="preserve">3</w:t>
+            </w:r>
+            <w:r>
+              <w:rPr>
+                <w:rFonts w:ascii="Times New Roman" w:hAnsi="Times New Roman" w:cs="Times New Roman"/>
+                <w:sz w:val="20"/>
+                <w:szCs w:val="20"/>
+                <w:lang w:val="tr-TR"/>
+              </w:rPr>
+              <w:t xml:space="preserve">)(OH)–CH</w:t>
+            </w:r>
+            <w:r>
+              <w:rPr>
+                <w:rFonts w:ascii="Times New Roman" w:hAnsi="Times New Roman" w:cs="Times New Roman"/>
+                <w:sz w:val="20"/>
+                <w:szCs w:val="20"/>
+                <w:vertAlign w:val="subscript"/>
+                <w:lang w:val="tr-TR"/>
+              </w:rPr>
+              <w:t xml:space="preserve">3</w:t>
+            </w:r>
+          </w:p>
+        </w:tc>
+        <w:tc>
+          <w:tcPr>
+            <w:tcW w:w="2800" w:type="dxa"/>
+            <w:vAlign w:val="center"/>
+          </w:tcPr>
+          <w:p>
+            <w:pPr>
+              <w:jc w:val="center"/>
+              <w:rPr>
+                <w:rFonts w:ascii="Times New Roman" w:hAnsi="Times New Roman" w:cs="Times New Roman"/>
+                <w:lang w:val="tr-TR"/>
+              </w:rPr>
+            </w:pPr>
+            <w:r>
+              <w:rPr>
+                <w:rFonts w:ascii="Times New Roman" w:hAnsi="Times New Roman" w:cs="Times New Roman"/>
+                <w:sz w:val="20"/>
+                <w:szCs w:val="20"/>
+                <w:lang w:val="tr-TR"/>
+              </w:rPr>
+              <w:t xml:space="preserve">2-metilbütan-2-ol</w:t>
+            </w:r>
+          </w:p>
+        </w:tc>
+      </w:tr>
+      <w:tr>
+        <w:tc>
+          <w:tcPr>
+            <w:tcW w:w="2200" w:type="dxa"/>
+            <w:vAlign w:val="center"/>
+          </w:tcPr>
+          <w:p>
+            <w:pPr>
+              <w:jc w:val="center"/>
+              <w:rPr>
+                <w:rFonts w:ascii="Times New Roman" w:hAnsi="Times New Roman" w:cs="Times New Roman"/>
+                <w:lang w:val="tr-TR"/>
+              </w:rPr>
+            </w:pPr>
+            <w:r>
+              <w:rPr>
+                <w:rFonts w:ascii="Times New Roman" w:hAnsi="Times New Roman" w:cs="Times New Roman"/>
+                <w:sz w:val="20"/>
+                <w:szCs w:val="20"/>
+                <w:lang w:val="tr-TR"/>
+              </w:rPr>
+              <w:t xml:space="preserve">C</w:t>
+            </w:r>
+            <w:r>
+              <w:rPr>
+                <w:rFonts w:ascii="Times New Roman" w:hAnsi="Times New Roman" w:cs="Times New Roman"/>
+                <w:sz w:val="20"/>
+                <w:szCs w:val="20"/>
+                <w:vertAlign w:val="subscript"/>
+                <w:lang w:val="tr-TR"/>
+              </w:rPr>
               <w:t xml:space="preserve">4</w:t>
             </w:r>
             <w:r>
@@ -4810,6 +6161,25 @@
                 <w:szCs w:val="20"/>
                 <w:lang w:val="tr-TR"/>
               </w:rPr>
+              <w:t xml:space="preserve">–CH(OH)–CH</w:t>
+            </w:r>
+            <w:r>
+              <w:rPr>
+                <w:rFonts w:ascii="Times New Roman" w:hAnsi="Times New Roman" w:cs="Times New Roman"/>
+                <w:sz w:val="20"/>
+                <w:szCs w:val="20"/>
+                <w:vertAlign w:val="subscript"/>
+                <w:lang w:val="tr-TR"/>
+              </w:rPr>
+              <w:t xml:space="preserve">2</w:t>
+            </w:r>
+            <w:r>
+              <w:rPr>
+                <w:rFonts w:ascii="Times New Roman" w:hAnsi="Times New Roman" w:cs="Times New Roman"/>
+                <w:sz w:val="20"/>
+                <w:szCs w:val="20"/>
+                <w:lang w:val="tr-TR"/>
+              </w:rPr>
               <w:t xml:space="preserve">–CH</w:t>
             </w:r>
             <w:r>
@@ -4820,6 +6190,147 @@
                 <w:vertAlign w:val="subscript"/>
                 <w:lang w:val="tr-TR"/>
               </w:rPr>
+              <w:t xml:space="preserve">3</w:t>
+            </w:r>
+          </w:p>
+        </w:tc>
+        <w:tc>
+          <w:tcPr>
+            <w:tcW w:w="2800" w:type="dxa"/>
+            <w:vAlign w:val="center"/>
+          </w:tcPr>
+          <w:p>
+            <w:pPr>
+              <w:jc w:val="center"/>
+              <w:rPr>
+                <w:rFonts w:ascii="Times New Roman" w:hAnsi="Times New Roman" w:cs="Times New Roman"/>
+                <w:lang w:val="tr-TR"/>
+              </w:rPr>
+            </w:pPr>
+            <w:r>
+              <w:rPr>
+                <w:rFonts w:ascii="Times New Roman" w:hAnsi="Times New Roman" w:cs="Times New Roman"/>
+                <w:sz w:val="20"/>
+                <w:szCs w:val="20"/>
+                <w:lang w:val="tr-TR"/>
+              </w:rPr>
+              <w:t xml:space="preserve">bütan-2-ol</w:t>
+            </w:r>
+          </w:p>
+        </w:tc>
+      </w:tr>
+      <w:tr>
+        <w:tc>
+          <w:tcPr>
+            <w:tcW w:w="2200" w:type="dxa"/>
+            <w:vAlign w:val="center"/>
+          </w:tcPr>
+          <w:p>
+            <w:pPr>
+              <w:jc w:val="center"/>
+              <w:rPr>
+                <w:rFonts w:ascii="Times New Roman" w:hAnsi="Times New Roman" w:cs="Times New Roman"/>
+                <w:lang w:val="tr-TR"/>
+              </w:rPr>
+            </w:pPr>
+            <w:r>
+              <w:rPr>
+                <w:rFonts w:ascii="Times New Roman" w:hAnsi="Times New Roman" w:cs="Times New Roman"/>
+                <w:sz w:val="20"/>
+                <w:szCs w:val="20"/>
+                <w:lang w:val="tr-TR"/>
+              </w:rPr>
+              <w:t xml:space="preserve">C</w:t>
+            </w:r>
+            <w:r>
+              <w:rPr>
+                <w:rFonts w:ascii="Times New Roman" w:hAnsi="Times New Roman" w:cs="Times New Roman"/>
+                <w:sz w:val="20"/>
+                <w:szCs w:val="20"/>
+                <w:vertAlign w:val="subscript"/>
+                <w:lang w:val="tr-TR"/>
+              </w:rPr>
+              <w:t xml:space="preserve">3</w:t>
+            </w:r>
+            <w:r>
+              <w:rPr>
+                <w:rFonts w:ascii="Times New Roman" w:hAnsi="Times New Roman" w:cs="Times New Roman"/>
+                <w:sz w:val="20"/>
+                <w:szCs w:val="20"/>
+                <w:lang w:val="tr-TR"/>
+              </w:rPr>
+              <w:t xml:space="preserve">H</w:t>
+            </w:r>
+            <w:r>
+              <w:rPr>
+                <w:rFonts w:ascii="Times New Roman" w:hAnsi="Times New Roman" w:cs="Times New Roman"/>
+                <w:sz w:val="20"/>
+                <w:szCs w:val="20"/>
+                <w:vertAlign w:val="subscript"/>
+                <w:lang w:val="tr-TR"/>
+              </w:rPr>
+              <w:t xml:space="preserve">8</w:t>
+            </w:r>
+            <w:r>
+              <w:rPr>
+                <w:rFonts w:ascii="Times New Roman" w:hAnsi="Times New Roman" w:cs="Times New Roman"/>
+                <w:sz w:val="20"/>
+                <w:szCs w:val="20"/>
+                <w:lang w:val="tr-TR"/>
+              </w:rPr>
+              <w:t xml:space="preserve">O</w:t>
+            </w:r>
+          </w:p>
+        </w:tc>
+        <w:tc>
+          <w:tcPr>
+            <w:tcW w:w="4000" w:type="dxa"/>
+            <w:vAlign w:val="center"/>
+          </w:tcPr>
+          <w:p>
+            <w:pPr>
+              <w:jc w:val="center"/>
+              <w:rPr>
+                <w:rFonts w:ascii="Times New Roman" w:hAnsi="Times New Roman" w:cs="Times New Roman"/>
+                <w:lang w:val="tr-TR"/>
+              </w:rPr>
+            </w:pPr>
+            <w:r>
+              <w:rPr>
+                <w:rFonts w:ascii="Times New Roman" w:hAnsi="Times New Roman" w:cs="Times New Roman"/>
+                <w:sz w:val="20"/>
+                <w:szCs w:val="20"/>
+                <w:lang w:val="tr-TR"/>
+              </w:rPr>
+              <w:t xml:space="preserve">CH</w:t>
+            </w:r>
+            <w:r>
+              <w:rPr>
+                <w:rFonts w:ascii="Times New Roman" w:hAnsi="Times New Roman" w:cs="Times New Roman"/>
+                <w:sz w:val="20"/>
+                <w:szCs w:val="20"/>
+                <w:vertAlign w:val="subscript"/>
+                <w:lang w:val="tr-TR"/>
+              </w:rPr>
+              <w:t xml:space="preserve">3</w:t>
+            </w:r>
+            <w:r>
+              <w:rPr>
+                <w:rFonts w:ascii="Times New Roman" w:hAnsi="Times New Roman" w:cs="Times New Roman"/>
+                <w:sz w:val="20"/>
+                <w:szCs w:val="20"/>
+                <w:lang w:val="tr-TR"/>
+              </w:rPr>
+              <w:t xml:space="preserve">–CH</w:t>
+            </w:r>
+            <w:r>
+              <w:rPr>
+                <w:rFonts w:ascii="Times New Roman" w:hAnsi="Times New Roman" w:cs="Times New Roman"/>
+                <w:sz w:val="20"/>
+                <w:szCs w:val="20"/>
+                <w:vertAlign w:val="subscript"/>
+                <w:lang w:val="tr-TR"/>
+              </w:rPr>
               <w:t xml:space="preserve">2</w:t>
             </w:r>
             <w:r>
@@ -4848,25 +6359,6 @@
                 <w:szCs w:val="20"/>
                 <w:lang w:val="tr-TR"/>
               </w:rPr>
-              <w:t xml:space="preserve">–CH</w:t>
-            </w:r>
-            <w:r>
-              <w:rPr>
-                <w:rFonts w:ascii="Times New Roman" w:hAnsi="Times New Roman" w:cs="Times New Roman"/>
-                <w:sz w:val="20"/>
-                <w:szCs w:val="20"/>
-                <w:vertAlign w:val="subscript"/>
-                <w:lang w:val="tr-TR"/>
-              </w:rPr>
-              <w:t xml:space="preserve">2</w:t>
-            </w:r>
-            <w:r>
-              <w:rPr>
-                <w:rFonts w:ascii="Times New Roman" w:hAnsi="Times New Roman" w:cs="Times New Roman"/>
-                <w:sz w:val="20"/>
-                <w:szCs w:val="20"/>
-                <w:lang w:val="tr-TR"/>
-              </w:rPr>
               <w:t xml:space="preserve">–OH</w:t>
             </w:r>
           </w:p>
@@ -4891,7 +6383,7 @@
                 <w:szCs w:val="20"/>
                 <w:lang w:val="tr-TR"/>
               </w:rPr>
-              <w:t xml:space="preserve">bütan-1-ol</w:t>
+              <w:t xml:space="preserve">propan-1-ol</w:t>
             </w:r>
           </w:p>
         </w:tc>
@@ -4908,1573 +6400,6 @@
     </w:p>
     <w:p>
       <w:pPr>
-        <w:pStyle w:val="ListParagraph"/>
-        <w:numPr>
-          <w:ilvl w:val="0"/>
-          <w:numId w:val="53"/>
-        </w:numPr>
-        <w:jc w:val="both"/>
-        <w:rPr>
-          <w:rFonts w:ascii="Times New Roman" w:hAnsi="Times New Roman" w:cs="Times New Roman"/>
-          <w:lang w:val="tr-TR"/>
-        </w:rPr>
-      </w:pPr>
-      <w:r>
-        <w:rPr>
-          <w:rFonts w:ascii="Times New Roman" w:hAnsi="Times New Roman" w:cs="Times New Roman"/>
-          <w:lang w:val="tr-TR"/>
-        </w:rPr>
-        <w:t xml:space="preserve">Tablodaki bileşikler arasında bir fark var mıdır? Bu bileşikleri hangi ölçütü kullanarak birbirinden ayırt edebilirsiniz? Önce kendi fikrinizi yazınız, sonra grubunuzdaki arkadaşlarınızın fikirlerini sözlerini kesmeden dinleyiniz. Olaylara farklı bakış açılarıyla yaklaşılabileceğini kabul ederek ortak bir ölçüt üzerinde uzlaşınız.</w:t>
-      </w:r>
-    </w:p>
-    <w:p>
-      <w:pPr>
-        <w:ind w:left="720"/>
-        <w:jc w:val="both"/>
-        <w:rPr>
-          <w:rFonts w:ascii="Times New Roman" w:hAnsi="Times New Roman" w:cs="Times New Roman"/>
-          <w:lang w:val="tr-TR"/>
-        </w:rPr>
-      </w:pPr>
-      <w:r>
-        <w:rPr>
-          <w:rFonts w:ascii="Times New Roman" w:hAnsi="Times New Roman" w:cs="Times New Roman"/>
-          <w:lang w:val="tr-TR"/>
-        </w:rPr>
-        <w:t xml:space="preserve">……………………………………………………………………………………………</w:t>
-      </w:r>
-    </w:p>
-    <w:p>
-      <w:pPr>
-        <w:ind w:left="720"/>
-        <w:jc w:val="both"/>
-        <w:rPr>
-          <w:rFonts w:ascii="Times New Roman" w:hAnsi="Times New Roman" w:cs="Times New Roman"/>
-          <w:lang w:val="tr-TR"/>
-        </w:rPr>
-      </w:pPr>
-      <w:r>
-        <w:rPr>
-          <w:rFonts w:ascii="Times New Roman" w:hAnsi="Times New Roman" w:cs="Times New Roman"/>
-          <w:lang w:val="tr-TR"/>
-        </w:rPr>
-        <w:t xml:space="preserve">……………………………………………………………………………………………</w:t>
-      </w:r>
-    </w:p>
-    <w:p>
-      <w:pPr>
-        <w:pStyle w:val="ListParagraph"/>
-        <w:numPr>
-          <w:ilvl w:val="0"/>
-          <w:numId w:val="53"/>
-        </w:numPr>
-        <w:jc w:val="both"/>
-        <w:rPr>
-          <w:rFonts w:ascii="Times New Roman" w:hAnsi="Times New Roman" w:cs="Times New Roman"/>
-          <w:lang w:val="tr-TR"/>
-        </w:rPr>
-      </w:pPr>
-      <w:r>
-        <w:rPr>
-          <w:rFonts w:ascii="Times New Roman" w:hAnsi="Times New Roman" w:cs="Times New Roman"/>
-          <w:lang w:val="tr-TR"/>
-        </w:rPr>
-        <w:t xml:space="preserve">Belirlediğiniz ölçüte göre alkolleri gruplandırınız. Adlarında “-ol”, “-diol” ve “-triol” eklerinin kullanılması ile oluşturduğunuz gruplar arasında nasıl bir ilişki vardır? Gruplarınıza birer ad veriniz.</w:t>
-      </w:r>
-    </w:p>
-    <w:p>
-      <w:pPr>
-        <w:ind w:left="720"/>
-        <w:jc w:val="both"/>
-        <w:rPr>
-          <w:rFonts w:ascii="Times New Roman" w:hAnsi="Times New Roman" w:cs="Times New Roman"/>
-          <w:lang w:val="tr-TR"/>
-        </w:rPr>
-      </w:pPr>
-      <w:r>
-        <w:rPr>
-          <w:rFonts w:ascii="Times New Roman" w:hAnsi="Times New Roman" w:cs="Times New Roman"/>
-          <w:lang w:val="tr-TR"/>
-        </w:rPr>
-        <w:t xml:space="preserve">……………………………………………………………………………………………</w:t>
-      </w:r>
-    </w:p>
-    <w:p>
-      <w:pPr>
-        <w:ind w:left="720"/>
-        <w:jc w:val="both"/>
-        <w:rPr>
-          <w:rFonts w:ascii="Times New Roman" w:hAnsi="Times New Roman" w:cs="Times New Roman"/>
-          <w:lang w:val="tr-TR"/>
-        </w:rPr>
-      </w:pPr>
-      <w:r>
-        <w:rPr>
-          <w:rFonts w:ascii="Times New Roman" w:hAnsi="Times New Roman" w:cs="Times New Roman"/>
-          <w:lang w:val="tr-TR"/>
-        </w:rPr>
-        <w:t xml:space="preserve">……………………………………………………………………………………………</w:t>
-      </w:r>
-    </w:p>
-    <w:p>
-      <w:pPr>
-        <w:jc w:val="both"/>
-        <w:rPr>
-          <w:rFonts w:ascii="Times New Roman" w:hAnsi="Times New Roman" w:cs="Times New Roman"/>
-          <w:lang w:val="tr-TR"/>
-        </w:rPr>
-      </w:pPr>
-      <w:r>
-        <w:rPr>
-          <w:rFonts w:ascii="Times New Roman" w:hAnsi="Times New Roman" w:cs="Times New Roman"/>
-          <w:lang w:val="tr-TR"/>
-        </w:rPr>
-        <w:t xml:space="preserve">Aşağıda –OH grubunun bağlı olduğu karbon atomuna (alfa karbonu) bağlı alkil grubu sayısı farklı olan alkoller karışık olarak verilmiştir.</w:t>
-      </w:r>
-    </w:p>
-    <w:p>
-      <w:pPr>
-        <w:jc w:val="center"/>
-        <w:rPr>
-          <w:rFonts w:ascii="Times New Roman" w:hAnsi="Times New Roman" w:cs="Times New Roman"/>
-          <w:lang w:val="tr-TR"/>
-        </w:rPr>
-      </w:pPr>
-      <w:r>
-        <w:rPr>
-          <w:rFonts w:ascii="Times New Roman" w:hAnsi="Times New Roman" w:cs="Times New Roman"/>
-          <w:b/>
-          <w:bCs/>
-          <w:lang w:val="tr-TR"/>
-        </w:rPr>
-        <w:t xml:space="preserve">Tablo C:</w:t>
-      </w:r>
-      <w:r>
-        <w:rPr>
-          <w:rFonts w:ascii="Times New Roman" w:hAnsi="Times New Roman" w:cs="Times New Roman"/>
-          <w:lang w:val="tr-TR"/>
-        </w:rPr>
-        <w:t xml:space="preserve"> Alfa karbonuna bağlı alkil grubu sayısı farklı bazı alkoller</w:t>
-      </w:r>
-    </w:p>
-    <w:tbl>
-      <w:tblPr>
-        <w:tblW w:w="9000" w:type="dxa"/>
-        <w:jc w:val="center"/>
-        <w:tblBorders>
-          <w:top w:val="single" w:sz="4" w:space="0" w:color="auto"/>
-          <w:left w:val="single" w:sz="4" w:space="0" w:color="auto"/>
-          <w:bottom w:val="single" w:sz="4" w:space="0" w:color="auto"/>
-          <w:right w:val="single" w:sz="4" w:space="0" w:color="auto"/>
-          <w:insideH w:val="single" w:sz="4" w:space="0" w:color="auto"/>
-          <w:insideV w:val="single" w:sz="4" w:space="0" w:color="auto"/>
-        </w:tblBorders>
-        <w:tblLayout w:type="fixed"/>
-        <w:tblLook w:val="04A0"/>
-      </w:tblPr>
-      <w:tblGrid>
-        <w:gridCol w:w="2200"/>
-        <w:gridCol w:w="4000"/>
-        <w:gridCol w:w="2800"/>
-      </w:tblGrid>
-      <w:tr>
-        <w:tc>
-          <w:tcPr>
-            <w:tcW w:w="2200" w:type="dxa"/>
-            <w:shd w:val="clear" w:color="auto" w:fill="D9E2F3"/>
-            <w:vAlign w:val="center"/>
-          </w:tcPr>
-          <w:p>
-            <w:pPr>
-              <w:jc w:val="center"/>
-              <w:rPr>
-                <w:rFonts w:ascii="Times New Roman" w:hAnsi="Times New Roman" w:cs="Times New Roman"/>
-                <w:b/>
-                <w:bCs/>
-                <w:lang w:val="tr-TR"/>
-              </w:rPr>
-            </w:pPr>
-            <w:r>
-              <w:rPr>
-                <w:rFonts w:ascii="Times New Roman" w:hAnsi="Times New Roman" w:cs="Times New Roman"/>
-                <w:b/>
-                <w:bCs/>
-                <w:sz w:val="20"/>
-                <w:szCs w:val="20"/>
-                <w:lang w:val="tr-TR"/>
-              </w:rPr>
-              <w:t xml:space="preserve">Molekül formülü</w:t>
-            </w:r>
-          </w:p>
-        </w:tc>
-        <w:tc>
-          <w:tcPr>
-            <w:tcW w:w="4000" w:type="dxa"/>
-            <w:shd w:val="clear" w:color="auto" w:fill="D9E2F3"/>
-            <w:vAlign w:val="center"/>
-          </w:tcPr>
-          <w:p>
-            <w:pPr>
-              <w:jc w:val="center"/>
-              <w:rPr>
-                <w:rFonts w:ascii="Times New Roman" w:hAnsi="Times New Roman" w:cs="Times New Roman"/>
-                <w:b/>
-                <w:bCs/>
-                <w:lang w:val="tr-TR"/>
-              </w:rPr>
-            </w:pPr>
-            <w:r>
-              <w:rPr>
-                <w:rFonts w:ascii="Times New Roman" w:hAnsi="Times New Roman" w:cs="Times New Roman"/>
-                <w:b/>
-                <w:bCs/>
-                <w:sz w:val="20"/>
-                <w:szCs w:val="20"/>
-                <w:lang w:val="tr-TR"/>
-              </w:rPr>
-              <w:t xml:space="preserve">Yarı açık formül</w:t>
-            </w:r>
-          </w:p>
-        </w:tc>
-        <w:tc>
-          <w:tcPr>
-            <w:tcW w:w="2800" w:type="dxa"/>
-            <w:shd w:val="clear" w:color="auto" w:fill="D9E2F3"/>
-            <w:vAlign w:val="center"/>
-          </w:tcPr>
-          <w:p>
-            <w:pPr>
-              <w:jc w:val="center"/>
-              <w:rPr>
-                <w:rFonts w:ascii="Times New Roman" w:hAnsi="Times New Roman" w:cs="Times New Roman"/>
-                <w:b/>
-                <w:bCs/>
-                <w:lang w:val="tr-TR"/>
-              </w:rPr>
-            </w:pPr>
-            <w:r>
-              <w:rPr>
-                <w:rFonts w:ascii="Times New Roman" w:hAnsi="Times New Roman" w:cs="Times New Roman"/>
-                <w:b/>
-                <w:bCs/>
-                <w:sz w:val="20"/>
-                <w:szCs w:val="20"/>
-                <w:lang w:val="tr-TR"/>
-              </w:rPr>
-              <w:t xml:space="preserve">Sistematik ad</w:t>
-            </w:r>
-          </w:p>
-        </w:tc>
-      </w:tr>
-      <w:tr>
-        <w:tc>
-          <w:tcPr>
-            <w:tcW w:w="2200" w:type="dxa"/>
-            <w:vAlign w:val="center"/>
-          </w:tcPr>
-          <w:p>
-            <w:pPr>
-              <w:jc w:val="center"/>
-              <w:rPr>
-                <w:rFonts w:ascii="Times New Roman" w:hAnsi="Times New Roman" w:cs="Times New Roman"/>
-                <w:lang w:val="tr-TR"/>
-              </w:rPr>
-            </w:pPr>
-            <w:r>
-              <w:rPr>
-                <w:rFonts w:ascii="Times New Roman" w:hAnsi="Times New Roman" w:cs="Times New Roman"/>
-                <w:sz w:val="20"/>
-                <w:szCs w:val="20"/>
-                <w:lang w:val="tr-TR"/>
-              </w:rPr>
-              <w:t xml:space="preserve">C</w:t>
-            </w:r>
-            <w:r>
-              <w:rPr>
-                <w:rFonts w:ascii="Times New Roman" w:hAnsi="Times New Roman" w:cs="Times New Roman"/>
-                <w:sz w:val="20"/>
-                <w:szCs w:val="20"/>
-                <w:vertAlign w:val="subscript"/>
-                <w:lang w:val="tr-TR"/>
-              </w:rPr>
-              <w:t xml:space="preserve">3</w:t>
-            </w:r>
-            <w:r>
-              <w:rPr>
-                <w:rFonts w:ascii="Times New Roman" w:hAnsi="Times New Roman" w:cs="Times New Roman"/>
-                <w:sz w:val="20"/>
-                <w:szCs w:val="20"/>
-                <w:lang w:val="tr-TR"/>
-              </w:rPr>
-              <w:t xml:space="preserve">H</w:t>
-            </w:r>
-            <w:r>
-              <w:rPr>
-                <w:rFonts w:ascii="Times New Roman" w:hAnsi="Times New Roman" w:cs="Times New Roman"/>
-                <w:sz w:val="20"/>
-                <w:szCs w:val="20"/>
-                <w:vertAlign w:val="subscript"/>
-                <w:lang w:val="tr-TR"/>
-              </w:rPr>
-              <w:t xml:space="preserve">8</w:t>
-            </w:r>
-            <w:r>
-              <w:rPr>
-                <w:rFonts w:ascii="Times New Roman" w:hAnsi="Times New Roman" w:cs="Times New Roman"/>
-                <w:sz w:val="20"/>
-                <w:szCs w:val="20"/>
-                <w:lang w:val="tr-TR"/>
-              </w:rPr>
-              <w:t xml:space="preserve">O</w:t>
-            </w:r>
-          </w:p>
-        </w:tc>
-        <w:tc>
-          <w:tcPr>
-            <w:tcW w:w="4000" w:type="dxa"/>
-            <w:vAlign w:val="center"/>
-          </w:tcPr>
-          <w:p>
-            <w:pPr>
-              <w:jc w:val="center"/>
-              <w:rPr>
-                <w:rFonts w:ascii="Times New Roman" w:hAnsi="Times New Roman" w:cs="Times New Roman"/>
-                <w:lang w:val="tr-TR"/>
-              </w:rPr>
-            </w:pPr>
-            <w:r>
-              <w:rPr>
-                <w:rFonts w:ascii="Times New Roman" w:hAnsi="Times New Roman" w:cs="Times New Roman"/>
-                <w:sz w:val="20"/>
-                <w:szCs w:val="20"/>
-                <w:lang w:val="tr-TR"/>
-              </w:rPr>
-              <w:t xml:space="preserve">CH</w:t>
-            </w:r>
-            <w:r>
-              <w:rPr>
-                <w:rFonts w:ascii="Times New Roman" w:hAnsi="Times New Roman" w:cs="Times New Roman"/>
-                <w:sz w:val="20"/>
-                <w:szCs w:val="20"/>
-                <w:vertAlign w:val="subscript"/>
-                <w:lang w:val="tr-TR"/>
-              </w:rPr>
-              <w:t xml:space="preserve">3</w:t>
-            </w:r>
-            <w:r>
-              <w:rPr>
-                <w:rFonts w:ascii="Times New Roman" w:hAnsi="Times New Roman" w:cs="Times New Roman"/>
-                <w:sz w:val="20"/>
-                <w:szCs w:val="20"/>
-                <w:lang w:val="tr-TR"/>
-              </w:rPr>
-              <w:t xml:space="preserve">–CH(OH)–CH</w:t>
-            </w:r>
-            <w:r>
-              <w:rPr>
-                <w:rFonts w:ascii="Times New Roman" w:hAnsi="Times New Roman" w:cs="Times New Roman"/>
-                <w:sz w:val="20"/>
-                <w:szCs w:val="20"/>
-                <w:vertAlign w:val="subscript"/>
-                <w:lang w:val="tr-TR"/>
-              </w:rPr>
-              <w:t xml:space="preserve">3</w:t>
-            </w:r>
-          </w:p>
-        </w:tc>
-        <w:tc>
-          <w:tcPr>
-            <w:tcW w:w="2800" w:type="dxa"/>
-            <w:vAlign w:val="center"/>
-          </w:tcPr>
-          <w:p>
-            <w:pPr>
-              <w:jc w:val="center"/>
-              <w:rPr>
-                <w:rFonts w:ascii="Times New Roman" w:hAnsi="Times New Roman" w:cs="Times New Roman"/>
-                <w:lang w:val="tr-TR"/>
-              </w:rPr>
-            </w:pPr>
-            <w:r>
-              <w:rPr>
-                <w:rFonts w:ascii="Times New Roman" w:hAnsi="Times New Roman" w:cs="Times New Roman"/>
-                <w:sz w:val="20"/>
-                <w:szCs w:val="20"/>
-                <w:lang w:val="tr-TR"/>
-              </w:rPr>
-              <w:t xml:space="preserve">propan-2-ol</w:t>
-            </w:r>
-          </w:p>
-        </w:tc>
-      </w:tr>
-      <w:tr>
-        <w:tc>
-          <w:tcPr>
-            <w:tcW w:w="2200" w:type="dxa"/>
-            <w:vAlign w:val="center"/>
-          </w:tcPr>
-          <w:p>
-            <w:pPr>
-              <w:jc w:val="center"/>
-              <w:rPr>
-                <w:rFonts w:ascii="Times New Roman" w:hAnsi="Times New Roman" w:cs="Times New Roman"/>
-                <w:lang w:val="tr-TR"/>
-              </w:rPr>
-            </w:pPr>
-            <w:r>
-              <w:rPr>
-                <w:rFonts w:ascii="Times New Roman" w:hAnsi="Times New Roman" w:cs="Times New Roman"/>
-                <w:sz w:val="20"/>
-                <w:szCs w:val="20"/>
-                <w:lang w:val="tr-TR"/>
-              </w:rPr>
-              <w:t xml:space="preserve">C</w:t>
-            </w:r>
-            <w:r>
-              <w:rPr>
-                <w:rFonts w:ascii="Times New Roman" w:hAnsi="Times New Roman" w:cs="Times New Roman"/>
-                <w:sz w:val="20"/>
-                <w:szCs w:val="20"/>
-                <w:vertAlign w:val="subscript"/>
-                <w:lang w:val="tr-TR"/>
-              </w:rPr>
-              <w:t xml:space="preserve">4</w:t>
-            </w:r>
-            <w:r>
-              <w:rPr>
-                <w:rFonts w:ascii="Times New Roman" w:hAnsi="Times New Roman" w:cs="Times New Roman"/>
-                <w:sz w:val="20"/>
-                <w:szCs w:val="20"/>
-                <w:lang w:val="tr-TR"/>
-              </w:rPr>
-              <w:t xml:space="preserve">H</w:t>
-            </w:r>
-            <w:r>
-              <w:rPr>
-                <w:rFonts w:ascii="Times New Roman" w:hAnsi="Times New Roman" w:cs="Times New Roman"/>
-                <w:sz w:val="20"/>
-                <w:szCs w:val="20"/>
-                <w:vertAlign w:val="subscript"/>
-                <w:lang w:val="tr-TR"/>
-              </w:rPr>
-              <w:t xml:space="preserve">10</w:t>
-            </w:r>
-            <w:r>
-              <w:rPr>
-                <w:rFonts w:ascii="Times New Roman" w:hAnsi="Times New Roman" w:cs="Times New Roman"/>
-                <w:sz w:val="20"/>
-                <w:szCs w:val="20"/>
-                <w:lang w:val="tr-TR"/>
-              </w:rPr>
-              <w:t xml:space="preserve">O</w:t>
-            </w:r>
-          </w:p>
-        </w:tc>
-        <w:tc>
-          <w:tcPr>
-            <w:tcW w:w="4000" w:type="dxa"/>
-            <w:vAlign w:val="center"/>
-          </w:tcPr>
-          <w:p>
-            <w:pPr>
-              <w:jc w:val="center"/>
-              <w:rPr>
-                <w:rFonts w:ascii="Times New Roman" w:hAnsi="Times New Roman" w:cs="Times New Roman"/>
-                <w:lang w:val="tr-TR"/>
-              </w:rPr>
-            </w:pPr>
-            <w:r>
-              <w:rPr>
-                <w:rFonts w:ascii="Times New Roman" w:hAnsi="Times New Roman" w:cs="Times New Roman"/>
-                <w:sz w:val="20"/>
-                <w:szCs w:val="20"/>
-                <w:lang w:val="tr-TR"/>
-              </w:rPr>
-              <w:t xml:space="preserve">(CH</w:t>
-            </w:r>
-            <w:r>
-              <w:rPr>
-                <w:rFonts w:ascii="Times New Roman" w:hAnsi="Times New Roman" w:cs="Times New Roman"/>
-                <w:sz w:val="20"/>
-                <w:szCs w:val="20"/>
-                <w:vertAlign w:val="subscript"/>
-                <w:lang w:val="tr-TR"/>
-              </w:rPr>
-              <w:t xml:space="preserve">3</w:t>
-            </w:r>
-            <w:r>
-              <w:rPr>
-                <w:rFonts w:ascii="Times New Roman" w:hAnsi="Times New Roman" w:cs="Times New Roman"/>
-                <w:sz w:val="20"/>
-                <w:szCs w:val="20"/>
-                <w:lang w:val="tr-TR"/>
-              </w:rPr>
-              <w:t xml:space="preserve">)</w:t>
-            </w:r>
-            <w:r>
-              <w:rPr>
-                <w:rFonts w:ascii="Times New Roman" w:hAnsi="Times New Roman" w:cs="Times New Roman"/>
-                <w:sz w:val="20"/>
-                <w:szCs w:val="20"/>
-                <w:vertAlign w:val="subscript"/>
-                <w:lang w:val="tr-TR"/>
-              </w:rPr>
-              <w:t xml:space="preserve">3</w:t>
-            </w:r>
-            <w:r>
-              <w:rPr>
-                <w:rFonts w:ascii="Times New Roman" w:hAnsi="Times New Roman" w:cs="Times New Roman"/>
-                <w:sz w:val="20"/>
-                <w:szCs w:val="20"/>
-                <w:lang w:val="tr-TR"/>
-              </w:rPr>
-              <w:t xml:space="preserve">C–OH</w:t>
-            </w:r>
-          </w:p>
-        </w:tc>
-        <w:tc>
-          <w:tcPr>
-            <w:tcW w:w="2800" w:type="dxa"/>
-            <w:vAlign w:val="center"/>
-          </w:tcPr>
-          <w:p>
-            <w:pPr>
-              <w:jc w:val="center"/>
-              <w:rPr>
-                <w:rFonts w:ascii="Times New Roman" w:hAnsi="Times New Roman" w:cs="Times New Roman"/>
-                <w:lang w:val="tr-TR"/>
-              </w:rPr>
-            </w:pPr>
-            <w:r>
-              <w:rPr>
-                <w:rFonts w:ascii="Times New Roman" w:hAnsi="Times New Roman" w:cs="Times New Roman"/>
-                <w:sz w:val="20"/>
-                <w:szCs w:val="20"/>
-                <w:lang w:val="tr-TR"/>
-              </w:rPr>
-              <w:t xml:space="preserve">2-metilpropan-2-ol</w:t>
-            </w:r>
-          </w:p>
-        </w:tc>
-      </w:tr>
-      <w:tr>
-        <w:tc>
-          <w:tcPr>
-            <w:tcW w:w="2200" w:type="dxa"/>
-            <w:vAlign w:val="center"/>
-          </w:tcPr>
-          <w:p>
-            <w:pPr>
-              <w:jc w:val="center"/>
-              <w:rPr>
-                <w:rFonts w:ascii="Times New Roman" w:hAnsi="Times New Roman" w:cs="Times New Roman"/>
-                <w:lang w:val="tr-TR"/>
-              </w:rPr>
-            </w:pPr>
-            <w:r>
-              <w:rPr>
-                <w:rFonts w:ascii="Times New Roman" w:hAnsi="Times New Roman" w:cs="Times New Roman"/>
-                <w:sz w:val="20"/>
-                <w:szCs w:val="20"/>
-                <w:lang w:val="tr-TR"/>
-              </w:rPr>
-              <w:t xml:space="preserve">C</w:t>
-            </w:r>
-            <w:r>
-              <w:rPr>
-                <w:rFonts w:ascii="Times New Roman" w:hAnsi="Times New Roman" w:cs="Times New Roman"/>
-                <w:sz w:val="20"/>
-                <w:szCs w:val="20"/>
-                <w:vertAlign w:val="subscript"/>
-                <w:lang w:val="tr-TR"/>
-              </w:rPr>
-              <w:t xml:space="preserve">2</w:t>
-            </w:r>
-            <w:r>
-              <w:rPr>
-                <w:rFonts w:ascii="Times New Roman" w:hAnsi="Times New Roman" w:cs="Times New Roman"/>
-                <w:sz w:val="20"/>
-                <w:szCs w:val="20"/>
-                <w:lang w:val="tr-TR"/>
-              </w:rPr>
-              <w:t xml:space="preserve">H</w:t>
-            </w:r>
-            <w:r>
-              <w:rPr>
-                <w:rFonts w:ascii="Times New Roman" w:hAnsi="Times New Roman" w:cs="Times New Roman"/>
-                <w:sz w:val="20"/>
-                <w:szCs w:val="20"/>
-                <w:vertAlign w:val="subscript"/>
-                <w:lang w:val="tr-TR"/>
-              </w:rPr>
-              <w:t xml:space="preserve">6</w:t>
-            </w:r>
-            <w:r>
-              <w:rPr>
-                <w:rFonts w:ascii="Times New Roman" w:hAnsi="Times New Roman" w:cs="Times New Roman"/>
-                <w:sz w:val="20"/>
-                <w:szCs w:val="20"/>
-                <w:lang w:val="tr-TR"/>
-              </w:rPr>
-              <w:t xml:space="preserve">O</w:t>
-            </w:r>
-          </w:p>
-        </w:tc>
-        <w:tc>
-          <w:tcPr>
-            <w:tcW w:w="4000" w:type="dxa"/>
-            <w:vAlign w:val="center"/>
-          </w:tcPr>
-          <w:p>
-            <w:pPr>
-              <w:jc w:val="center"/>
-              <w:rPr>
-                <w:rFonts w:ascii="Times New Roman" w:hAnsi="Times New Roman" w:cs="Times New Roman"/>
-                <w:lang w:val="tr-TR"/>
-              </w:rPr>
-            </w:pPr>
-            <w:r>
-              <w:rPr>
-                <w:rFonts w:ascii="Times New Roman" w:hAnsi="Times New Roman" w:cs="Times New Roman"/>
-                <w:sz w:val="20"/>
-                <w:szCs w:val="20"/>
-                <w:lang w:val="tr-TR"/>
-              </w:rPr>
-              <w:t xml:space="preserve">CH</w:t>
-            </w:r>
-            <w:r>
-              <w:rPr>
-                <w:rFonts w:ascii="Times New Roman" w:hAnsi="Times New Roman" w:cs="Times New Roman"/>
-                <w:sz w:val="20"/>
-                <w:szCs w:val="20"/>
-                <w:vertAlign w:val="subscript"/>
-                <w:lang w:val="tr-TR"/>
-              </w:rPr>
-              <w:t xml:space="preserve">3</w:t>
-            </w:r>
-            <w:r>
-              <w:rPr>
-                <w:rFonts w:ascii="Times New Roman" w:hAnsi="Times New Roman" w:cs="Times New Roman"/>
-                <w:sz w:val="20"/>
-                <w:szCs w:val="20"/>
-                <w:lang w:val="tr-TR"/>
-              </w:rPr>
-              <w:t xml:space="preserve">–CH</w:t>
-            </w:r>
-            <w:r>
-              <w:rPr>
-                <w:rFonts w:ascii="Times New Roman" w:hAnsi="Times New Roman" w:cs="Times New Roman"/>
-                <w:sz w:val="20"/>
-                <w:szCs w:val="20"/>
-                <w:vertAlign w:val="subscript"/>
-                <w:lang w:val="tr-TR"/>
-              </w:rPr>
-              <w:t xml:space="preserve">2</w:t>
-            </w:r>
-            <w:r>
-              <w:rPr>
-                <w:rFonts w:ascii="Times New Roman" w:hAnsi="Times New Roman" w:cs="Times New Roman"/>
-                <w:sz w:val="20"/>
-                <w:szCs w:val="20"/>
-                <w:lang w:val="tr-TR"/>
-              </w:rPr>
-              <w:t xml:space="preserve">–OH</w:t>
-            </w:r>
-          </w:p>
-        </w:tc>
-        <w:tc>
-          <w:tcPr>
-            <w:tcW w:w="2800" w:type="dxa"/>
-            <w:vAlign w:val="center"/>
-          </w:tcPr>
-          <w:p>
-            <w:pPr>
-              <w:jc w:val="center"/>
-              <w:rPr>
-                <w:rFonts w:ascii="Times New Roman" w:hAnsi="Times New Roman" w:cs="Times New Roman"/>
-                <w:lang w:val="tr-TR"/>
-              </w:rPr>
-            </w:pPr>
-            <w:r>
-              <w:rPr>
-                <w:rFonts w:ascii="Times New Roman" w:hAnsi="Times New Roman" w:cs="Times New Roman"/>
-                <w:sz w:val="20"/>
-                <w:szCs w:val="20"/>
-                <w:lang w:val="tr-TR"/>
-              </w:rPr>
-              <w:t xml:space="preserve">etanol</w:t>
-            </w:r>
-          </w:p>
-        </w:tc>
-      </w:tr>
-      <w:tr>
-        <w:tc>
-          <w:tcPr>
-            <w:tcW w:w="2200" w:type="dxa"/>
-            <w:vAlign w:val="center"/>
-          </w:tcPr>
-          <w:p>
-            <w:pPr>
-              <w:jc w:val="center"/>
-              <w:rPr>
-                <w:rFonts w:ascii="Times New Roman" w:hAnsi="Times New Roman" w:cs="Times New Roman"/>
-                <w:lang w:val="tr-TR"/>
-              </w:rPr>
-            </w:pPr>
-            <w:r>
-              <w:rPr>
-                <w:rFonts w:ascii="Times New Roman" w:hAnsi="Times New Roman" w:cs="Times New Roman"/>
-                <w:sz w:val="20"/>
-                <w:szCs w:val="20"/>
-                <w:lang w:val="tr-TR"/>
-              </w:rPr>
-              <w:t xml:space="preserve">C</w:t>
-            </w:r>
-            <w:r>
-              <w:rPr>
-                <w:rFonts w:ascii="Times New Roman" w:hAnsi="Times New Roman" w:cs="Times New Roman"/>
-                <w:sz w:val="20"/>
-                <w:szCs w:val="20"/>
-                <w:vertAlign w:val="subscript"/>
-                <w:lang w:val="tr-TR"/>
-              </w:rPr>
-              <w:t xml:space="preserve">5</w:t>
-            </w:r>
-            <w:r>
-              <w:rPr>
-                <w:rFonts w:ascii="Times New Roman" w:hAnsi="Times New Roman" w:cs="Times New Roman"/>
-                <w:sz w:val="20"/>
-                <w:szCs w:val="20"/>
-                <w:lang w:val="tr-TR"/>
-              </w:rPr>
-              <w:t xml:space="preserve">H</w:t>
-            </w:r>
-            <w:r>
-              <w:rPr>
-                <w:rFonts w:ascii="Times New Roman" w:hAnsi="Times New Roman" w:cs="Times New Roman"/>
-                <w:sz w:val="20"/>
-                <w:szCs w:val="20"/>
-                <w:vertAlign w:val="subscript"/>
-                <w:lang w:val="tr-TR"/>
-              </w:rPr>
-              <w:t xml:space="preserve">12</w:t>
-            </w:r>
-            <w:r>
-              <w:rPr>
-                <w:rFonts w:ascii="Times New Roman" w:hAnsi="Times New Roman" w:cs="Times New Roman"/>
-                <w:sz w:val="20"/>
-                <w:szCs w:val="20"/>
-                <w:lang w:val="tr-TR"/>
-              </w:rPr>
-              <w:t xml:space="preserve">O</w:t>
-            </w:r>
-          </w:p>
-        </w:tc>
-        <w:tc>
-          <w:tcPr>
-            <w:tcW w:w="4000" w:type="dxa"/>
-            <w:vAlign w:val="center"/>
-          </w:tcPr>
-          <w:p>
-            <w:pPr>
-              <w:jc w:val="center"/>
-              <w:rPr>
-                <w:rFonts w:ascii="Times New Roman" w:hAnsi="Times New Roman" w:cs="Times New Roman"/>
-                <w:lang w:val="tr-TR"/>
-              </w:rPr>
-            </w:pPr>
-            <w:r>
-              <w:rPr>
-                <w:rFonts w:ascii="Times New Roman" w:hAnsi="Times New Roman" w:cs="Times New Roman"/>
-                <w:sz w:val="20"/>
-                <w:szCs w:val="20"/>
-                <w:lang w:val="tr-TR"/>
-              </w:rPr>
-              <w:t xml:space="preserve">CH</w:t>
-            </w:r>
-            <w:r>
-              <w:rPr>
-                <w:rFonts w:ascii="Times New Roman" w:hAnsi="Times New Roman" w:cs="Times New Roman"/>
-                <w:sz w:val="20"/>
-                <w:szCs w:val="20"/>
-                <w:vertAlign w:val="subscript"/>
-                <w:lang w:val="tr-TR"/>
-              </w:rPr>
-              <w:t xml:space="preserve">3</w:t>
-            </w:r>
-            <w:r>
-              <w:rPr>
-                <w:rFonts w:ascii="Times New Roman" w:hAnsi="Times New Roman" w:cs="Times New Roman"/>
-                <w:sz w:val="20"/>
-                <w:szCs w:val="20"/>
-                <w:lang w:val="tr-TR"/>
-              </w:rPr>
-              <w:t xml:space="preserve">–CH</w:t>
-            </w:r>
-            <w:r>
-              <w:rPr>
-                <w:rFonts w:ascii="Times New Roman" w:hAnsi="Times New Roman" w:cs="Times New Roman"/>
-                <w:sz w:val="20"/>
-                <w:szCs w:val="20"/>
-                <w:vertAlign w:val="subscript"/>
-                <w:lang w:val="tr-TR"/>
-              </w:rPr>
-              <w:t xml:space="preserve">2</w:t>
-            </w:r>
-            <w:r>
-              <w:rPr>
-                <w:rFonts w:ascii="Times New Roman" w:hAnsi="Times New Roman" w:cs="Times New Roman"/>
-                <w:sz w:val="20"/>
-                <w:szCs w:val="20"/>
-                <w:lang w:val="tr-TR"/>
-              </w:rPr>
-              <w:t xml:space="preserve">–CH(OH)–CH</w:t>
-            </w:r>
-            <w:r>
-              <w:rPr>
-                <w:rFonts w:ascii="Times New Roman" w:hAnsi="Times New Roman" w:cs="Times New Roman"/>
-                <w:sz w:val="20"/>
-                <w:szCs w:val="20"/>
-                <w:vertAlign w:val="subscript"/>
-                <w:lang w:val="tr-TR"/>
-              </w:rPr>
-              <w:t xml:space="preserve">2</w:t>
-            </w:r>
-            <w:r>
-              <w:rPr>
-                <w:rFonts w:ascii="Times New Roman" w:hAnsi="Times New Roman" w:cs="Times New Roman"/>
-                <w:sz w:val="20"/>
-                <w:szCs w:val="20"/>
-                <w:lang w:val="tr-TR"/>
-              </w:rPr>
-              <w:t xml:space="preserve">–CH</w:t>
-            </w:r>
-            <w:r>
-              <w:rPr>
-                <w:rFonts w:ascii="Times New Roman" w:hAnsi="Times New Roman" w:cs="Times New Roman"/>
-                <w:sz w:val="20"/>
-                <w:szCs w:val="20"/>
-                <w:vertAlign w:val="subscript"/>
-                <w:lang w:val="tr-TR"/>
-              </w:rPr>
-              <w:t xml:space="preserve">3</w:t>
-            </w:r>
-          </w:p>
-        </w:tc>
-        <w:tc>
-          <w:tcPr>
-            <w:tcW w:w="2800" w:type="dxa"/>
-            <w:vAlign w:val="center"/>
-          </w:tcPr>
-          <w:p>
-            <w:pPr>
-              <w:jc w:val="center"/>
-              <w:rPr>
-                <w:rFonts w:ascii="Times New Roman" w:hAnsi="Times New Roman" w:cs="Times New Roman"/>
-                <w:lang w:val="tr-TR"/>
-              </w:rPr>
-            </w:pPr>
-            <w:r>
-              <w:rPr>
-                <w:rFonts w:ascii="Times New Roman" w:hAnsi="Times New Roman" w:cs="Times New Roman"/>
-                <w:sz w:val="20"/>
-                <w:szCs w:val="20"/>
-                <w:lang w:val="tr-TR"/>
-              </w:rPr>
-              <w:t xml:space="preserve">pentan-3-ol</w:t>
-            </w:r>
-          </w:p>
-        </w:tc>
-      </w:tr>
-      <w:tr>
-        <w:tc>
-          <w:tcPr>
-            <w:tcW w:w="2200" w:type="dxa"/>
-            <w:vAlign w:val="center"/>
-          </w:tcPr>
-          <w:p>
-            <w:pPr>
-              <w:jc w:val="center"/>
-              <w:rPr>
-                <w:rFonts w:ascii="Times New Roman" w:hAnsi="Times New Roman" w:cs="Times New Roman"/>
-                <w:lang w:val="tr-TR"/>
-              </w:rPr>
-            </w:pPr>
-            <w:r>
-              <w:rPr>
-                <w:rFonts w:ascii="Times New Roman" w:hAnsi="Times New Roman" w:cs="Times New Roman"/>
-                <w:sz w:val="20"/>
-                <w:szCs w:val="20"/>
-                <w:lang w:val="tr-TR"/>
-              </w:rPr>
-              <w:t xml:space="preserve">C</w:t>
-            </w:r>
-            <w:r>
-              <w:rPr>
-                <w:rFonts w:ascii="Times New Roman" w:hAnsi="Times New Roman" w:cs="Times New Roman"/>
-                <w:sz w:val="20"/>
-                <w:szCs w:val="20"/>
-                <w:vertAlign w:val="subscript"/>
-                <w:lang w:val="tr-TR"/>
-              </w:rPr>
-              <w:t xml:space="preserve">4</w:t>
-            </w:r>
-            <w:r>
-              <w:rPr>
-                <w:rFonts w:ascii="Times New Roman" w:hAnsi="Times New Roman" w:cs="Times New Roman"/>
-                <w:sz w:val="20"/>
-                <w:szCs w:val="20"/>
-                <w:lang w:val="tr-TR"/>
-              </w:rPr>
-              <w:t xml:space="preserve">H</w:t>
-            </w:r>
-            <w:r>
-              <w:rPr>
-                <w:rFonts w:ascii="Times New Roman" w:hAnsi="Times New Roman" w:cs="Times New Roman"/>
-                <w:sz w:val="20"/>
-                <w:szCs w:val="20"/>
-                <w:vertAlign w:val="subscript"/>
-                <w:lang w:val="tr-TR"/>
-              </w:rPr>
-              <w:t xml:space="preserve">10</w:t>
-            </w:r>
-            <w:r>
-              <w:rPr>
-                <w:rFonts w:ascii="Times New Roman" w:hAnsi="Times New Roman" w:cs="Times New Roman"/>
-                <w:sz w:val="20"/>
-                <w:szCs w:val="20"/>
-                <w:lang w:val="tr-TR"/>
-              </w:rPr>
-              <w:t xml:space="preserve">O</w:t>
-            </w:r>
-          </w:p>
-        </w:tc>
-        <w:tc>
-          <w:tcPr>
-            <w:tcW w:w="4000" w:type="dxa"/>
-            <w:vAlign w:val="center"/>
-          </w:tcPr>
-          <w:p>
-            <w:pPr>
-              <w:jc w:val="center"/>
-              <w:rPr>
-                <w:rFonts w:ascii="Times New Roman" w:hAnsi="Times New Roman" w:cs="Times New Roman"/>
-                <w:lang w:val="tr-TR"/>
-              </w:rPr>
-            </w:pPr>
-            <w:r>
-              <w:rPr>
-                <w:rFonts w:ascii="Times New Roman" w:hAnsi="Times New Roman" w:cs="Times New Roman"/>
-                <w:sz w:val="20"/>
-                <w:szCs w:val="20"/>
-                <w:lang w:val="tr-TR"/>
-              </w:rPr>
-              <w:t xml:space="preserve">CH</w:t>
-            </w:r>
-            <w:r>
-              <w:rPr>
-                <w:rFonts w:ascii="Times New Roman" w:hAnsi="Times New Roman" w:cs="Times New Roman"/>
-                <w:sz w:val="20"/>
-                <w:szCs w:val="20"/>
-                <w:vertAlign w:val="subscript"/>
-                <w:lang w:val="tr-TR"/>
-              </w:rPr>
-              <w:t xml:space="preserve">3</w:t>
-            </w:r>
-            <w:r>
-              <w:rPr>
-                <w:rFonts w:ascii="Times New Roman" w:hAnsi="Times New Roman" w:cs="Times New Roman"/>
-                <w:sz w:val="20"/>
-                <w:szCs w:val="20"/>
-                <w:lang w:val="tr-TR"/>
-              </w:rPr>
-              <w:t xml:space="preserve">–CH(CH</w:t>
-            </w:r>
-            <w:r>
-              <w:rPr>
-                <w:rFonts w:ascii="Times New Roman" w:hAnsi="Times New Roman" w:cs="Times New Roman"/>
-                <w:sz w:val="20"/>
-                <w:szCs w:val="20"/>
-                <w:vertAlign w:val="subscript"/>
-                <w:lang w:val="tr-TR"/>
-              </w:rPr>
-              <w:t xml:space="preserve">3</w:t>
-            </w:r>
-            <w:r>
-              <w:rPr>
-                <w:rFonts w:ascii="Times New Roman" w:hAnsi="Times New Roman" w:cs="Times New Roman"/>
-                <w:sz w:val="20"/>
-                <w:szCs w:val="20"/>
-                <w:lang w:val="tr-TR"/>
-              </w:rPr>
-              <w:t xml:space="preserve">)–CH</w:t>
-            </w:r>
-            <w:r>
-              <w:rPr>
-                <w:rFonts w:ascii="Times New Roman" w:hAnsi="Times New Roman" w:cs="Times New Roman"/>
-                <w:sz w:val="20"/>
-                <w:szCs w:val="20"/>
-                <w:vertAlign w:val="subscript"/>
-                <w:lang w:val="tr-TR"/>
-              </w:rPr>
-              <w:t xml:space="preserve">2</w:t>
-            </w:r>
-            <w:r>
-              <w:rPr>
-                <w:rFonts w:ascii="Times New Roman" w:hAnsi="Times New Roman" w:cs="Times New Roman"/>
-                <w:sz w:val="20"/>
-                <w:szCs w:val="20"/>
-                <w:lang w:val="tr-TR"/>
-              </w:rPr>
-              <w:t xml:space="preserve">–OH</w:t>
-            </w:r>
-          </w:p>
-        </w:tc>
-        <w:tc>
-          <w:tcPr>
-            <w:tcW w:w="2800" w:type="dxa"/>
-            <w:vAlign w:val="center"/>
-          </w:tcPr>
-          <w:p>
-            <w:pPr>
-              <w:jc w:val="center"/>
-              <w:rPr>
-                <w:rFonts w:ascii="Times New Roman" w:hAnsi="Times New Roman" w:cs="Times New Roman"/>
-                <w:lang w:val="tr-TR"/>
-              </w:rPr>
-            </w:pPr>
-            <w:r>
-              <w:rPr>
-                <w:rFonts w:ascii="Times New Roman" w:hAnsi="Times New Roman" w:cs="Times New Roman"/>
-                <w:sz w:val="20"/>
-                <w:szCs w:val="20"/>
-                <w:lang w:val="tr-TR"/>
-              </w:rPr>
-              <w:t xml:space="preserve">2-metilpropan-1-ol</w:t>
-            </w:r>
-          </w:p>
-        </w:tc>
-      </w:tr>
-      <w:tr>
-        <w:tc>
-          <w:tcPr>
-            <w:tcW w:w="2200" w:type="dxa"/>
-            <w:vAlign w:val="center"/>
-          </w:tcPr>
-          <w:p>
-            <w:pPr>
-              <w:jc w:val="center"/>
-              <w:rPr>
-                <w:rFonts w:ascii="Times New Roman" w:hAnsi="Times New Roman" w:cs="Times New Roman"/>
-                <w:lang w:val="tr-TR"/>
-              </w:rPr>
-            </w:pPr>
-            <w:r>
-              <w:rPr>
-                <w:rFonts w:ascii="Times New Roman" w:hAnsi="Times New Roman" w:cs="Times New Roman"/>
-                <w:sz w:val="20"/>
-                <w:szCs w:val="20"/>
-                <w:lang w:val="tr-TR"/>
-              </w:rPr>
-              <w:t xml:space="preserve">C</w:t>
-            </w:r>
-            <w:r>
-              <w:rPr>
-                <w:rFonts w:ascii="Times New Roman" w:hAnsi="Times New Roman" w:cs="Times New Roman"/>
-                <w:sz w:val="20"/>
-                <w:szCs w:val="20"/>
-                <w:vertAlign w:val="subscript"/>
-                <w:lang w:val="tr-TR"/>
-              </w:rPr>
-              <w:t xml:space="preserve">5</w:t>
-            </w:r>
-            <w:r>
-              <w:rPr>
-                <w:rFonts w:ascii="Times New Roman" w:hAnsi="Times New Roman" w:cs="Times New Roman"/>
-                <w:sz w:val="20"/>
-                <w:szCs w:val="20"/>
-                <w:lang w:val="tr-TR"/>
-              </w:rPr>
-              <w:t xml:space="preserve">H</w:t>
-            </w:r>
-            <w:r>
-              <w:rPr>
-                <w:rFonts w:ascii="Times New Roman" w:hAnsi="Times New Roman" w:cs="Times New Roman"/>
-                <w:sz w:val="20"/>
-                <w:szCs w:val="20"/>
-                <w:vertAlign w:val="subscript"/>
-                <w:lang w:val="tr-TR"/>
-              </w:rPr>
-              <w:t xml:space="preserve">12</w:t>
-            </w:r>
-            <w:r>
-              <w:rPr>
-                <w:rFonts w:ascii="Times New Roman" w:hAnsi="Times New Roman" w:cs="Times New Roman"/>
-                <w:sz w:val="20"/>
-                <w:szCs w:val="20"/>
-                <w:lang w:val="tr-TR"/>
-              </w:rPr>
-              <w:t xml:space="preserve">O</w:t>
-            </w:r>
-          </w:p>
-        </w:tc>
-        <w:tc>
-          <w:tcPr>
-            <w:tcW w:w="4000" w:type="dxa"/>
-            <w:vAlign w:val="center"/>
-          </w:tcPr>
-          <w:p>
-            <w:pPr>
-              <w:jc w:val="center"/>
-              <w:rPr>
-                <w:rFonts w:ascii="Times New Roman" w:hAnsi="Times New Roman" w:cs="Times New Roman"/>
-                <w:lang w:val="tr-TR"/>
-              </w:rPr>
-            </w:pPr>
-            <w:r>
-              <w:rPr>
-                <w:rFonts w:ascii="Times New Roman" w:hAnsi="Times New Roman" w:cs="Times New Roman"/>
-                <w:sz w:val="20"/>
-                <w:szCs w:val="20"/>
-                <w:lang w:val="tr-TR"/>
-              </w:rPr>
-              <w:t xml:space="preserve">CH</w:t>
-            </w:r>
-            <w:r>
-              <w:rPr>
-                <w:rFonts w:ascii="Times New Roman" w:hAnsi="Times New Roman" w:cs="Times New Roman"/>
-                <w:sz w:val="20"/>
-                <w:szCs w:val="20"/>
-                <w:vertAlign w:val="subscript"/>
-                <w:lang w:val="tr-TR"/>
-              </w:rPr>
-              <w:t xml:space="preserve">3</w:t>
-            </w:r>
-            <w:r>
-              <w:rPr>
-                <w:rFonts w:ascii="Times New Roman" w:hAnsi="Times New Roman" w:cs="Times New Roman"/>
-                <w:sz w:val="20"/>
-                <w:szCs w:val="20"/>
-                <w:lang w:val="tr-TR"/>
-              </w:rPr>
-              <w:t xml:space="preserve">–CH</w:t>
-            </w:r>
-            <w:r>
-              <w:rPr>
-                <w:rFonts w:ascii="Times New Roman" w:hAnsi="Times New Roman" w:cs="Times New Roman"/>
-                <w:sz w:val="20"/>
-                <w:szCs w:val="20"/>
-                <w:vertAlign w:val="subscript"/>
-                <w:lang w:val="tr-TR"/>
-              </w:rPr>
-              <w:t xml:space="preserve">2</w:t>
-            </w:r>
-            <w:r>
-              <w:rPr>
-                <w:rFonts w:ascii="Times New Roman" w:hAnsi="Times New Roman" w:cs="Times New Roman"/>
-                <w:sz w:val="20"/>
-                <w:szCs w:val="20"/>
-                <w:lang w:val="tr-TR"/>
-              </w:rPr>
-              <w:t xml:space="preserve">–C(CH</w:t>
-            </w:r>
-            <w:r>
-              <w:rPr>
-                <w:rFonts w:ascii="Times New Roman" w:hAnsi="Times New Roman" w:cs="Times New Roman"/>
-                <w:sz w:val="20"/>
-                <w:szCs w:val="20"/>
-                <w:vertAlign w:val="subscript"/>
-                <w:lang w:val="tr-TR"/>
-              </w:rPr>
-              <w:t xml:space="preserve">3</w:t>
-            </w:r>
-            <w:r>
-              <w:rPr>
-                <w:rFonts w:ascii="Times New Roman" w:hAnsi="Times New Roman" w:cs="Times New Roman"/>
-                <w:sz w:val="20"/>
-                <w:szCs w:val="20"/>
-                <w:lang w:val="tr-TR"/>
-              </w:rPr>
-              <w:t xml:space="preserve">)(OH)–CH</w:t>
-            </w:r>
-            <w:r>
-              <w:rPr>
-                <w:rFonts w:ascii="Times New Roman" w:hAnsi="Times New Roman" w:cs="Times New Roman"/>
-                <w:sz w:val="20"/>
-                <w:szCs w:val="20"/>
-                <w:vertAlign w:val="subscript"/>
-                <w:lang w:val="tr-TR"/>
-              </w:rPr>
-              <w:t xml:space="preserve">3</w:t>
-            </w:r>
-          </w:p>
-        </w:tc>
-        <w:tc>
-          <w:tcPr>
-            <w:tcW w:w="2800" w:type="dxa"/>
-            <w:vAlign w:val="center"/>
-          </w:tcPr>
-          <w:p>
-            <w:pPr>
-              <w:jc w:val="center"/>
-              <w:rPr>
-                <w:rFonts w:ascii="Times New Roman" w:hAnsi="Times New Roman" w:cs="Times New Roman"/>
-                <w:lang w:val="tr-TR"/>
-              </w:rPr>
-            </w:pPr>
-            <w:r>
-              <w:rPr>
-                <w:rFonts w:ascii="Times New Roman" w:hAnsi="Times New Roman" w:cs="Times New Roman"/>
-                <w:sz w:val="20"/>
-                <w:szCs w:val="20"/>
-                <w:lang w:val="tr-TR"/>
-              </w:rPr>
-              <w:t xml:space="preserve">2-metilbütan-2-ol</w:t>
-            </w:r>
-          </w:p>
-        </w:tc>
-      </w:tr>
-      <w:tr>
-        <w:tc>
-          <w:tcPr>
-            <w:tcW w:w="2200" w:type="dxa"/>
-            <w:vAlign w:val="center"/>
-          </w:tcPr>
-          <w:p>
-            <w:pPr>
-              <w:jc w:val="center"/>
-              <w:rPr>
-                <w:rFonts w:ascii="Times New Roman" w:hAnsi="Times New Roman" w:cs="Times New Roman"/>
-                <w:lang w:val="tr-TR"/>
-              </w:rPr>
-            </w:pPr>
-            <w:r>
-              <w:rPr>
-                <w:rFonts w:ascii="Times New Roman" w:hAnsi="Times New Roman" w:cs="Times New Roman"/>
-                <w:sz w:val="20"/>
-                <w:szCs w:val="20"/>
-                <w:lang w:val="tr-TR"/>
-              </w:rPr>
-              <w:t xml:space="preserve">C</w:t>
-            </w:r>
-            <w:r>
-              <w:rPr>
-                <w:rFonts w:ascii="Times New Roman" w:hAnsi="Times New Roman" w:cs="Times New Roman"/>
-                <w:sz w:val="20"/>
-                <w:szCs w:val="20"/>
-                <w:vertAlign w:val="subscript"/>
-                <w:lang w:val="tr-TR"/>
-              </w:rPr>
-              <w:t xml:space="preserve">4</w:t>
-            </w:r>
-            <w:r>
-              <w:rPr>
-                <w:rFonts w:ascii="Times New Roman" w:hAnsi="Times New Roman" w:cs="Times New Roman"/>
-                <w:sz w:val="20"/>
-                <w:szCs w:val="20"/>
-                <w:lang w:val="tr-TR"/>
-              </w:rPr>
-              <w:t xml:space="preserve">H</w:t>
-            </w:r>
-            <w:r>
-              <w:rPr>
-                <w:rFonts w:ascii="Times New Roman" w:hAnsi="Times New Roman" w:cs="Times New Roman"/>
-                <w:sz w:val="20"/>
-                <w:szCs w:val="20"/>
-                <w:vertAlign w:val="subscript"/>
-                <w:lang w:val="tr-TR"/>
-              </w:rPr>
-              <w:t xml:space="preserve">10</w:t>
-            </w:r>
-            <w:r>
-              <w:rPr>
-                <w:rFonts w:ascii="Times New Roman" w:hAnsi="Times New Roman" w:cs="Times New Roman"/>
-                <w:sz w:val="20"/>
-                <w:szCs w:val="20"/>
-                <w:lang w:val="tr-TR"/>
-              </w:rPr>
-              <w:t xml:space="preserve">O</w:t>
-            </w:r>
-          </w:p>
-        </w:tc>
-        <w:tc>
-          <w:tcPr>
-            <w:tcW w:w="4000" w:type="dxa"/>
-            <w:vAlign w:val="center"/>
-          </w:tcPr>
-          <w:p>
-            <w:pPr>
-              <w:jc w:val="center"/>
-              <w:rPr>
-                <w:rFonts w:ascii="Times New Roman" w:hAnsi="Times New Roman" w:cs="Times New Roman"/>
-                <w:lang w:val="tr-TR"/>
-              </w:rPr>
-            </w:pPr>
-            <w:r>
-              <w:rPr>
-                <w:rFonts w:ascii="Times New Roman" w:hAnsi="Times New Roman" w:cs="Times New Roman"/>
-                <w:sz w:val="20"/>
-                <w:szCs w:val="20"/>
-                <w:lang w:val="tr-TR"/>
-              </w:rPr>
-              <w:t xml:space="preserve">CH</w:t>
-            </w:r>
-            <w:r>
-              <w:rPr>
-                <w:rFonts w:ascii="Times New Roman" w:hAnsi="Times New Roman" w:cs="Times New Roman"/>
-                <w:sz w:val="20"/>
-                <w:szCs w:val="20"/>
-                <w:vertAlign w:val="subscript"/>
-                <w:lang w:val="tr-TR"/>
-              </w:rPr>
-              <w:t xml:space="preserve">3</w:t>
-            </w:r>
-            <w:r>
-              <w:rPr>
-                <w:rFonts w:ascii="Times New Roman" w:hAnsi="Times New Roman" w:cs="Times New Roman"/>
-                <w:sz w:val="20"/>
-                <w:szCs w:val="20"/>
-                <w:lang w:val="tr-TR"/>
-              </w:rPr>
-              <w:t xml:space="preserve">–CH(OH)–CH</w:t>
-            </w:r>
-            <w:r>
-              <w:rPr>
-                <w:rFonts w:ascii="Times New Roman" w:hAnsi="Times New Roman" w:cs="Times New Roman"/>
-                <w:sz w:val="20"/>
-                <w:szCs w:val="20"/>
-                <w:vertAlign w:val="subscript"/>
-                <w:lang w:val="tr-TR"/>
-              </w:rPr>
-              <w:t xml:space="preserve">2</w:t>
-            </w:r>
-            <w:r>
-              <w:rPr>
-                <w:rFonts w:ascii="Times New Roman" w:hAnsi="Times New Roman" w:cs="Times New Roman"/>
-                <w:sz w:val="20"/>
-                <w:szCs w:val="20"/>
-                <w:lang w:val="tr-TR"/>
-              </w:rPr>
-              <w:t xml:space="preserve">–CH</w:t>
-            </w:r>
-            <w:r>
-              <w:rPr>
-                <w:rFonts w:ascii="Times New Roman" w:hAnsi="Times New Roman" w:cs="Times New Roman"/>
-                <w:sz w:val="20"/>
-                <w:szCs w:val="20"/>
-                <w:vertAlign w:val="subscript"/>
-                <w:lang w:val="tr-TR"/>
-              </w:rPr>
-              <w:t xml:space="preserve">3</w:t>
-            </w:r>
-          </w:p>
-        </w:tc>
-        <w:tc>
-          <w:tcPr>
-            <w:tcW w:w="2800" w:type="dxa"/>
-            <w:vAlign w:val="center"/>
-          </w:tcPr>
-          <w:p>
-            <w:pPr>
-              <w:jc w:val="center"/>
-              <w:rPr>
-                <w:rFonts w:ascii="Times New Roman" w:hAnsi="Times New Roman" w:cs="Times New Roman"/>
-                <w:lang w:val="tr-TR"/>
-              </w:rPr>
-            </w:pPr>
-            <w:r>
-              <w:rPr>
-                <w:rFonts w:ascii="Times New Roman" w:hAnsi="Times New Roman" w:cs="Times New Roman"/>
-                <w:sz w:val="20"/>
-                <w:szCs w:val="20"/>
-                <w:lang w:val="tr-TR"/>
-              </w:rPr>
-              <w:t xml:space="preserve">bütan-2-ol</w:t>
-            </w:r>
-          </w:p>
-        </w:tc>
-      </w:tr>
-      <w:tr>
-        <w:tc>
-          <w:tcPr>
-            <w:tcW w:w="2200" w:type="dxa"/>
-            <w:vAlign w:val="center"/>
-          </w:tcPr>
-          <w:p>
-            <w:pPr>
-              <w:jc w:val="center"/>
-              <w:rPr>
-                <w:rFonts w:ascii="Times New Roman" w:hAnsi="Times New Roman" w:cs="Times New Roman"/>
-                <w:lang w:val="tr-TR"/>
-              </w:rPr>
-            </w:pPr>
-            <w:r>
-              <w:rPr>
-                <w:rFonts w:ascii="Times New Roman" w:hAnsi="Times New Roman" w:cs="Times New Roman"/>
-                <w:sz w:val="20"/>
-                <w:szCs w:val="20"/>
-                <w:lang w:val="tr-TR"/>
-              </w:rPr>
-              <w:t xml:space="preserve">C</w:t>
-            </w:r>
-            <w:r>
-              <w:rPr>
-                <w:rFonts w:ascii="Times New Roman" w:hAnsi="Times New Roman" w:cs="Times New Roman"/>
-                <w:sz w:val="20"/>
-                <w:szCs w:val="20"/>
-                <w:vertAlign w:val="subscript"/>
-                <w:lang w:val="tr-TR"/>
-              </w:rPr>
-              <w:t xml:space="preserve">3</w:t>
-            </w:r>
-            <w:r>
-              <w:rPr>
-                <w:rFonts w:ascii="Times New Roman" w:hAnsi="Times New Roman" w:cs="Times New Roman"/>
-                <w:sz w:val="20"/>
-                <w:szCs w:val="20"/>
-                <w:lang w:val="tr-TR"/>
-              </w:rPr>
-              <w:t xml:space="preserve">H</w:t>
-            </w:r>
-            <w:r>
-              <w:rPr>
-                <w:rFonts w:ascii="Times New Roman" w:hAnsi="Times New Roman" w:cs="Times New Roman"/>
-                <w:sz w:val="20"/>
-                <w:szCs w:val="20"/>
-                <w:vertAlign w:val="subscript"/>
-                <w:lang w:val="tr-TR"/>
-              </w:rPr>
-              <w:t xml:space="preserve">8</w:t>
-            </w:r>
-            <w:r>
-              <w:rPr>
-                <w:rFonts w:ascii="Times New Roman" w:hAnsi="Times New Roman" w:cs="Times New Roman"/>
-                <w:sz w:val="20"/>
-                <w:szCs w:val="20"/>
-                <w:lang w:val="tr-TR"/>
-              </w:rPr>
-              <w:t xml:space="preserve">O</w:t>
-            </w:r>
-          </w:p>
-        </w:tc>
-        <w:tc>
-          <w:tcPr>
-            <w:tcW w:w="4000" w:type="dxa"/>
-            <w:vAlign w:val="center"/>
-          </w:tcPr>
-          <w:p>
-            <w:pPr>
-              <w:jc w:val="center"/>
-              <w:rPr>
-                <w:rFonts w:ascii="Times New Roman" w:hAnsi="Times New Roman" w:cs="Times New Roman"/>
-                <w:lang w:val="tr-TR"/>
-              </w:rPr>
-            </w:pPr>
-            <w:r>
-              <w:rPr>
-                <w:rFonts w:ascii="Times New Roman" w:hAnsi="Times New Roman" w:cs="Times New Roman"/>
-                <w:sz w:val="20"/>
-                <w:szCs w:val="20"/>
-                <w:lang w:val="tr-TR"/>
-              </w:rPr>
-              <w:t xml:space="preserve">CH</w:t>
-            </w:r>
-            <w:r>
-              <w:rPr>
-                <w:rFonts w:ascii="Times New Roman" w:hAnsi="Times New Roman" w:cs="Times New Roman"/>
-                <w:sz w:val="20"/>
-                <w:szCs w:val="20"/>
-                <w:vertAlign w:val="subscript"/>
-                <w:lang w:val="tr-TR"/>
-              </w:rPr>
-              <w:t xml:space="preserve">3</w:t>
-            </w:r>
-            <w:r>
-              <w:rPr>
-                <w:rFonts w:ascii="Times New Roman" w:hAnsi="Times New Roman" w:cs="Times New Roman"/>
-                <w:sz w:val="20"/>
-                <w:szCs w:val="20"/>
-                <w:lang w:val="tr-TR"/>
-              </w:rPr>
-              <w:t xml:space="preserve">–CH</w:t>
-            </w:r>
-            <w:r>
-              <w:rPr>
-                <w:rFonts w:ascii="Times New Roman" w:hAnsi="Times New Roman" w:cs="Times New Roman"/>
-                <w:sz w:val="20"/>
-                <w:szCs w:val="20"/>
-                <w:vertAlign w:val="subscript"/>
-                <w:lang w:val="tr-TR"/>
-              </w:rPr>
-              <w:t xml:space="preserve">2</w:t>
-            </w:r>
-            <w:r>
-              <w:rPr>
-                <w:rFonts w:ascii="Times New Roman" w:hAnsi="Times New Roman" w:cs="Times New Roman"/>
-                <w:sz w:val="20"/>
-                <w:szCs w:val="20"/>
-                <w:lang w:val="tr-TR"/>
-              </w:rPr>
-              <w:t xml:space="preserve">–CH</w:t>
-            </w:r>
-            <w:r>
-              <w:rPr>
-                <w:rFonts w:ascii="Times New Roman" w:hAnsi="Times New Roman" w:cs="Times New Roman"/>
-                <w:sz w:val="20"/>
-                <w:szCs w:val="20"/>
-                <w:vertAlign w:val="subscript"/>
-                <w:lang w:val="tr-TR"/>
-              </w:rPr>
-              <w:t xml:space="preserve">2</w:t>
-            </w:r>
-            <w:r>
-              <w:rPr>
-                <w:rFonts w:ascii="Times New Roman" w:hAnsi="Times New Roman" w:cs="Times New Roman"/>
-                <w:sz w:val="20"/>
-                <w:szCs w:val="20"/>
-                <w:lang w:val="tr-TR"/>
-              </w:rPr>
-              <w:t xml:space="preserve">–OH</w:t>
-            </w:r>
-          </w:p>
-        </w:tc>
-        <w:tc>
-          <w:tcPr>
-            <w:tcW w:w="2800" w:type="dxa"/>
-            <w:vAlign w:val="center"/>
-          </w:tcPr>
-          <w:p>
-            <w:pPr>
-              <w:jc w:val="center"/>
-              <w:rPr>
-                <w:rFonts w:ascii="Times New Roman" w:hAnsi="Times New Roman" w:cs="Times New Roman"/>
-                <w:lang w:val="tr-TR"/>
-              </w:rPr>
-            </w:pPr>
-            <w:r>
-              <w:rPr>
-                <w:rFonts w:ascii="Times New Roman" w:hAnsi="Times New Roman" w:cs="Times New Roman"/>
-                <w:sz w:val="20"/>
-                <w:szCs w:val="20"/>
-                <w:lang w:val="tr-TR"/>
-              </w:rPr>
-              <w:t xml:space="preserve">propan-1-ol</w:t>
-            </w:r>
-          </w:p>
-        </w:tc>
-      </w:tr>
-    </w:tbl>
-    <w:p>
-      <w:pPr>
-        <w:jc w:val="both"/>
-        <w:rPr>
-          <w:rFonts w:ascii="Times New Roman" w:hAnsi="Times New Roman" w:cs="Times New Roman"/>
-          <w:lang w:val="tr-TR"/>
-        </w:rPr>
-      </w:pPr>
-    </w:p>
-    <w:p>
-      <w:pPr>
         <w:jc w:val="both"/>
         <w:rPr>
           <w:rFonts w:ascii="Times New Roman" w:hAnsi="Times New Roman" w:cs="Times New Roman"/>
@@ -6497,7 +6422,7 @@
           <w:highlight w:val="yellow"/>
           <w:lang w:val="tr-TR"/>
         </w:rPr>
-        <w:t xml:space="preserve">Tablo C’deki alkollerin açık formülleri de çizilsin; alfa karbonu ve ona bağlı alkil grupları renkli gösterilmesin (öğrenci kendisi belirleyecek).</w:t>
+        <w:t xml:space="preserve">Yukarıdaki tablodaki alkollerin açık formülleri de çizilsin; alfa karbonu ve ona bağlı alkil grupları renkli gösterilmesin (öğrenci kendisi belirleyecek).</w:t>
       </w:r>
     </w:p>
     <w:p>
@@ -6681,31 +6606,6 @@
           <w:lang w:val="tr-TR"/>
         </w:rPr>
         <w:t xml:space="preserve">4. Aşama: Esterlerin Adlandırılması</w:t>
-      </w:r>
-    </w:p>
-    <w:p>
-      <w:pPr>
-        <w:jc w:val="center"/>
-        <w:rPr>
-          <w:rFonts w:ascii="Times New Roman" w:hAnsi="Times New Roman" w:cs="Times New Roman"/>
-          <w:lang w:val="tr-TR"/>
-        </w:rPr>
-      </w:pPr>
-      <w:r>
-        <w:rPr>
-          <w:rFonts w:ascii="Times New Roman" w:hAnsi="Times New Roman" w:cs="Times New Roman"/>
-          <w:b/>
-          <w:bCs/>
-          <w:lang w:val="tr-TR"/>
-        </w:rPr>
-        <w:t xml:space="preserve">Tablo D:</w:t>
-      </w:r>
-      <w:r>
-        <w:rPr>
-          <w:rFonts w:ascii="Times New Roman" w:hAnsi="Times New Roman" w:cs="Times New Roman"/>
-          <w:lang w:val="tr-TR"/>
-        </w:rPr>
-        <w:t xml:space="preserve"> Bazı esterler ve oluştukları karboksilik asit ve alkoller</w:t>
       </w:r>
     </w:p>
     <w:tbl>
@@ -7765,31 +7665,6 @@
           <w:lang w:val="tr-TR"/>
         </w:rPr>
         <w:t xml:space="preserve">Aşağıdaki bileşiklerin her birinde birden fazla fonksiyonel grup ya da yan grup bulunmaktadır. Grup arkadaşlarınızla görev paylaşımı yaparak her bileşiğin adının hangi fonksiyonel gruba göre oluşturulduğunu (ad hangi son eki almıştır?) ve diğer grupların adda nasıl gösterildiğini belirleyiniz.</w:t>
-      </w:r>
-    </w:p>
-    <w:p>
-      <w:pPr>
-        <w:jc w:val="center"/>
-        <w:rPr>
-          <w:rFonts w:ascii="Times New Roman" w:hAnsi="Times New Roman" w:cs="Times New Roman"/>
-          <w:lang w:val="tr-TR"/>
-        </w:rPr>
-      </w:pPr>
-      <w:r>
-        <w:rPr>
-          <w:rFonts w:ascii="Times New Roman" w:hAnsi="Times New Roman" w:cs="Times New Roman"/>
-          <w:b/>
-          <w:bCs/>
-          <w:lang w:val="tr-TR"/>
-        </w:rPr>
-        <w:t xml:space="preserve">Tablo E:</w:t>
-      </w:r>
-      <w:r>
-        <w:rPr>
-          <w:rFonts w:ascii="Times New Roman" w:hAnsi="Times New Roman" w:cs="Times New Roman"/>
-          <w:lang w:val="tr-TR"/>
-        </w:rPr>
-        <w:t xml:space="preserve"> Birden fazla fonksiyonel grup içeren bazı bileşikler</w:t>
       </w:r>
     </w:p>
     <w:tbl>
@@ -9885,7 +9760,7 @@
           <w:rFonts w:ascii="Times New Roman" w:hAnsi="Times New Roman" w:cs="Times New Roman"/>
           <w:lang w:val="tr-TR"/>
         </w:rPr>
-        <w:t xml:space="preserve">Fonksiyonel grup sınıflarına göre kullanılan ekler ve örnekler Tablo F’de verilmiştir.</w:t>
+        <w:t xml:space="preserve">Fonksiyonel grup sınıflarına göre kullanılan ekler ve örnekler Tablo A’da verilmiştir.</w:t>
       </w:r>
     </w:p>
     <w:p>
@@ -9903,7 +9778,7 @@
           <w:bCs/>
           <w:lang w:val="tr-TR"/>
         </w:rPr>
-        <w:t xml:space="preserve">Tablo F:</w:t>
+        <w:t xml:space="preserve">Tablo A:</w:t>
       </w:r>
       <w:r>
         <w:rPr>
@@ -11704,7 +11579,7 @@
           <w:rFonts w:ascii="Times New Roman" w:hAnsi="Times New Roman" w:cs="Times New Roman"/>
           <w:lang w:val="tr-TR"/>
         </w:rPr>
-        <w:t xml:space="preserve"> Etkinliğin 5. aşamasında bir bileşiğin son ekini yalnızca bir fonksiyonel grubun belirlediğini, diğer grupların ise ön ek olarak yazıldığını gördünüz. Bu durumda son eki belirleyen grup, öncelik sırası en yüksek olan fonksiyonel gruptur (Tablo G). Örneğin süt ürünlerinde bulunan laktik asit (CH</w:t>
+        <w:t xml:space="preserve"> Etkinliğin 5. aşamasında bir bileşiğin son ekini yalnızca bir fonksiyonel grubun belirlediğini, diğer grupların ise ön ek olarak yazıldığını gördünüz. Bu durumda son eki belirleyen grup, öncelik sırası en yüksek olan fonksiyonel gruptur (Tablo B). Örneğin süt ürünlerinde bulunan laktik asit (CH</w:t>
       </w:r>
       <w:r>
         <w:rPr>
@@ -11827,7 +11702,7 @@
           <w:bCs/>
           <w:lang w:val="tr-TR"/>
         </w:rPr>
-        <w:t xml:space="preserve">Tablo G:</w:t>
+        <w:t xml:space="preserve">Tablo B:</w:t>
       </w:r>
       <w:r>
         <w:rPr>
@@ -13575,7 +13450,7 @@
           <w:rFonts w:ascii="Times New Roman" w:hAnsi="Times New Roman" w:cs="Times New Roman"/>
           <w:lang w:val="tr-TR"/>
         </w:rPr>
-        <w:t xml:space="preserve">Bileşikte keton (–CO–) ve karboksil (–COOH) grupları bulunmaktadır. Tablo G’ye göre –COOH grubu önceliklidir; bileşik bir karboksilik asit olarak adlandırılır. Ana zincir beş karbonludur ve numaralandırma –COOH karbonundan başlar. Keton grubunun oksijeni 4. karbonda bulunur ve “okso” ön ekiyle gösterilir. Bileşiğin adı 4-oksopentanoik asittir.</w:t>
+        <w:t xml:space="preserve">Bileşikte keton (–CO–) ve karboksil (–COOH) grupları bulunmaktadır. Tablo B’ye göre –COOH grubu önceliklidir; bileşik bir karboksilik asit olarak adlandırılır. Ana zincir beş karbonludur ve numaralandırma –COOH karbonundan başlar. Keton grubunun oksijeni 4. karbonda bulunur ve “okso” ön ekiyle gösterilir. Bileşiğin adı 4-oksopentanoik asittir.</w:t>
       </w:r>
     </w:p>
     <w:p>

--- a/Kim12-2-10-Fonksiyonel-Gruplu-Bilesiklerin-Adlandirilmasi.docx
+++ b/Kim12-2-10-Fonksiyonel-Gruplu-Bilesiklerin-Adlandirilmasi.docx
@@ -72,7 +72,7 @@
                 <w:rFonts w:ascii="Times New Roman" w:hAnsi="Times New Roman" w:cs="Times New Roman"/>
                 <w:lang w:val="tr-TR"/>
               </w:rPr>
-              <w:t xml:space="preserve">GÖRSEL ALANI</w:t>
+              <w:t xml:space="preserve">GÖRSEL ALANI (Shutterstock)</w:t>
             </w:r>
           </w:p>
           <w:p>
@@ -104,23 +104,7 @@
                 <w:rFonts w:ascii="Times New Roman" w:hAnsi="Times New Roman" w:cs="Times New Roman"/>
                 <w:lang w:val="tr-TR"/>
               </w:rPr>
-              <w:t xml:space="preserve">Shutterstock arama: “cosmetic product ingredients list label close up”</w:t>
-            </w:r>
-          </w:p>
-          <w:p>
-            <w:pPr>
-              <w:jc w:val="both"/>
-              <w:rPr>
-                <w:rFonts w:ascii="Times New Roman" w:hAnsi="Times New Roman" w:cs="Times New Roman"/>
-                <w:lang w:val="tr-TR"/>
-              </w:rPr>
-            </w:pPr>
-            <w:r>
-              <w:rPr>
-                <w:rFonts w:ascii="Times New Roman" w:hAnsi="Times New Roman" w:cs="Times New Roman"/>
-                <w:lang w:val="tr-TR"/>
-              </w:rPr>
-              <w:t xml:space="preserve">Shutter ID: ……………</w:t>
+              <w:t xml:space="preserve">Shutter ID: 2728797423 (fotoğraf) — Woman reading the label of a cosmetic tube in a shop</w:t>
             </w:r>
           </w:p>
         </w:tc>
@@ -193,7 +177,7 @@
                 <w:rFonts w:ascii="Times New Roman" w:hAnsi="Times New Roman" w:cs="Times New Roman"/>
                 <w:lang w:val="tr-TR"/>
               </w:rPr>
-              <w:t xml:space="preserve">GÖRSEL ALANI</w:t>
+              <w:t xml:space="preserve">GÖRSEL ALANI (Shutterstock)</w:t>
             </w:r>
           </w:p>
           <w:p>
@@ -225,23 +209,7 @@
                 <w:rFonts w:ascii="Times New Roman" w:hAnsi="Times New Roman" w:cs="Times New Roman"/>
                 <w:lang w:val="tr-TR"/>
               </w:rPr>
-              <w:t xml:space="preserve">Shutterstock arama: “chemist drawing molecular structure on glass board”</w:t>
-            </w:r>
-          </w:p>
-          <w:p>
-            <w:pPr>
-              <w:jc w:val="both"/>
-              <w:rPr>
-                <w:rFonts w:ascii="Times New Roman" w:hAnsi="Times New Roman" w:cs="Times New Roman"/>
-                <w:lang w:val="tr-TR"/>
-              </w:rPr>
-            </w:pPr>
-            <w:r>
-              <w:rPr>
-                <w:rFonts w:ascii="Times New Roman" w:hAnsi="Times New Roman" w:cs="Times New Roman"/>
-                <w:lang w:val="tr-TR"/>
-              </w:rPr>
-              <w:t xml:space="preserve">Shutter ID: ……………</w:t>
+              <w:t xml:space="preserve">Shutter ID: 2398564391 (fotoğraf) — Female scientist writing a chemical formula</w:t>
             </w:r>
           </w:p>
         </w:tc>

--- a/Kim12-2-10-Fonksiyonel-Gruplu-Bilesiklerin-Adlandirilmasi.docx
+++ b/Kim12-2-10-Fonksiyonel-Gruplu-Bilesiklerin-Adlandirilmasi.docx
@@ -9995,8 +9995,8 @@
                 <w:rFonts w:ascii="Times New Roman" w:hAnsi="Times New Roman" w:cs="Times New Roman"/>
                 <w:sz w:val="20"/>
                 <w:szCs w:val="20"/>
+                <w:lang w:val="tr-TR"/>
                 <w:vertAlign w:val="subscript"/>
-                <w:lang w:val="tr-TR"/>
               </w:rPr>
               <w:t xml:space="preserve">3</w:t>
             </w:r>
@@ -10014,8 +10014,46 @@
                 <w:rFonts w:ascii="Times New Roman" w:hAnsi="Times New Roman" w:cs="Times New Roman"/>
                 <w:sz w:val="20"/>
                 <w:szCs w:val="20"/>
+                <w:lang w:val="tr-TR"/>
                 <w:vertAlign w:val="subscript"/>
-                <w:lang w:val="tr-TR"/>
+              </w:rPr>
+              <w:t xml:space="preserve">2</w:t>
+            </w:r>
+            <w:r>
+              <w:rPr>
+                <w:rFonts w:ascii="Times New Roman" w:hAnsi="Times New Roman" w:cs="Times New Roman"/>
+                <w:sz w:val="20"/>
+                <w:szCs w:val="20"/>
+                <w:lang w:val="tr-TR"/>
+              </w:rPr>
+              <w:t xml:space="preserve">–CH</w:t>
+            </w:r>
+            <w:r>
+              <w:rPr>
+                <w:rFonts w:ascii="Times New Roman" w:hAnsi="Times New Roman" w:cs="Times New Roman"/>
+                <w:sz w:val="20"/>
+                <w:szCs w:val="20"/>
+                <w:lang w:val="tr-TR"/>
+                <w:vertAlign w:val="subscript"/>
+              </w:rPr>
+              <w:t xml:space="preserve">2</w:t>
+            </w:r>
+            <w:r>
+              <w:rPr>
+                <w:rFonts w:ascii="Times New Roman" w:hAnsi="Times New Roman" w:cs="Times New Roman"/>
+                <w:sz w:val="20"/>
+                <w:szCs w:val="20"/>
+                <w:lang w:val="tr-TR"/>
+              </w:rPr>
+              <w:t xml:space="preserve">–CH</w:t>
+            </w:r>
+            <w:r>
+              <w:rPr>
+                <w:rFonts w:ascii="Times New Roman" w:hAnsi="Times New Roman" w:cs="Times New Roman"/>
+                <w:sz w:val="20"/>
+                <w:szCs w:val="20"/>
+                <w:lang w:val="tr-TR"/>
+                <w:vertAlign w:val="subscript"/>
               </w:rPr>
               <w:t xml:space="preserve">3</w:t>
             </w:r>
@@ -10035,7 +10073,7 @@
                 <w:szCs w:val="20"/>
                 <w:lang w:val="tr-TR"/>
               </w:rPr>
-              <w:t xml:space="preserve">propan-2-ol</w:t>
+              <w:t xml:space="preserve">pentan-2-ol</w:t>
             </w:r>
           </w:p>
         </w:tc>
@@ -10140,8 +10178,8 @@
                 <w:rFonts w:ascii="Times New Roman" w:hAnsi="Times New Roman" w:cs="Times New Roman"/>
                 <w:sz w:val="20"/>
                 <w:szCs w:val="20"/>
+                <w:lang w:val="tr-TR"/>
                 <w:vertAlign w:val="subscript"/>
-                <w:lang w:val="tr-TR"/>
               </w:rPr>
               <w:t xml:space="preserve">3</w:t>
             </w:r>
@@ -10159,8 +10197,8 @@
                 <w:rFonts w:ascii="Times New Roman" w:hAnsi="Times New Roman" w:cs="Times New Roman"/>
                 <w:sz w:val="20"/>
                 <w:szCs w:val="20"/>
+                <w:lang w:val="tr-TR"/>
                 <w:vertAlign w:val="subscript"/>
-                <w:lang w:val="tr-TR"/>
               </w:rPr>
               <w:t xml:space="preserve">2</w:t>
             </w:r>
@@ -10178,8 +10216,27 @@
                 <w:rFonts w:ascii="Times New Roman" w:hAnsi="Times New Roman" w:cs="Times New Roman"/>
                 <w:sz w:val="20"/>
                 <w:szCs w:val="20"/>
+                <w:lang w:val="tr-TR"/>
                 <w:vertAlign w:val="subscript"/>
-                <w:lang w:val="tr-TR"/>
+              </w:rPr>
+              <w:t xml:space="preserve">2</w:t>
+            </w:r>
+            <w:r>
+              <w:rPr>
+                <w:rFonts w:ascii="Times New Roman" w:hAnsi="Times New Roman" w:cs="Times New Roman"/>
+                <w:sz w:val="20"/>
+                <w:szCs w:val="20"/>
+                <w:lang w:val="tr-TR"/>
+              </w:rPr>
+              <w:t xml:space="preserve">–CH</w:t>
+            </w:r>
+            <w:r>
+              <w:rPr>
+                <w:rFonts w:ascii="Times New Roman" w:hAnsi="Times New Roman" w:cs="Times New Roman"/>
+                <w:sz w:val="20"/>
+                <w:szCs w:val="20"/>
+                <w:lang w:val="tr-TR"/>
+                <w:vertAlign w:val="subscript"/>
               </w:rPr>
               <w:t xml:space="preserve">3</w:t>
             </w:r>
@@ -10199,7 +10256,7 @@
                 <w:szCs w:val="20"/>
                 <w:lang w:val="tr-TR"/>
               </w:rPr>
-              <w:t xml:space="preserve">metoksietan</w:t>
+              <w:t xml:space="preserve">1-metoksipropan</w:t>
             </w:r>
           </w:p>
         </w:tc>
@@ -10458,8 +10515,8 @@
                 <w:rFonts w:ascii="Times New Roman" w:hAnsi="Times New Roman" w:cs="Times New Roman"/>
                 <w:sz w:val="20"/>
                 <w:szCs w:val="20"/>
+                <w:lang w:val="tr-TR"/>
                 <w:vertAlign w:val="subscript"/>
-                <w:lang w:val="tr-TR"/>
               </w:rPr>
               <w:t xml:space="preserve">3</w:t>
             </w:r>
@@ -10477,8 +10534,8 @@
                 <w:rFonts w:ascii="Times New Roman" w:hAnsi="Times New Roman" w:cs="Times New Roman"/>
                 <w:sz w:val="20"/>
                 <w:szCs w:val="20"/>
+                <w:lang w:val="tr-TR"/>
                 <w:vertAlign w:val="subscript"/>
-                <w:lang w:val="tr-TR"/>
               </w:rPr>
               <w:t xml:space="preserve">2</w:t>
             </w:r>
@@ -10496,8 +10553,27 @@
                 <w:rFonts w:ascii="Times New Roman" w:hAnsi="Times New Roman" w:cs="Times New Roman"/>
                 <w:sz w:val="20"/>
                 <w:szCs w:val="20"/>
+                <w:lang w:val="tr-TR"/>
                 <w:vertAlign w:val="subscript"/>
-                <w:lang w:val="tr-TR"/>
+              </w:rPr>
+              <w:t xml:space="preserve">2</w:t>
+            </w:r>
+            <w:r>
+              <w:rPr>
+                <w:rFonts w:ascii="Times New Roman" w:hAnsi="Times New Roman" w:cs="Times New Roman"/>
+                <w:sz w:val="20"/>
+                <w:szCs w:val="20"/>
+                <w:lang w:val="tr-TR"/>
+              </w:rPr>
+              <w:t xml:space="preserve">–CH</w:t>
+            </w:r>
+            <w:r>
+              <w:rPr>
+                <w:rFonts w:ascii="Times New Roman" w:hAnsi="Times New Roman" w:cs="Times New Roman"/>
+                <w:sz w:val="20"/>
+                <w:szCs w:val="20"/>
+                <w:lang w:val="tr-TR"/>
+                <w:vertAlign w:val="subscript"/>
               </w:rPr>
               <w:t xml:space="preserve">3</w:t>
             </w:r>
@@ -10517,7 +10593,7 @@
                 <w:szCs w:val="20"/>
                 <w:lang w:val="tr-TR"/>
               </w:rPr>
-              <w:t xml:space="preserve">bütanon</w:t>
+              <w:t xml:space="preserve">pentan-2-on</w:t>
             </w:r>
           </w:p>
         </w:tc>
@@ -10776,8 +10852,8 @@
                 <w:rFonts w:ascii="Times New Roman" w:hAnsi="Times New Roman" w:cs="Times New Roman"/>
                 <w:sz w:val="20"/>
                 <w:szCs w:val="20"/>
+                <w:lang w:val="tr-TR"/>
                 <w:vertAlign w:val="subscript"/>
-                <w:lang w:val="tr-TR"/>
               </w:rPr>
               <w:t xml:space="preserve">3</w:t>
             </w:r>
@@ -10788,6 +10864,25 @@
                 <w:szCs w:val="20"/>
                 <w:lang w:val="tr-TR"/>
               </w:rPr>
+              <w:t xml:space="preserve">–CH</w:t>
+            </w:r>
+            <w:r>
+              <w:rPr>
+                <w:rFonts w:ascii="Times New Roman" w:hAnsi="Times New Roman" w:cs="Times New Roman"/>
+                <w:sz w:val="20"/>
+                <w:szCs w:val="20"/>
+                <w:lang w:val="tr-TR"/>
+                <w:vertAlign w:val="subscript"/>
+              </w:rPr>
+              <w:t xml:space="preserve">2</w:t>
+            </w:r>
+            <w:r>
+              <w:rPr>
+                <w:rFonts w:ascii="Times New Roman" w:hAnsi="Times New Roman" w:cs="Times New Roman"/>
+                <w:sz w:val="20"/>
+                <w:szCs w:val="20"/>
+                <w:lang w:val="tr-TR"/>
+              </w:rPr>
               <w:t xml:space="preserve">–COO–CH</w:t>
             </w:r>
             <w:r>
@@ -10795,8 +10890,8 @@
                 <w:rFonts w:ascii="Times New Roman" w:hAnsi="Times New Roman" w:cs="Times New Roman"/>
                 <w:sz w:val="20"/>
                 <w:szCs w:val="20"/>
+                <w:lang w:val="tr-TR"/>
                 <w:vertAlign w:val="subscript"/>
-                <w:lang w:val="tr-TR"/>
               </w:rPr>
               <w:t xml:space="preserve">2</w:t>
             </w:r>
@@ -10814,8 +10909,8 @@
                 <w:rFonts w:ascii="Times New Roman" w:hAnsi="Times New Roman" w:cs="Times New Roman"/>
                 <w:sz w:val="20"/>
                 <w:szCs w:val="20"/>
+                <w:lang w:val="tr-TR"/>
                 <w:vertAlign w:val="subscript"/>
-                <w:lang w:val="tr-TR"/>
               </w:rPr>
               <w:t xml:space="preserve">3</w:t>
             </w:r>
@@ -10835,7 +10930,7 @@
                 <w:szCs w:val="20"/>
                 <w:lang w:val="tr-TR"/>
               </w:rPr>
-              <w:t xml:space="preserve">etil etanoat</w:t>
+              <w:t xml:space="preserve">etil propanoat</w:t>
             </w:r>
           </w:p>
         </w:tc>
@@ -10860,9 +10955,8 @@
       </w:pPr>
       <w:r>
         <w:rPr>
-          <w:rFonts w:ascii="Times New Roman" w:hAnsi="Times New Roman" w:cs="Times New Roman"/>
           <w:b/>
-          <w:bCs/>
+          <w:rFonts w:ascii="Times New Roman" w:hAnsi="Times New Roman" w:cs="Times New Roman"/>
           <w:lang w:val="tr-TR"/>
         </w:rPr>
         <w:t xml:space="preserve">Alkoller:</w:t>
@@ -10877,8 +10971,8 @@
       <w:r>
         <w:rPr>
           <w:rFonts w:ascii="Times New Roman" w:hAnsi="Times New Roman" w:cs="Times New Roman"/>
+          <w:lang w:val="tr-TR"/>
           <w:vertAlign w:val="subscript"/>
-          <w:lang w:val="tr-TR"/>
         </w:rPr>
         <w:t xml:space="preserve">3</w:t>
       </w:r>
@@ -10892,8 +10986,8 @@
       <w:r>
         <w:rPr>
           <w:rFonts w:ascii="Times New Roman" w:hAnsi="Times New Roman" w:cs="Times New Roman"/>
+          <w:lang w:val="tr-TR"/>
           <w:vertAlign w:val="subscript"/>
-          <w:lang w:val="tr-TR"/>
         </w:rPr>
         <w:t xml:space="preserve">2</w:t>
       </w:r>
@@ -10907,8 +11001,38 @@
       <w:r>
         <w:rPr>
           <w:rFonts w:ascii="Times New Roman" w:hAnsi="Times New Roman" w:cs="Times New Roman"/>
+          <w:lang w:val="tr-TR"/>
           <w:vertAlign w:val="subscript"/>
-          <w:lang w:val="tr-TR"/>
+        </w:rPr>
+        <w:t xml:space="preserve">2</w:t>
+      </w:r>
+      <w:r>
+        <w:rPr>
+          <w:rFonts w:ascii="Times New Roman" w:hAnsi="Times New Roman" w:cs="Times New Roman"/>
+          <w:lang w:val="tr-TR"/>
+        </w:rPr>
+        <w:t xml:space="preserve">–CH</w:t>
+      </w:r>
+      <w:r>
+        <w:rPr>
+          <w:rFonts w:ascii="Times New Roman" w:hAnsi="Times New Roman" w:cs="Times New Roman"/>
+          <w:lang w:val="tr-TR"/>
+          <w:vertAlign w:val="subscript"/>
+        </w:rPr>
+        <w:t xml:space="preserve">2</w:t>
+      </w:r>
+      <w:r>
+        <w:rPr>
+          <w:rFonts w:ascii="Times New Roman" w:hAnsi="Times New Roman" w:cs="Times New Roman"/>
+          <w:lang w:val="tr-TR"/>
+        </w:rPr>
+        <w:t xml:space="preserve">–CH</w:t>
+      </w:r>
+      <w:r>
+        <w:rPr>
+          <w:rFonts w:ascii="Times New Roman" w:hAnsi="Times New Roman" w:cs="Times New Roman"/>
+          <w:lang w:val="tr-TR"/>
+          <w:vertAlign w:val="subscript"/>
         </w:rPr>
         <w:t xml:space="preserve">3</w:t>
       </w:r>
@@ -10917,7 +11041,82 @@
           <w:rFonts w:ascii="Times New Roman" w:hAnsi="Times New Roman" w:cs="Times New Roman"/>
           <w:lang w:val="tr-TR"/>
         </w:rPr>
-        <w:t xml:space="preserve"> bileşiği bütan-2-ol olarak adlandırılır. Metanol ve etanolde –OH grubu için tek bir konum bulunduğundan konum numarası yazılmaz. Etkinlikte 3-metilbütan-1-ol ve 2-metilpentan-3-ol örneklerinde gördüğünüz gibi yan grupların konumu da –OH grubuna göre yapılan numaralandırmayla belirlenir.</w:t>
+        <w:t xml:space="preserve"> bileşiği hekzan-3-ol olarak adlandırılır. Metanol ve etanolde –OH grubu için tek bir konum bulunduğundan konum numarası yazılmaz. Yan grupların konumu da –OH grubuna göre yapılan numaralandırmayla belirlenir: HO–CH</w:t>
+      </w:r>
+      <w:r>
+        <w:rPr>
+          <w:rFonts w:ascii="Times New Roman" w:hAnsi="Times New Roman" w:cs="Times New Roman"/>
+          <w:lang w:val="tr-TR"/>
+          <w:vertAlign w:val="subscript"/>
+        </w:rPr>
+        <w:t xml:space="preserve">2</w:t>
+      </w:r>
+      <w:r>
+        <w:rPr>
+          <w:rFonts w:ascii="Times New Roman" w:hAnsi="Times New Roman" w:cs="Times New Roman"/>
+          <w:lang w:val="tr-TR"/>
+        </w:rPr>
+        <w:t xml:space="preserve">–CH</w:t>
+      </w:r>
+      <w:r>
+        <w:rPr>
+          <w:rFonts w:ascii="Times New Roman" w:hAnsi="Times New Roman" w:cs="Times New Roman"/>
+          <w:lang w:val="tr-TR"/>
+          <w:vertAlign w:val="subscript"/>
+        </w:rPr>
+        <w:t xml:space="preserve">2</w:t>
+      </w:r>
+      <w:r>
+        <w:rPr>
+          <w:rFonts w:ascii="Times New Roman" w:hAnsi="Times New Roman" w:cs="Times New Roman"/>
+          <w:lang w:val="tr-TR"/>
+        </w:rPr>
+        <w:t xml:space="preserve">–CH(CH</w:t>
+      </w:r>
+      <w:r>
+        <w:rPr>
+          <w:rFonts w:ascii="Times New Roman" w:hAnsi="Times New Roman" w:cs="Times New Roman"/>
+          <w:lang w:val="tr-TR"/>
+          <w:vertAlign w:val="subscript"/>
+        </w:rPr>
+        <w:t xml:space="preserve">3</w:t>
+      </w:r>
+      <w:r>
+        <w:rPr>
+          <w:rFonts w:ascii="Times New Roman" w:hAnsi="Times New Roman" w:cs="Times New Roman"/>
+          <w:lang w:val="tr-TR"/>
+        </w:rPr>
+        <w:t xml:space="preserve">)–CH</w:t>
+      </w:r>
+      <w:r>
+        <w:rPr>
+          <w:rFonts w:ascii="Times New Roman" w:hAnsi="Times New Roman" w:cs="Times New Roman"/>
+          <w:lang w:val="tr-TR"/>
+          <w:vertAlign w:val="subscript"/>
+        </w:rPr>
+        <w:t xml:space="preserve">2</w:t>
+      </w:r>
+      <w:r>
+        <w:rPr>
+          <w:rFonts w:ascii="Times New Roman" w:hAnsi="Times New Roman" w:cs="Times New Roman"/>
+          <w:lang w:val="tr-TR"/>
+        </w:rPr>
+        <w:t xml:space="preserve">–CH</w:t>
+      </w:r>
+      <w:r>
+        <w:rPr>
+          <w:rFonts w:ascii="Times New Roman" w:hAnsi="Times New Roman" w:cs="Times New Roman"/>
+          <w:lang w:val="tr-TR"/>
+          <w:vertAlign w:val="subscript"/>
+        </w:rPr>
+        <w:t xml:space="preserve">3</w:t>
+      </w:r>
+      <w:r>
+        <w:rPr>
+          <w:rFonts w:ascii="Times New Roman" w:hAnsi="Times New Roman" w:cs="Times New Roman"/>
+          <w:lang w:val="tr-TR"/>
+        </w:rPr>
+        <w:t xml:space="preserve"> bileşiğinde –OH grubunu taşıyan karbon 1 numaralı olduğundan metil grubu 3. karbondadır ve bileşiğin adı 3-metilpentan-1-oldür.</w:t>
       </w:r>
     </w:p>
     <w:p>
@@ -10933,13 +11132,12 @@
           <w:rFonts w:ascii="Times New Roman" w:hAnsi="Times New Roman" w:cs="Times New Roman"/>
           <w:lang w:val="tr-TR"/>
         </w:rPr>
-        <w:t xml:space="preserve">Etkinliğin 3. aşamasında alkolleri hidroksi grubu sayısına göre gruplandırdınız. Yapısında bir –OH grubu bulunan alkollere </w:t>
-      </w:r>
-      <w:r>
-        <w:rPr>
-          <w:rFonts w:ascii="Times New Roman" w:hAnsi="Times New Roman" w:cs="Times New Roman"/>
+        <w:t xml:space="preserve">Yapısında bir –OH grubu bulunan alkollere </w:t>
+      </w:r>
+      <w:r>
+        <w:rPr>
           <w:b/>
-          <w:bCs/>
+          <w:rFonts w:ascii="Times New Roman" w:hAnsi="Times New Roman" w:cs="Times New Roman"/>
           <w:lang w:val="tr-TR"/>
         </w:rPr>
         <w:t xml:space="preserve">monoalkol</w:t>
@@ -10953,9 +11151,8 @@
       </w:r>
       <w:r>
         <w:rPr>
-          <w:rFonts w:ascii="Times New Roman" w:hAnsi="Times New Roman" w:cs="Times New Roman"/>
           <w:b/>
-          <w:bCs/>
+          <w:rFonts w:ascii="Times New Roman" w:hAnsi="Times New Roman" w:cs="Times New Roman"/>
           <w:lang w:val="tr-TR"/>
         </w:rPr>
         <w:t xml:space="preserve">polialkol</w:t>
@@ -10970,8 +11167,8 @@
       <w:r>
         <w:rPr>
           <w:rFonts w:ascii="Times New Roman" w:hAnsi="Times New Roman" w:cs="Times New Roman"/>
+          <w:lang w:val="tr-TR"/>
           <w:vertAlign w:val="subscript"/>
-          <w:lang w:val="tr-TR"/>
         </w:rPr>
         <w:t xml:space="preserve">2</w:t>
       </w:r>
@@ -10985,8 +11182,8 @@
       <w:r>
         <w:rPr>
           <w:rFonts w:ascii="Times New Roman" w:hAnsi="Times New Roman" w:cs="Times New Roman"/>
+          <w:lang w:val="tr-TR"/>
           <w:vertAlign w:val="subscript"/>
-          <w:lang w:val="tr-TR"/>
         </w:rPr>
         <w:t xml:space="preserve">2</w:t>
       </w:r>
@@ -10995,13 +11192,13 @@
           <w:rFonts w:ascii="Times New Roman" w:hAnsi="Times New Roman" w:cs="Times New Roman"/>
           <w:lang w:val="tr-TR"/>
         </w:rPr>
-        <w:t xml:space="preserve">–OH bileşiği etan-1,2-diol (etilen glikol), HO–CH</w:t>
-      </w:r>
-      <w:r>
-        <w:rPr>
-          <w:rFonts w:ascii="Times New Roman" w:hAnsi="Times New Roman" w:cs="Times New Roman"/>
+        <w:t xml:space="preserve">–CH</w:t>
+      </w:r>
+      <w:r>
+        <w:rPr>
+          <w:rFonts w:ascii="Times New Roman" w:hAnsi="Times New Roman" w:cs="Times New Roman"/>
+          <w:lang w:val="tr-TR"/>
           <w:vertAlign w:val="subscript"/>
-          <w:lang w:val="tr-TR"/>
         </w:rPr>
         <w:t xml:space="preserve">2</w:t>
       </w:r>
@@ -11010,13 +11207,13 @@
           <w:rFonts w:ascii="Times New Roman" w:hAnsi="Times New Roman" w:cs="Times New Roman"/>
           <w:lang w:val="tr-TR"/>
         </w:rPr>
-        <w:t xml:space="preserve">–CH(OH)–CH</w:t>
-      </w:r>
-      <w:r>
-        <w:rPr>
-          <w:rFonts w:ascii="Times New Roman" w:hAnsi="Times New Roman" w:cs="Times New Roman"/>
+        <w:t xml:space="preserve">–CH</w:t>
+      </w:r>
+      <w:r>
+        <w:rPr>
+          <w:rFonts w:ascii="Times New Roman" w:hAnsi="Times New Roman" w:cs="Times New Roman"/>
+          <w:lang w:val="tr-TR"/>
           <w:vertAlign w:val="subscript"/>
-          <w:lang w:val="tr-TR"/>
         </w:rPr>
         <w:t xml:space="preserve">2</w:t>
       </w:r>
@@ -11025,7 +11222,37 @@
           <w:rFonts w:ascii="Times New Roman" w:hAnsi="Times New Roman" w:cs="Times New Roman"/>
           <w:lang w:val="tr-TR"/>
         </w:rPr>
-        <w:t xml:space="preserve">–OH bileşiği propan-1,2,3-triol (gliserin) olarak adlandırılır.</w:t>
+        <w:t xml:space="preserve">–OH bileşiği bütan-1,4-diol, CH</w:t>
+      </w:r>
+      <w:r>
+        <w:rPr>
+          <w:rFonts w:ascii="Times New Roman" w:hAnsi="Times New Roman" w:cs="Times New Roman"/>
+          <w:lang w:val="tr-TR"/>
+          <w:vertAlign w:val="subscript"/>
+        </w:rPr>
+        <w:t xml:space="preserve">3</w:t>
+      </w:r>
+      <w:r>
+        <w:rPr>
+          <w:rFonts w:ascii="Times New Roman" w:hAnsi="Times New Roman" w:cs="Times New Roman"/>
+          <w:lang w:val="tr-TR"/>
+        </w:rPr>
+        <w:t xml:space="preserve">–CH(OH)–CH(OH)–CH</w:t>
+      </w:r>
+      <w:r>
+        <w:rPr>
+          <w:rFonts w:ascii="Times New Roman" w:hAnsi="Times New Roman" w:cs="Times New Roman"/>
+          <w:lang w:val="tr-TR"/>
+          <w:vertAlign w:val="subscript"/>
+        </w:rPr>
+        <w:t xml:space="preserve">2</w:t>
+      </w:r>
+      <w:r>
+        <w:rPr>
+          <w:rFonts w:ascii="Times New Roman" w:hAnsi="Times New Roman" w:cs="Times New Roman"/>
+          <w:lang w:val="tr-TR"/>
+        </w:rPr>
+        <w:t xml:space="preserve">–OH bileşiği bütan-1,2,3-triol olarak adlandırılır.</w:t>
       </w:r>
     </w:p>
     <w:p>
@@ -11041,13 +11268,12 @@
           <w:rFonts w:ascii="Times New Roman" w:hAnsi="Times New Roman" w:cs="Times New Roman"/>
           <w:lang w:val="tr-TR"/>
         </w:rPr>
-        <w:t xml:space="preserve">Alkolleri alfa karbonuna bağlı alkil grubu sayısına göre de gruplandırdınız. –OH grubunun bağlı olduğu karbon atomuna bir alkil grubu bağlı alkollere </w:t>
-      </w:r>
-      <w:r>
-        <w:rPr>
-          <w:rFonts w:ascii="Times New Roman" w:hAnsi="Times New Roman" w:cs="Times New Roman"/>
+        <w:t xml:space="preserve">–OH grubunun bağlı olduğu karbon atomuna (alfa karbonu) bir alkil grubu bağlı alkollere </w:t>
+      </w:r>
+      <w:r>
+        <w:rPr>
           <w:b/>
-          <w:bCs/>
+          <w:rFonts w:ascii="Times New Roman" w:hAnsi="Times New Roman" w:cs="Times New Roman"/>
           <w:lang w:val="tr-TR"/>
         </w:rPr>
         <w:t xml:space="preserve">birincil (primer) alkol</w:t>
@@ -11061,9 +11287,8 @@
       </w:r>
       <w:r>
         <w:rPr>
-          <w:rFonts w:ascii="Times New Roman" w:hAnsi="Times New Roman" w:cs="Times New Roman"/>
           <w:b/>
-          <w:bCs/>
+          <w:rFonts w:ascii="Times New Roman" w:hAnsi="Times New Roman" w:cs="Times New Roman"/>
           <w:lang w:val="tr-TR"/>
         </w:rPr>
         <w:t xml:space="preserve">ikincil (sekonder) alkol</w:t>
@@ -11077,9 +11302,8 @@
       </w:r>
       <w:r>
         <w:rPr>
-          <w:rFonts w:ascii="Times New Roman" w:hAnsi="Times New Roman" w:cs="Times New Roman"/>
           <w:b/>
-          <w:bCs/>
+          <w:rFonts w:ascii="Times New Roman" w:hAnsi="Times New Roman" w:cs="Times New Roman"/>
           <w:lang w:val="tr-TR"/>
         </w:rPr>
         <w:t xml:space="preserve">üçüncül (tersiyer) alkol</w:t>
@@ -11103,7 +11327,7 @@
       <w:r>
         <w:drawing>
           <wp:inline distT="0" distB="0" distL="0" distR="0">
-            <wp:extent cx="5400000" cy="1926952"/>
+            <wp:extent cx="5400000" cy="1542857"/>
             <wp:docPr id="900004" name="Grafik 900004" descr="Birincil, ikincil ve üçüncül alkol modelleri"/>
             <wp:cNvGraphicFramePr>
               <a:graphicFrameLocks noChangeAspect="1"/>
@@ -11124,7 +11348,7 @@
                   <pic:spPr>
                     <a:xfrm>
                       <a:off x="0" y="0"/>
-                      <a:ext cx="5400000" cy="1926952"/>
+                      <a:ext cx="5400000" cy="1542857"/>
                     </a:xfrm>
                     <a:prstGeom prst="rect">
                       <a:avLst/>
@@ -11147,9 +11371,8 @@
       </w:pPr>
       <w:r>
         <w:rPr>
-          <w:rFonts w:ascii="Times New Roman" w:hAnsi="Times New Roman" w:cs="Times New Roman"/>
           <w:b/>
-          <w:bCs/>
+          <w:rFonts w:ascii="Times New Roman" w:hAnsi="Times New Roman" w:cs="Times New Roman"/>
           <w:lang w:val="tr-TR"/>
         </w:rPr>
         <w:t xml:space="preserve">Görsel C:</w:t>
@@ -11164,10 +11387,10 @@
       <w:r>
         <w:rPr>
           <w:rFonts w:ascii="Times New Roman" w:hAnsi="Times New Roman" w:cs="Times New Roman"/>
+          <w:lang w:val="tr-TR"/>
           <w:vertAlign w:val="subscript"/>
-          <w:lang w:val="tr-TR"/>
-        </w:rPr>
-        <w:t xml:space="preserve">4</w:t>
+        </w:rPr>
+        <w:t xml:space="preserve">6</w:t>
       </w:r>
       <w:r>
         <w:rPr>
@@ -11179,10 +11402,10 @@
       <w:r>
         <w:rPr>
           <w:rFonts w:ascii="Times New Roman" w:hAnsi="Times New Roman" w:cs="Times New Roman"/>
+          <w:lang w:val="tr-TR"/>
           <w:vertAlign w:val="subscript"/>
-          <w:lang w:val="tr-TR"/>
-        </w:rPr>
-        <w:t xml:space="preserve">10</w:t>
+        </w:rPr>
+        <w:t xml:space="preserve">14</w:t>
       </w:r>
       <w:r>
         <w:rPr>
@@ -11237,8 +11460,8 @@
       <w:r>
         <w:rPr>
           <w:rFonts w:ascii="Times New Roman" w:hAnsi="Times New Roman" w:cs="Times New Roman"/>
+          <w:lang w:val="tr-TR"/>
           <w:vertAlign w:val="subscript"/>
-          <w:lang w:val="tr-TR"/>
         </w:rPr>
         <w:t xml:space="preserve">3</w:t>
       </w:r>
@@ -11247,13 +11470,13 @@
           <w:rFonts w:ascii="Times New Roman" w:hAnsi="Times New Roman" w:cs="Times New Roman"/>
           <w:lang w:val="tr-TR"/>
         </w:rPr>
-        <w:t xml:space="preserve">–CH(OH)</w:t>
-      </w:r>
-      <w:r>
-        <w:rPr>
-          <w:rFonts w:ascii="Times New Roman" w:hAnsi="Times New Roman" w:cs="Times New Roman"/>
+        <w:t xml:space="preserve">–CH</w:t>
+      </w:r>
+      <w:r>
+        <w:rPr>
+          <w:rFonts w:ascii="Times New Roman" w:hAnsi="Times New Roman" w:cs="Times New Roman"/>
+          <w:lang w:val="tr-TR"/>
           <w:vertAlign w:val="subscript"/>
-          <w:lang w:val="tr-TR"/>
         </w:rPr>
         <w:t xml:space="preserve">2</w:t>
       </w:r>
@@ -11262,22 +11485,52 @@
           <w:rFonts w:ascii="Times New Roman" w:hAnsi="Times New Roman" w:cs="Times New Roman"/>
           <w:lang w:val="tr-TR"/>
         </w:rPr>
+        <w:t xml:space="preserve">–C(OH)</w:t>
+      </w:r>
+      <w:r>
+        <w:rPr>
+          <w:rFonts w:ascii="Times New Roman" w:hAnsi="Times New Roman" w:cs="Times New Roman"/>
+          <w:lang w:val="tr-TR"/>
+          <w:vertAlign w:val="subscript"/>
+        </w:rPr>
+        <w:t xml:space="preserve">2</w:t>
+      </w:r>
+      <w:r>
+        <w:rPr>
+          <w:rFonts w:ascii="Times New Roman" w:hAnsi="Times New Roman" w:cs="Times New Roman"/>
+          <w:lang w:val="tr-TR"/>
+        </w:rPr>
+        <w:t xml:space="preserve">–CH</w:t>
+      </w:r>
+      <w:r>
+        <w:rPr>
+          <w:rFonts w:ascii="Times New Roman" w:hAnsi="Times New Roman" w:cs="Times New Roman"/>
+          <w:lang w:val="tr-TR"/>
+          <w:vertAlign w:val="subscript"/>
+        </w:rPr>
+        <w:t xml:space="preserve">3</w:t>
+      </w:r>
+      <w:r>
+        <w:rPr>
+          <w:rFonts w:ascii="Times New Roman" w:hAnsi="Times New Roman" w:cs="Times New Roman"/>
+          <w:lang w:val="tr-TR"/>
+        </w:rPr>
         <w:t xml:space="preserve"> bileşiğinde aynı karbon atomuna iki –OH grubu, CH</w:t>
       </w:r>
       <w:r>
         <w:rPr>
           <w:rFonts w:ascii="Times New Roman" w:hAnsi="Times New Roman" w:cs="Times New Roman"/>
+          <w:lang w:val="tr-TR"/>
           <w:vertAlign w:val="subscript"/>
-          <w:lang w:val="tr-TR"/>
-        </w:rPr>
-        <w:t xml:space="preserve">2</w:t>
-      </w:r>
-      <w:r>
-        <w:rPr>
-          <w:rFonts w:ascii="Times New Roman" w:hAnsi="Times New Roman" w:cs="Times New Roman"/>
-          <w:lang w:val="tr-TR"/>
-        </w:rPr>
-        <w:t xml:space="preserve">=CH–OH bileşiğinde ise –OH grubu pi bağı bulunan bir karbon atomuna bağlıdır. Bu yapılar genellikle kararsızdır ve kendiliğinden aldehit ya da ketona dönüşme eğilimi gösterir. Bu nedenle aynı karbon atomuna birden fazla –OH grubunun bağlı olduğu moleküller ile –OH grubunun bağlı olduğu karbon atomunda pi bağı bulunan kimyasal türler alkol olarak sınıflandırılmaz. Benzen halkasına doğrudan bağlı –OH grubu taşıyan bileşikler de alkollerden farklı özellikler gösterdiği için ayrı bir sınıfta (fenoller) incelenir.</w:t>
+        </w:rPr>
+        <w:t xml:space="preserve">3</w:t>
+      </w:r>
+      <w:r>
+        <w:rPr>
+          <w:rFonts w:ascii="Times New Roman" w:hAnsi="Times New Roman" w:cs="Times New Roman"/>
+          <w:lang w:val="tr-TR"/>
+        </w:rPr>
+        <w:t xml:space="preserve">–CH=CH–OH bileşiğinde ise –OH grubu pi bağı bulunan bir karbon atomuna bağlıdır. Bu yapılar genellikle kararsızdır ve kendiliğinden aldehit ya da ketona dönüşme eğilimi gösterir. Bu nedenle aynı karbon atomuna birden fazla –OH grubunun bağlı olduğu moleküller ile –OH grubunun bağlı olduğu karbon atomunda pi bağı bulunan kimyasal türler alkol olarak sınıflandırılmaz. Benzen halkasına doğrudan bağlı –OH grubu taşıyan bileşikler de alkollerden farklı özellikler gösterdiği için ayrı bir sınıfta (fenoller) incelenir.</w:t>
       </w:r>
     </w:p>
     <w:p>
@@ -11290,9 +11543,8 @@
       </w:pPr>
       <w:r>
         <w:rPr>
-          <w:rFonts w:ascii="Times New Roman" w:hAnsi="Times New Roman" w:cs="Times New Roman"/>
           <w:b/>
-          <w:bCs/>
+          <w:rFonts w:ascii="Times New Roman" w:hAnsi="Times New Roman" w:cs="Times New Roman"/>
           <w:lang w:val="tr-TR"/>
         </w:rPr>
         <w:t xml:space="preserve">Eterler:</w:t>
@@ -11307,8 +11559,8 @@
       <w:r>
         <w:rPr>
           <w:rFonts w:ascii="Times New Roman" w:hAnsi="Times New Roman" w:cs="Times New Roman"/>
+          <w:lang w:val="tr-TR"/>
           <w:vertAlign w:val="subscript"/>
-          <w:lang w:val="tr-TR"/>
         </w:rPr>
         <w:t xml:space="preserve">3</w:t>
       </w:r>
@@ -11317,13 +11569,28 @@
           <w:rFonts w:ascii="Times New Roman" w:hAnsi="Times New Roman" w:cs="Times New Roman"/>
           <w:lang w:val="tr-TR"/>
         </w:rPr>
+        <w:t xml:space="preserve">–CH</w:t>
+      </w:r>
+      <w:r>
+        <w:rPr>
+          <w:rFonts w:ascii="Times New Roman" w:hAnsi="Times New Roman" w:cs="Times New Roman"/>
+          <w:lang w:val="tr-TR"/>
+          <w:vertAlign w:val="subscript"/>
+        </w:rPr>
+        <w:t xml:space="preserve">2</w:t>
+      </w:r>
+      <w:r>
+        <w:rPr>
+          <w:rFonts w:ascii="Times New Roman" w:hAnsi="Times New Roman" w:cs="Times New Roman"/>
+          <w:lang w:val="tr-TR"/>
+        </w:rPr>
         <w:t xml:space="preserve">–O–CH(CH</w:t>
       </w:r>
       <w:r>
         <w:rPr>
           <w:rFonts w:ascii="Times New Roman" w:hAnsi="Times New Roman" w:cs="Times New Roman"/>
+          <w:lang w:val="tr-TR"/>
           <w:vertAlign w:val="subscript"/>
-          <w:lang w:val="tr-TR"/>
         </w:rPr>
         <w:t xml:space="preserve">3</w:t>
       </w:r>
@@ -11337,8 +11604,8 @@
       <w:r>
         <w:rPr>
           <w:rFonts w:ascii="Times New Roman" w:hAnsi="Times New Roman" w:cs="Times New Roman"/>
+          <w:lang w:val="tr-TR"/>
           <w:vertAlign w:val="subscript"/>
-          <w:lang w:val="tr-TR"/>
         </w:rPr>
         <w:t xml:space="preserve">3</w:t>
       </w:r>
@@ -11347,7 +11614,7 @@
           <w:rFonts w:ascii="Times New Roman" w:hAnsi="Times New Roman" w:cs="Times New Roman"/>
           <w:lang w:val="tr-TR"/>
         </w:rPr>
-        <w:t xml:space="preserve"> bileşiğinde ana zincir propandır ve metoksi grubu 2. karbona bağlıdır; bileşiğin adı 2-metoksipropandır. Günlük kullanımda eterler, oksijene bağlı alkil gruplarının adları alfabetik sırayla yazılıp sonuna “eter” sözcüğü eklenerek de adlandırılır: Metoksimetana dimetil eter, metoksietana etil metil eter, etoksietana dietil eter denir.</w:t>
+        <w:t xml:space="preserve"> bileşiğinde ana zincir propandır ve etoksi grubu 2. karbona bağlıdır; bileşiğin adı 2-etoksipropandır. Günlük kullanımda eterler, oksijene bağlı alkil gruplarının adları alfabetik sırayla yazılıp sonuna “eter” sözcüğü eklenerek de adlandırılır: 1-Metoksipropana metil propil eter, etoksietana dietil eter denir.</w:t>
       </w:r>
     </w:p>
     <w:p>
@@ -11360,9 +11627,8 @@
       </w:pPr>
       <w:r>
         <w:rPr>
-          <w:rFonts w:ascii="Times New Roman" w:hAnsi="Times New Roman" w:cs="Times New Roman"/>
           <w:b/>
-          <w:bCs/>
+          <w:rFonts w:ascii="Times New Roman" w:hAnsi="Times New Roman" w:cs="Times New Roman"/>
           <w:lang w:val="tr-TR"/>
         </w:rPr>
         <w:t xml:space="preserve">Aldehitler:</w:t>
@@ -11372,13 +11638,13 @@
           <w:rFonts w:ascii="Times New Roman" w:hAnsi="Times New Roman" w:cs="Times New Roman"/>
           <w:lang w:val="tr-TR"/>
         </w:rPr>
-        <w:t xml:space="preserve"> Aldehit grubu (–CHO) zincirin her zaman ucunda bulunur. Bu nedenle aldehit grubunun karbonu 1 numaralı karbondur ve adda konumu yazılmaz. Adlandırmada alkan adının sonuna “-al” eki getirilir: Metanal (formaldehit), etanal (asetaldehit), bütanal. Yan grupların konumu –CHO karbonundan başlanarak belirlenir: CH</w:t>
-      </w:r>
-      <w:r>
-        <w:rPr>
-          <w:rFonts w:ascii="Times New Roman" w:hAnsi="Times New Roman" w:cs="Times New Roman"/>
+        <w:t xml:space="preserve"> Aldehit grubu (–CHO) zincirin her zaman ucunda bulunur. Bu nedenle aldehit grubunun karbonu 1 numaralı karbondur ve adda konumu yazılmaz. Adlandırmada alkan adının sonuna “-al” eki getirilir: propanal, pentanal, hekzanal. Metanal formaldehit, etanal ise asetaldehit özel adlarıyla da bilinir. Yan grupların konumu –CHO karbonundan başlanarak belirlenir: CH</w:t>
+      </w:r>
+      <w:r>
+        <w:rPr>
+          <w:rFonts w:ascii="Times New Roman" w:hAnsi="Times New Roman" w:cs="Times New Roman"/>
+          <w:lang w:val="tr-TR"/>
           <w:vertAlign w:val="subscript"/>
-          <w:lang w:val="tr-TR"/>
         </w:rPr>
         <w:t xml:space="preserve">3</w:t>
       </w:r>
@@ -11387,13 +11653,28 @@
           <w:rFonts w:ascii="Times New Roman" w:hAnsi="Times New Roman" w:cs="Times New Roman"/>
           <w:lang w:val="tr-TR"/>
         </w:rPr>
+        <w:t xml:space="preserve">–CH</w:t>
+      </w:r>
+      <w:r>
+        <w:rPr>
+          <w:rFonts w:ascii="Times New Roman" w:hAnsi="Times New Roman" w:cs="Times New Roman"/>
+          <w:lang w:val="tr-TR"/>
+          <w:vertAlign w:val="subscript"/>
+        </w:rPr>
+        <w:t xml:space="preserve">2</w:t>
+      </w:r>
+      <w:r>
+        <w:rPr>
+          <w:rFonts w:ascii="Times New Roman" w:hAnsi="Times New Roman" w:cs="Times New Roman"/>
+          <w:lang w:val="tr-TR"/>
+        </w:rPr>
         <w:t xml:space="preserve">–CH(CH</w:t>
       </w:r>
       <w:r>
         <w:rPr>
           <w:rFonts w:ascii="Times New Roman" w:hAnsi="Times New Roman" w:cs="Times New Roman"/>
+          <w:lang w:val="tr-TR"/>
           <w:vertAlign w:val="subscript"/>
-          <w:lang w:val="tr-TR"/>
         </w:rPr>
         <w:t xml:space="preserve">3</w:t>
       </w:r>
@@ -11407,8 +11688,8 @@
       <w:r>
         <w:rPr>
           <w:rFonts w:ascii="Times New Roman" w:hAnsi="Times New Roman" w:cs="Times New Roman"/>
+          <w:lang w:val="tr-TR"/>
           <w:vertAlign w:val="subscript"/>
-          <w:lang w:val="tr-TR"/>
         </w:rPr>
         <w:t xml:space="preserve">2</w:t>
       </w:r>
@@ -11417,7 +11698,7 @@
           <w:rFonts w:ascii="Times New Roman" w:hAnsi="Times New Roman" w:cs="Times New Roman"/>
           <w:lang w:val="tr-TR"/>
         </w:rPr>
-        <w:t xml:space="preserve">–CHO bileşiği 3-metilbütanaldir.</w:t>
+        <w:t xml:space="preserve">–CHO bileşiği 3-metilpentanaldir.</w:t>
       </w:r>
     </w:p>
     <w:p>
@@ -11430,9 +11711,8 @@
       </w:pPr>
       <w:r>
         <w:rPr>
-          <w:rFonts w:ascii="Times New Roman" w:hAnsi="Times New Roman" w:cs="Times New Roman"/>
           <w:b/>
-          <w:bCs/>
+          <w:rFonts w:ascii="Times New Roman" w:hAnsi="Times New Roman" w:cs="Times New Roman"/>
           <w:lang w:val="tr-TR"/>
         </w:rPr>
         <w:t xml:space="preserve">Ketonlar:</w:t>
@@ -11442,7 +11722,7 @@
           <w:rFonts w:ascii="Times New Roman" w:hAnsi="Times New Roman" w:cs="Times New Roman"/>
           <w:lang w:val="tr-TR"/>
         </w:rPr>
-        <w:t xml:space="preserve"> Ketonlarda karbonil grubu (C=O) zincirin iç kısmındaki bir karbon atomuna bağlıdır. Karbonil karbonunun iki yanında birer karbon atomu bulunması gerektiğinden en küçük keton üç karbonludur. Adlandırmada alkan adının sonuna “-on” eki getirilir ve karbonil grubunun konumu ekten önce yazılır: pentan-2-on, pentan-3-on, 3-metilbütan-2-on. Üç ve dört karbonlu ketonlarda karbonil grubu yalnızca 2. karbonda bulunabildiğinden konum numarası yazılmaz: propanon (aseton), bütanon.</w:t>
+        <w:t xml:space="preserve"> Ketonlarda karbonil grubu (C=O) zincirin iç kısmındaki bir karbon atomuna bağlıdır. Karbonil karbonunun iki yanında birer karbon atomu bulunması gerektiğinden en küçük keton üç karbonludur. Adlandırmada alkan adının sonuna “-on” eki getirilir ve karbonil grubunun konumu ekten önce yazılır: pentan-2-on, hekzan-2-on, 4-metilpentan-2-on. Üç ve dört karbonlu ketonlarda karbonil grubu yalnızca 2. karbonda bulunabildiğinden konum numarası yazılmaz: propanon (aseton), bütanon.</w:t>
       </w:r>
     </w:p>
     <w:p>
@@ -11455,9 +11735,8 @@
       </w:pPr>
       <w:r>
         <w:rPr>
-          <w:rFonts w:ascii="Times New Roman" w:hAnsi="Times New Roman" w:cs="Times New Roman"/>
           <w:b/>
-          <w:bCs/>
+          <w:rFonts w:ascii="Times New Roman" w:hAnsi="Times New Roman" w:cs="Times New Roman"/>
           <w:lang w:val="tr-TR"/>
         </w:rPr>
         <w:t xml:space="preserve">Karboksilik asitler:</w:t>
@@ -11467,7 +11746,7 @@
           <w:rFonts w:ascii="Times New Roman" w:hAnsi="Times New Roman" w:cs="Times New Roman"/>
           <w:lang w:val="tr-TR"/>
         </w:rPr>
-        <w:t xml:space="preserve"> Karboksil grubu (–COOH) da zincirin ucunda bulunur ve karbonu 1 numaralıdır. Adlandırmada alkan adının sonuna “-oik asit” eki getirilir: metanoik asit, etanoik asit, bütanoik asit, 2-metilpropanoik asit. Bazı karboksilik asitlerin günlük hayatta yaygın olarak kullanılan özel adları vardır: Metanoik asit formik asit (karınca asidi), etanoik asit asetik asit, bütanoik asit bütirik asit olarak bilinir.</w:t>
+        <w:t xml:space="preserve"> Karboksil grubu (–COOH) da zincirin ucunda bulunur ve karbonu 1 numaralıdır. Adlandırmada alkan adının sonuna “-oik asit” eki getirilir: propanoik asit, pentanoik asit, 3-metilbütanoik asit. Bazı karboksilik asitlerin günlük hayatta yaygın olarak kullanılan özel adları vardır: Metanoik asit formik asit (karınca asidi), etanoik asit asetik asit, bütanoik asit bütirik asit olarak bilinir.</w:t>
       </w:r>
     </w:p>
     <w:p>
@@ -11480,9 +11759,8 @@
       </w:pPr>
       <w:r>
         <w:rPr>
-          <w:rFonts w:ascii="Times New Roman" w:hAnsi="Times New Roman" w:cs="Times New Roman"/>
           <w:b/>
-          <w:bCs/>
+          <w:rFonts w:ascii="Times New Roman" w:hAnsi="Times New Roman" w:cs="Times New Roman"/>
           <w:lang w:val="tr-TR"/>
         </w:rPr>
         <w:t xml:space="preserve">Esterler:</w:t>
@@ -11492,13 +11770,13 @@
           <w:rFonts w:ascii="Times New Roman" w:hAnsi="Times New Roman" w:cs="Times New Roman"/>
           <w:lang w:val="tr-TR"/>
         </w:rPr>
-        <w:t xml:space="preserve"> Etkinliğin 4. aşamasında bir ester adının iki sözcükten oluştuğunu ve bu sözcüklerin esteri oluşturan alkol ile karboksilik asitten geldiğini fark ettiniz. Ester adının ilk sözcüğü oksijene bağlı alkil grubunun (–OR) adıdır. İkinci sözcük ise RCO– grubunu içeren karboksilik asidin adındaki “-oik asit” ekinin yerine “-oat” eki getirilerek oluşturulur. Örneğin etanoik asit ile metanolden oluşan CH</w:t>
-      </w:r>
-      <w:r>
-        <w:rPr>
-          <w:rFonts w:ascii="Times New Roman" w:hAnsi="Times New Roman" w:cs="Times New Roman"/>
+        <w:t xml:space="preserve"> Ester adı iki sözcükten oluşur ve bu sözcükler esteri oluşturan alkol ile karboksilik asitten gelir. Ester adının ilk sözcüğü oksijene bağlı alkil grubunun (–OR) adıdır. İkinci sözcük ise RCO– grubunu içeren karboksilik asidin adındaki “-oik asit” ekinin yerine “-oat” eki getirilerek oluşturulur. Örneğin propanoik asit ile etanolden oluşan CH</w:t>
+      </w:r>
+      <w:r>
+        <w:rPr>
+          <w:rFonts w:ascii="Times New Roman" w:hAnsi="Times New Roman" w:cs="Times New Roman"/>
+          <w:lang w:val="tr-TR"/>
           <w:vertAlign w:val="subscript"/>
-          <w:lang w:val="tr-TR"/>
         </w:rPr>
         <w:t xml:space="preserve">3</w:t>
       </w:r>
@@ -11507,13 +11785,43 @@
           <w:rFonts w:ascii="Times New Roman" w:hAnsi="Times New Roman" w:cs="Times New Roman"/>
           <w:lang w:val="tr-TR"/>
         </w:rPr>
+        <w:t xml:space="preserve">–CH</w:t>
+      </w:r>
+      <w:r>
+        <w:rPr>
+          <w:rFonts w:ascii="Times New Roman" w:hAnsi="Times New Roman" w:cs="Times New Roman"/>
+          <w:lang w:val="tr-TR"/>
+          <w:vertAlign w:val="subscript"/>
+        </w:rPr>
+        <w:t xml:space="preserve">2</w:t>
+      </w:r>
+      <w:r>
+        <w:rPr>
+          <w:rFonts w:ascii="Times New Roman" w:hAnsi="Times New Roman" w:cs="Times New Roman"/>
+          <w:lang w:val="tr-TR"/>
+        </w:rPr>
         <w:t xml:space="preserve">–COO–CH</w:t>
       </w:r>
       <w:r>
         <w:rPr>
           <w:rFonts w:ascii="Times New Roman" w:hAnsi="Times New Roman" w:cs="Times New Roman"/>
+          <w:lang w:val="tr-TR"/>
           <w:vertAlign w:val="subscript"/>
-          <w:lang w:val="tr-TR"/>
+        </w:rPr>
+        <w:t xml:space="preserve">2</w:t>
+      </w:r>
+      <w:r>
+        <w:rPr>
+          <w:rFonts w:ascii="Times New Roman" w:hAnsi="Times New Roman" w:cs="Times New Roman"/>
+          <w:lang w:val="tr-TR"/>
+        </w:rPr>
+        <w:t xml:space="preserve">–CH</w:t>
+      </w:r>
+      <w:r>
+        <w:rPr>
+          <w:rFonts w:ascii="Times New Roman" w:hAnsi="Times New Roman" w:cs="Times New Roman"/>
+          <w:lang w:val="tr-TR"/>
+          <w:vertAlign w:val="subscript"/>
         </w:rPr>
         <w:t xml:space="preserve">3</w:t>
       </w:r>
@@ -11522,7 +11830,7 @@
           <w:rFonts w:ascii="Times New Roman" w:hAnsi="Times New Roman" w:cs="Times New Roman"/>
           <w:lang w:val="tr-TR"/>
         </w:rPr>
-        <w:t xml:space="preserve"> esterinin adı metil etanoattır. Esterlerin özel adlarında asidin özel adındaki “-ik asit” yerine “-at” eki kullanılır: Etil etanoat etil asetat, metil metanoat metil format olarak da bilinir.</w:t>
+        <w:t xml:space="preserve"> esterinin adı etil propanoattır. Esterlerin özel adlarında asidin özel adındaki “-ik asit” yerine “-at” eki kullanılır: Etil etanoat etil asetat, metil metanoat metil format olarak da bilinir.</w:t>
       </w:r>
     </w:p>
     <w:p>
@@ -11535,9 +11843,8 @@
       </w:pPr>
       <w:r>
         <w:rPr>
-          <w:rFonts w:ascii="Times New Roman" w:hAnsi="Times New Roman" w:cs="Times New Roman"/>
           <w:b/>
-          <w:bCs/>
+          <w:rFonts w:ascii="Times New Roman" w:hAnsi="Times New Roman" w:cs="Times New Roman"/>
           <w:lang w:val="tr-TR"/>
         </w:rPr>
         <w:t xml:space="preserve">Birden fazla fonksiyonel grup içeren bileşikler:</w:t>
@@ -11547,13 +11854,118 @@
           <w:rFonts w:ascii="Times New Roman" w:hAnsi="Times New Roman" w:cs="Times New Roman"/>
           <w:lang w:val="tr-TR"/>
         </w:rPr>
-        <w:t xml:space="preserve"> Etkinliğin 5. aşamasında bir bileşiğin son ekini yalnızca bir fonksiyonel grubun belirlediğini, diğer grupların ise ön ek olarak yazıldığını gördünüz. Bu durumda son eki belirleyen grup, öncelik sırası en yüksek olan fonksiyonel gruptur (Tablo B). Örneğin süt ürünlerinde bulunan laktik asit (CH</w:t>
-      </w:r>
-      <w:r>
-        <w:rPr>
-          <w:rFonts w:ascii="Times New Roman" w:hAnsi="Times New Roman" w:cs="Times New Roman"/>
+        <w:t xml:space="preserve"> Bir bileşiğin son ekini yalnızca bir fonksiyonel grup belirler; diğer gruplar ön ek olarak yazılır. Son eki belirleyen grup, öncelik sırası en yüksek olan fonksiyonel gruptur (Tablo B). Örneğin HO–CH</w:t>
+      </w:r>
+      <w:r>
+        <w:rPr>
+          <w:rFonts w:ascii="Times New Roman" w:hAnsi="Times New Roman" w:cs="Times New Roman"/>
+          <w:lang w:val="tr-TR"/>
           <w:vertAlign w:val="subscript"/>
-          <w:lang w:val="tr-TR"/>
+        </w:rPr>
+        <w:t xml:space="preserve">2</w:t>
+      </w:r>
+      <w:r>
+        <w:rPr>
+          <w:rFonts w:ascii="Times New Roman" w:hAnsi="Times New Roman" w:cs="Times New Roman"/>
+          <w:lang w:val="tr-TR"/>
+        </w:rPr>
+        <w:t xml:space="preserve">–CH</w:t>
+      </w:r>
+      <w:r>
+        <w:rPr>
+          <w:rFonts w:ascii="Times New Roman" w:hAnsi="Times New Roman" w:cs="Times New Roman"/>
+          <w:lang w:val="tr-TR"/>
+          <w:vertAlign w:val="subscript"/>
+        </w:rPr>
+        <w:t xml:space="preserve">2</w:t>
+      </w:r>
+      <w:r>
+        <w:rPr>
+          <w:rFonts w:ascii="Times New Roman" w:hAnsi="Times New Roman" w:cs="Times New Roman"/>
+          <w:lang w:val="tr-TR"/>
+        </w:rPr>
+        <w:t xml:space="preserve">–COOH bileşiği hem –OH hem de –COOH grubu taşır. Karboksil grubu öncelikli olduğundan bileşik bir karboksilik asit olarak adlandırılır; –OH grubu ise “hidroksi” ön ekiyle gösterilir: 3-hidroksipropanoik asit. Eter (–OR), fenil (–C</w:t>
+      </w:r>
+      <w:r>
+        <w:rPr>
+          <w:rFonts w:ascii="Times New Roman" w:hAnsi="Times New Roman" w:cs="Times New Roman"/>
+          <w:lang w:val="tr-TR"/>
+          <w:vertAlign w:val="subscript"/>
+        </w:rPr>
+        <w:t xml:space="preserve">6</w:t>
+      </w:r>
+      <w:r>
+        <w:rPr>
+          <w:rFonts w:ascii="Times New Roman" w:hAnsi="Times New Roman" w:cs="Times New Roman"/>
+          <w:lang w:val="tr-TR"/>
+        </w:rPr>
+        <w:t xml:space="preserve">H</w:t>
+      </w:r>
+      <w:r>
+        <w:rPr>
+          <w:rFonts w:ascii="Times New Roman" w:hAnsi="Times New Roman" w:cs="Times New Roman"/>
+          <w:lang w:val="tr-TR"/>
+          <w:vertAlign w:val="subscript"/>
+        </w:rPr>
+        <w:t xml:space="preserve">5</w:t>
+      </w:r>
+      <w:r>
+        <w:rPr>
+          <w:rFonts w:ascii="Times New Roman" w:hAnsi="Times New Roman" w:cs="Times New Roman"/>
+          <w:lang w:val="tr-TR"/>
+        </w:rPr>
+        <w:t xml:space="preserve">) ve halojen (–X) grupları hiçbir zaman son eki belirlemez; her zaman ön ek olarak yazılır. Bu nedenle C</w:t>
+      </w:r>
+      <w:r>
+        <w:rPr>
+          <w:rFonts w:ascii="Times New Roman" w:hAnsi="Times New Roman" w:cs="Times New Roman"/>
+          <w:lang w:val="tr-TR"/>
+          <w:vertAlign w:val="subscript"/>
+        </w:rPr>
+        <w:t xml:space="preserve">6</w:t>
+      </w:r>
+      <w:r>
+        <w:rPr>
+          <w:rFonts w:ascii="Times New Roman" w:hAnsi="Times New Roman" w:cs="Times New Roman"/>
+          <w:lang w:val="tr-TR"/>
+        </w:rPr>
+        <w:t xml:space="preserve">H</w:t>
+      </w:r>
+      <w:r>
+        <w:rPr>
+          <w:rFonts w:ascii="Times New Roman" w:hAnsi="Times New Roman" w:cs="Times New Roman"/>
+          <w:lang w:val="tr-TR"/>
+          <w:vertAlign w:val="subscript"/>
+        </w:rPr>
+        <w:t xml:space="preserve">5</w:t>
+      </w:r>
+      <w:r>
+        <w:rPr>
+          <w:rFonts w:ascii="Times New Roman" w:hAnsi="Times New Roman" w:cs="Times New Roman"/>
+          <w:lang w:val="tr-TR"/>
+        </w:rPr>
+        <w:t xml:space="preserve">–CH</w:t>
+      </w:r>
+      <w:r>
+        <w:rPr>
+          <w:rFonts w:ascii="Times New Roman" w:hAnsi="Times New Roman" w:cs="Times New Roman"/>
+          <w:lang w:val="tr-TR"/>
+          <w:vertAlign w:val="subscript"/>
+        </w:rPr>
+        <w:t xml:space="preserve">2</w:t>
+      </w:r>
+      <w:r>
+        <w:rPr>
+          <w:rFonts w:ascii="Times New Roman" w:hAnsi="Times New Roman" w:cs="Times New Roman"/>
+          <w:lang w:val="tr-TR"/>
+        </w:rPr>
+        <w:t xml:space="preserve">–COOH bileşiği 2-feniletanoik asit, CH</w:t>
+      </w:r>
+      <w:r>
+        <w:rPr>
+          <w:rFonts w:ascii="Times New Roman" w:hAnsi="Times New Roman" w:cs="Times New Roman"/>
+          <w:lang w:val="tr-TR"/>
+          <w:vertAlign w:val="subscript"/>
         </w:rPr>
         <w:t xml:space="preserve">3</w:t>
       </w:r>
@@ -11562,73 +11974,43 @@
           <w:rFonts w:ascii="Times New Roman" w:hAnsi="Times New Roman" w:cs="Times New Roman"/>
           <w:lang w:val="tr-TR"/>
         </w:rPr>
-        <w:t xml:space="preserve">–CH(OH)–COOH) hem –OH hem de –COOH grubu taşır. Karboksil grubu öncelikli olduğundan bileşik bir karboksilik asit olarak adlandırılır; –OH grubu ise “hidroksi” ön ekiyle gösterilir: 2-hidroksipropanoik asit. Eter (–OR), fenil (–C</w:t>
-      </w:r>
-      <w:r>
-        <w:rPr>
-          <w:rFonts w:ascii="Times New Roman" w:hAnsi="Times New Roman" w:cs="Times New Roman"/>
+        <w:t xml:space="preserve">–O–CH</w:t>
+      </w:r>
+      <w:r>
+        <w:rPr>
+          <w:rFonts w:ascii="Times New Roman" w:hAnsi="Times New Roman" w:cs="Times New Roman"/>
+          <w:lang w:val="tr-TR"/>
           <w:vertAlign w:val="subscript"/>
-          <w:lang w:val="tr-TR"/>
-        </w:rPr>
-        <w:t xml:space="preserve">6</w:t>
-      </w:r>
-      <w:r>
-        <w:rPr>
-          <w:rFonts w:ascii="Times New Roman" w:hAnsi="Times New Roman" w:cs="Times New Roman"/>
-          <w:lang w:val="tr-TR"/>
-        </w:rPr>
-        <w:t xml:space="preserve">H</w:t>
-      </w:r>
-      <w:r>
-        <w:rPr>
-          <w:rFonts w:ascii="Times New Roman" w:hAnsi="Times New Roman" w:cs="Times New Roman"/>
+        </w:rPr>
+        <w:t xml:space="preserve">2</w:t>
+      </w:r>
+      <w:r>
+        <w:rPr>
+          <w:rFonts w:ascii="Times New Roman" w:hAnsi="Times New Roman" w:cs="Times New Roman"/>
+          <w:lang w:val="tr-TR"/>
+        </w:rPr>
+        <w:t xml:space="preserve">–CH</w:t>
+      </w:r>
+      <w:r>
+        <w:rPr>
+          <w:rFonts w:ascii="Times New Roman" w:hAnsi="Times New Roman" w:cs="Times New Roman"/>
+          <w:lang w:val="tr-TR"/>
           <w:vertAlign w:val="subscript"/>
-          <w:lang w:val="tr-TR"/>
-        </w:rPr>
-        <w:t xml:space="preserve">5</w:t>
-      </w:r>
-      <w:r>
-        <w:rPr>
-          <w:rFonts w:ascii="Times New Roman" w:hAnsi="Times New Roman" w:cs="Times New Roman"/>
-          <w:lang w:val="tr-TR"/>
-        </w:rPr>
-        <w:t xml:space="preserve">) ve halojen (–X) grupları hiçbir zaman son eki belirlemez; her zaman ön ek olarak yazılır. Isparta’da üretilen gül yağına kokusunu veren bileşenlerden biri olan C</w:t>
-      </w:r>
-      <w:r>
-        <w:rPr>
-          <w:rFonts w:ascii="Times New Roman" w:hAnsi="Times New Roman" w:cs="Times New Roman"/>
+        </w:rPr>
+        <w:t xml:space="preserve">2</w:t>
+      </w:r>
+      <w:r>
+        <w:rPr>
+          <w:rFonts w:ascii="Times New Roman" w:hAnsi="Times New Roman" w:cs="Times New Roman"/>
+          <w:lang w:val="tr-TR"/>
+        </w:rPr>
+        <w:t xml:space="preserve">–CH</w:t>
+      </w:r>
+      <w:r>
+        <w:rPr>
+          <w:rFonts w:ascii="Times New Roman" w:hAnsi="Times New Roman" w:cs="Times New Roman"/>
+          <w:lang w:val="tr-TR"/>
           <w:vertAlign w:val="subscript"/>
-          <w:lang w:val="tr-TR"/>
-        </w:rPr>
-        <w:t xml:space="preserve">6</w:t>
-      </w:r>
-      <w:r>
-        <w:rPr>
-          <w:rFonts w:ascii="Times New Roman" w:hAnsi="Times New Roman" w:cs="Times New Roman"/>
-          <w:lang w:val="tr-TR"/>
-        </w:rPr>
-        <w:t xml:space="preserve">H</w:t>
-      </w:r>
-      <w:r>
-        <w:rPr>
-          <w:rFonts w:ascii="Times New Roman" w:hAnsi="Times New Roman" w:cs="Times New Roman"/>
-          <w:vertAlign w:val="subscript"/>
-          <w:lang w:val="tr-TR"/>
-        </w:rPr>
-        <w:t xml:space="preserve">5</w:t>
-      </w:r>
-      <w:r>
-        <w:rPr>
-          <w:rFonts w:ascii="Times New Roman" w:hAnsi="Times New Roman" w:cs="Times New Roman"/>
-          <w:lang w:val="tr-TR"/>
-        </w:rPr>
-        <w:t xml:space="preserve">–CH</w:t>
-      </w:r>
-      <w:r>
-        <w:rPr>
-          <w:rFonts w:ascii="Times New Roman" w:hAnsi="Times New Roman" w:cs="Times New Roman"/>
-          <w:vertAlign w:val="subscript"/>
-          <w:lang w:val="tr-TR"/>
         </w:rPr>
         <w:t xml:space="preserve">2</w:t>
       </w:r>
@@ -11637,22 +12019,7 @@
           <w:rFonts w:ascii="Times New Roman" w:hAnsi="Times New Roman" w:cs="Times New Roman"/>
           <w:lang w:val="tr-TR"/>
         </w:rPr>
-        <w:t xml:space="preserve">–CH</w:t>
-      </w:r>
-      <w:r>
-        <w:rPr>
-          <w:rFonts w:ascii="Times New Roman" w:hAnsi="Times New Roman" w:cs="Times New Roman"/>
-          <w:vertAlign w:val="subscript"/>
-          <w:lang w:val="tr-TR"/>
-        </w:rPr>
-        <w:t xml:space="preserve">2</w:t>
-      </w:r>
-      <w:r>
-        <w:rPr>
-          <w:rFonts w:ascii="Times New Roman" w:hAnsi="Times New Roman" w:cs="Times New Roman"/>
-          <w:lang w:val="tr-TR"/>
-        </w:rPr>
-        <w:t xml:space="preserve">–OH bu nedenle 2-feniletan-1-ol olarak adlandırılır.</w:t>
+        <w:t xml:space="preserve">–OH bileşiği ise 3-metoksipropan-1-ol olarak adlandırılır.</w:t>
       </w:r>
     </w:p>
     <w:p>
@@ -12660,8 +13027,8 @@
       <w:r>
         <w:rPr>
           <w:rFonts w:ascii="Times New Roman" w:hAnsi="Times New Roman" w:cs="Times New Roman"/>
+          <w:lang w:val="tr-TR"/>
           <w:vertAlign w:val="subscript"/>
-          <w:lang w:val="tr-TR"/>
         </w:rPr>
         <w:t xml:space="preserve">3</w:t>
       </w:r>
@@ -12675,8 +13042,8 @@
       <w:r>
         <w:rPr>
           <w:rFonts w:ascii="Times New Roman" w:hAnsi="Times New Roman" w:cs="Times New Roman"/>
+          <w:lang w:val="tr-TR"/>
           <w:vertAlign w:val="subscript"/>
-          <w:lang w:val="tr-TR"/>
         </w:rPr>
         <w:t xml:space="preserve">2</w:t>
       </w:r>
@@ -12685,22 +13052,7 @@
           <w:rFonts w:ascii="Times New Roman" w:hAnsi="Times New Roman" w:cs="Times New Roman"/>
           <w:lang w:val="tr-TR"/>
         </w:rPr>
-        <w:t xml:space="preserve">–CH</w:t>
-      </w:r>
-      <w:r>
-        <w:rPr>
-          <w:rFonts w:ascii="Times New Roman" w:hAnsi="Times New Roman" w:cs="Times New Roman"/>
-          <w:vertAlign w:val="subscript"/>
-          <w:lang w:val="tr-TR"/>
-        </w:rPr>
-        <w:t xml:space="preserve">2</w:t>
-      </w:r>
-      <w:r>
-        <w:rPr>
-          <w:rFonts w:ascii="Times New Roman" w:hAnsi="Times New Roman" w:cs="Times New Roman"/>
-          <w:lang w:val="tr-TR"/>
-        </w:rPr>
-        <w:t xml:space="preserve">–CHO bileşiğinde aldehit grubunun öncelikli olduğu, ketonun karbonil oksijeninin “okso” ön ekiyle gösterileceği ve bileşiğin adının 4-oksopentanal olacağı sonucuna ulaşılabilir.</w:t>
+        <w:t xml:space="preserve">–CHO bileşiğinde aldehit grubunun öncelikli olduğu, ketonun karbonil oksijeninin “okso” ön ekiyle gösterileceği ve bileşiğin adının 3-oksobütanal olacağı sonucuna ulaşılabilir.</w:t>
       </w:r>
     </w:p>
     <w:p>
@@ -12956,7 +13308,7 @@
           <w:rFonts w:ascii="Times New Roman" w:hAnsi="Times New Roman" w:cs="Times New Roman"/>
           <w:lang w:val="tr-TR"/>
         </w:rPr>
-        <w:t xml:space="preserve">Ananas aromasında bulunan etil bütanoat esterinin yarı açık formülünü yazınız. Bu esterin hangi karboksilik asit ve alkolden oluştuğunu belirleyiniz.</w:t>
+        <w:t xml:space="preserve">Elma aromasında bulunan metil bütanoat esterinin yarı açık formülünü yazınız. Bu esterin hangi karboksilik asit ve alkolden oluştuğunu belirleyiniz.</w:t>
       </w:r>
     </w:p>
     <w:p>
@@ -12990,13 +13342,43 @@
           <w:rFonts w:ascii="Times New Roman" w:hAnsi="Times New Roman" w:cs="Times New Roman"/>
           <w:lang w:val="tr-TR"/>
         </w:rPr>
-        <w:t xml:space="preserve">Adın ilk sözcüğü (etil) oksijene bağlı alkil grubunu gösterir: –O–CH</w:t>
-      </w:r>
-      <w:r>
-        <w:rPr>
-          <w:rFonts w:ascii="Times New Roman" w:hAnsi="Times New Roman" w:cs="Times New Roman"/>
+        <w:t xml:space="preserve">Adın ilk sözcüğü (metil) oksijene bağlı alkil grubunu gösterir: –O–CH</w:t>
+      </w:r>
+      <w:r>
+        <w:rPr>
+          <w:rFonts w:ascii="Times New Roman" w:hAnsi="Times New Roman" w:cs="Times New Roman"/>
+          <w:lang w:val="tr-TR"/>
           <w:vertAlign w:val="subscript"/>
-          <w:lang w:val="tr-TR"/>
+        </w:rPr>
+        <w:t xml:space="preserve">3</w:t>
+      </w:r>
+      <w:r>
+        <w:rPr>
+          <w:rFonts w:ascii="Times New Roman" w:hAnsi="Times New Roman" w:cs="Times New Roman"/>
+          <w:lang w:val="tr-TR"/>
+        </w:rPr>
+        <w:t xml:space="preserve">. İkinci sözcük (bütanoat) RCO– grubunun dört karbonlu olduğunu gösterir: CH</w:t>
+      </w:r>
+      <w:r>
+        <w:rPr>
+          <w:rFonts w:ascii="Times New Roman" w:hAnsi="Times New Roman" w:cs="Times New Roman"/>
+          <w:lang w:val="tr-TR"/>
+          <w:vertAlign w:val="subscript"/>
+        </w:rPr>
+        <w:t xml:space="preserve">3</w:t>
+      </w:r>
+      <w:r>
+        <w:rPr>
+          <w:rFonts w:ascii="Times New Roman" w:hAnsi="Times New Roman" w:cs="Times New Roman"/>
+          <w:lang w:val="tr-TR"/>
+        </w:rPr>
+        <w:t xml:space="preserve">–CH</w:t>
+      </w:r>
+      <w:r>
+        <w:rPr>
+          <w:rFonts w:ascii="Times New Roman" w:hAnsi="Times New Roman" w:cs="Times New Roman"/>
+          <w:lang w:val="tr-TR"/>
+          <w:vertAlign w:val="subscript"/>
         </w:rPr>
         <w:t xml:space="preserve">2</w:t>
       </w:r>
@@ -13010,8 +13392,23 @@
       <w:r>
         <w:rPr>
           <w:rFonts w:ascii="Times New Roman" w:hAnsi="Times New Roman" w:cs="Times New Roman"/>
+          <w:lang w:val="tr-TR"/>
           <w:vertAlign w:val="subscript"/>
-          <w:lang w:val="tr-TR"/>
+        </w:rPr>
+        <w:t xml:space="preserve">2</w:t>
+      </w:r>
+      <w:r>
+        <w:rPr>
+          <w:rFonts w:ascii="Times New Roman" w:hAnsi="Times New Roman" w:cs="Times New Roman"/>
+          <w:lang w:val="tr-TR"/>
+        </w:rPr>
+        <w:t xml:space="preserve">–CO–. Bu parçalar birleştirildiğinde ester formülü CH</w:t>
+      </w:r>
+      <w:r>
+        <w:rPr>
+          <w:rFonts w:ascii="Times New Roman" w:hAnsi="Times New Roman" w:cs="Times New Roman"/>
+          <w:lang w:val="tr-TR"/>
+          <w:vertAlign w:val="subscript"/>
         </w:rPr>
         <w:t xml:space="preserve">3</w:t>
       </w:r>
@@ -13020,13 +13417,43 @@
           <w:rFonts w:ascii="Times New Roman" w:hAnsi="Times New Roman" w:cs="Times New Roman"/>
           <w:lang w:val="tr-TR"/>
         </w:rPr>
-        <w:t xml:space="preserve">. İkinci sözcük (bütanoat) RCO– grubunun dört karbonlu olduğunu gösterir: CH</w:t>
-      </w:r>
-      <w:r>
-        <w:rPr>
-          <w:rFonts w:ascii="Times New Roman" w:hAnsi="Times New Roman" w:cs="Times New Roman"/>
+        <w:t xml:space="preserve">–CH</w:t>
+      </w:r>
+      <w:r>
+        <w:rPr>
+          <w:rFonts w:ascii="Times New Roman" w:hAnsi="Times New Roman" w:cs="Times New Roman"/>
+          <w:lang w:val="tr-TR"/>
           <w:vertAlign w:val="subscript"/>
-          <w:lang w:val="tr-TR"/>
+        </w:rPr>
+        <w:t xml:space="preserve">2</w:t>
+      </w:r>
+      <w:r>
+        <w:rPr>
+          <w:rFonts w:ascii="Times New Roman" w:hAnsi="Times New Roman" w:cs="Times New Roman"/>
+          <w:lang w:val="tr-TR"/>
+        </w:rPr>
+        <w:t xml:space="preserve">–CH</w:t>
+      </w:r>
+      <w:r>
+        <w:rPr>
+          <w:rFonts w:ascii="Times New Roman" w:hAnsi="Times New Roman" w:cs="Times New Roman"/>
+          <w:lang w:val="tr-TR"/>
+          <w:vertAlign w:val="subscript"/>
+        </w:rPr>
+        <w:t xml:space="preserve">2</w:t>
+      </w:r>
+      <w:r>
+        <w:rPr>
+          <w:rFonts w:ascii="Times New Roman" w:hAnsi="Times New Roman" w:cs="Times New Roman"/>
+          <w:lang w:val="tr-TR"/>
+        </w:rPr>
+        <w:t xml:space="preserve">–COO–CH</w:t>
+      </w:r>
+      <w:r>
+        <w:rPr>
+          <w:rFonts w:ascii="Times New Roman" w:hAnsi="Times New Roman" w:cs="Times New Roman"/>
+          <w:lang w:val="tr-TR"/>
+          <w:vertAlign w:val="subscript"/>
         </w:rPr>
         <w:t xml:space="preserve">3</w:t>
       </w:r>
@@ -13035,13 +13462,28 @@
           <w:rFonts w:ascii="Times New Roman" w:hAnsi="Times New Roman" w:cs="Times New Roman"/>
           <w:lang w:val="tr-TR"/>
         </w:rPr>
+        <w:t xml:space="preserve"> olur. Ester bütanoik asit (CH</w:t>
+      </w:r>
+      <w:r>
+        <w:rPr>
+          <w:rFonts w:ascii="Times New Roman" w:hAnsi="Times New Roman" w:cs="Times New Roman"/>
+          <w:lang w:val="tr-TR"/>
+          <w:vertAlign w:val="subscript"/>
+        </w:rPr>
+        <w:t xml:space="preserve">3</w:t>
+      </w:r>
+      <w:r>
+        <w:rPr>
+          <w:rFonts w:ascii="Times New Roman" w:hAnsi="Times New Roman" w:cs="Times New Roman"/>
+          <w:lang w:val="tr-TR"/>
+        </w:rPr>
         <w:t xml:space="preserve">–CH</w:t>
       </w:r>
       <w:r>
         <w:rPr>
           <w:rFonts w:ascii="Times New Roman" w:hAnsi="Times New Roman" w:cs="Times New Roman"/>
+          <w:lang w:val="tr-TR"/>
           <w:vertAlign w:val="subscript"/>
-          <w:lang w:val="tr-TR"/>
         </w:rPr>
         <w:t xml:space="preserve">2</w:t>
       </w:r>
@@ -13055,8 +13497,8 @@
       <w:r>
         <w:rPr>
           <w:rFonts w:ascii="Times New Roman" w:hAnsi="Times New Roman" w:cs="Times New Roman"/>
+          <w:lang w:val="tr-TR"/>
           <w:vertAlign w:val="subscript"/>
-          <w:lang w:val="tr-TR"/>
         </w:rPr>
         <w:t xml:space="preserve">2</w:t>
       </w:r>
@@ -13065,150 +13507,15 @@
           <w:rFonts w:ascii="Times New Roman" w:hAnsi="Times New Roman" w:cs="Times New Roman"/>
           <w:lang w:val="tr-TR"/>
         </w:rPr>
-        <w:t xml:space="preserve">–CO–. Bu parçalar birleştirildiğinde ester formülü CH</w:t>
-      </w:r>
-      <w:r>
-        <w:rPr>
-          <w:rFonts w:ascii="Times New Roman" w:hAnsi="Times New Roman" w:cs="Times New Roman"/>
+        <w:t xml:space="preserve">–COOH) ile metanolden (CH</w:t>
+      </w:r>
+      <w:r>
+        <w:rPr>
+          <w:rFonts w:ascii="Times New Roman" w:hAnsi="Times New Roman" w:cs="Times New Roman"/>
+          <w:lang w:val="tr-TR"/>
           <w:vertAlign w:val="subscript"/>
-          <w:lang w:val="tr-TR"/>
         </w:rPr>
         <w:t xml:space="preserve">3</w:t>
-      </w:r>
-      <w:r>
-        <w:rPr>
-          <w:rFonts w:ascii="Times New Roman" w:hAnsi="Times New Roman" w:cs="Times New Roman"/>
-          <w:lang w:val="tr-TR"/>
-        </w:rPr>
-        <w:t xml:space="preserve">–CH</w:t>
-      </w:r>
-      <w:r>
-        <w:rPr>
-          <w:rFonts w:ascii="Times New Roman" w:hAnsi="Times New Roman" w:cs="Times New Roman"/>
-          <w:vertAlign w:val="subscript"/>
-          <w:lang w:val="tr-TR"/>
-        </w:rPr>
-        <w:t xml:space="preserve">2</w:t>
-      </w:r>
-      <w:r>
-        <w:rPr>
-          <w:rFonts w:ascii="Times New Roman" w:hAnsi="Times New Roman" w:cs="Times New Roman"/>
-          <w:lang w:val="tr-TR"/>
-        </w:rPr>
-        <w:t xml:space="preserve">–CH</w:t>
-      </w:r>
-      <w:r>
-        <w:rPr>
-          <w:rFonts w:ascii="Times New Roman" w:hAnsi="Times New Roman" w:cs="Times New Roman"/>
-          <w:vertAlign w:val="subscript"/>
-          <w:lang w:val="tr-TR"/>
-        </w:rPr>
-        <w:t xml:space="preserve">2</w:t>
-      </w:r>
-      <w:r>
-        <w:rPr>
-          <w:rFonts w:ascii="Times New Roman" w:hAnsi="Times New Roman" w:cs="Times New Roman"/>
-          <w:lang w:val="tr-TR"/>
-        </w:rPr>
-        <w:t xml:space="preserve">–COO–CH</w:t>
-      </w:r>
-      <w:r>
-        <w:rPr>
-          <w:rFonts w:ascii="Times New Roman" w:hAnsi="Times New Roman" w:cs="Times New Roman"/>
-          <w:vertAlign w:val="subscript"/>
-          <w:lang w:val="tr-TR"/>
-        </w:rPr>
-        <w:t xml:space="preserve">2</w:t>
-      </w:r>
-      <w:r>
-        <w:rPr>
-          <w:rFonts w:ascii="Times New Roman" w:hAnsi="Times New Roman" w:cs="Times New Roman"/>
-          <w:lang w:val="tr-TR"/>
-        </w:rPr>
-        <w:t xml:space="preserve">–CH</w:t>
-      </w:r>
-      <w:r>
-        <w:rPr>
-          <w:rFonts w:ascii="Times New Roman" w:hAnsi="Times New Roman" w:cs="Times New Roman"/>
-          <w:vertAlign w:val="subscript"/>
-          <w:lang w:val="tr-TR"/>
-        </w:rPr>
-        <w:t xml:space="preserve">3</w:t>
-      </w:r>
-      <w:r>
-        <w:rPr>
-          <w:rFonts w:ascii="Times New Roman" w:hAnsi="Times New Roman" w:cs="Times New Roman"/>
-          <w:lang w:val="tr-TR"/>
-        </w:rPr>
-        <w:t xml:space="preserve"> olur. Ester bütanoik asit (CH</w:t>
-      </w:r>
-      <w:r>
-        <w:rPr>
-          <w:rFonts w:ascii="Times New Roman" w:hAnsi="Times New Roman" w:cs="Times New Roman"/>
-          <w:vertAlign w:val="subscript"/>
-          <w:lang w:val="tr-TR"/>
-        </w:rPr>
-        <w:t xml:space="preserve">3</w:t>
-      </w:r>
-      <w:r>
-        <w:rPr>
-          <w:rFonts w:ascii="Times New Roman" w:hAnsi="Times New Roman" w:cs="Times New Roman"/>
-          <w:lang w:val="tr-TR"/>
-        </w:rPr>
-        <w:t xml:space="preserve">–CH</w:t>
-      </w:r>
-      <w:r>
-        <w:rPr>
-          <w:rFonts w:ascii="Times New Roman" w:hAnsi="Times New Roman" w:cs="Times New Roman"/>
-          <w:vertAlign w:val="subscript"/>
-          <w:lang w:val="tr-TR"/>
-        </w:rPr>
-        <w:t xml:space="preserve">2</w:t>
-      </w:r>
-      <w:r>
-        <w:rPr>
-          <w:rFonts w:ascii="Times New Roman" w:hAnsi="Times New Roman" w:cs="Times New Roman"/>
-          <w:lang w:val="tr-TR"/>
-        </w:rPr>
-        <w:t xml:space="preserve">–CH</w:t>
-      </w:r>
-      <w:r>
-        <w:rPr>
-          <w:rFonts w:ascii="Times New Roman" w:hAnsi="Times New Roman" w:cs="Times New Roman"/>
-          <w:vertAlign w:val="subscript"/>
-          <w:lang w:val="tr-TR"/>
-        </w:rPr>
-        <w:t xml:space="preserve">2</w:t>
-      </w:r>
-      <w:r>
-        <w:rPr>
-          <w:rFonts w:ascii="Times New Roman" w:hAnsi="Times New Roman" w:cs="Times New Roman"/>
-          <w:lang w:val="tr-TR"/>
-        </w:rPr>
-        <w:t xml:space="preserve">–COOH) ile etanolden (CH</w:t>
-      </w:r>
-      <w:r>
-        <w:rPr>
-          <w:rFonts w:ascii="Times New Roman" w:hAnsi="Times New Roman" w:cs="Times New Roman"/>
-          <w:vertAlign w:val="subscript"/>
-          <w:lang w:val="tr-TR"/>
-        </w:rPr>
-        <w:t xml:space="preserve">3</w:t>
-      </w:r>
-      <w:r>
-        <w:rPr>
-          <w:rFonts w:ascii="Times New Roman" w:hAnsi="Times New Roman" w:cs="Times New Roman"/>
-          <w:lang w:val="tr-TR"/>
-        </w:rPr>
-        <w:t xml:space="preserve">–CH</w:t>
-      </w:r>
-      <w:r>
-        <w:rPr>
-          <w:rFonts w:ascii="Times New Roman" w:hAnsi="Times New Roman" w:cs="Times New Roman"/>
-          <w:vertAlign w:val="subscript"/>
-          <w:lang w:val="tr-TR"/>
-        </w:rPr>
-        <w:t xml:space="preserve">2</w:t>
       </w:r>
       <w:r>
         <w:rPr>
@@ -13715,8 +14022,8 @@
       <w:r>
         <w:rPr>
           <w:rFonts w:ascii="Times New Roman" w:hAnsi="Times New Roman" w:cs="Times New Roman"/>
+          <w:lang w:val="tr-TR"/>
           <w:vertAlign w:val="subscript"/>
-          <w:lang w:val="tr-TR"/>
         </w:rPr>
         <w:t xml:space="preserve">3</w:t>
       </w:r>
@@ -13725,28 +14032,28 @@
           <w:rFonts w:ascii="Times New Roman" w:hAnsi="Times New Roman" w:cs="Times New Roman"/>
           <w:lang w:val="tr-TR"/>
         </w:rPr>
-        <w:t xml:space="preserve">–CH</w:t>
-      </w:r>
-      <w:r>
-        <w:rPr>
-          <w:rFonts w:ascii="Times New Roman" w:hAnsi="Times New Roman" w:cs="Times New Roman"/>
+        <w:t xml:space="preserve">–CH(CH</w:t>
+      </w:r>
+      <w:r>
+        <w:rPr>
+          <w:rFonts w:ascii="Times New Roman" w:hAnsi="Times New Roman" w:cs="Times New Roman"/>
+          <w:lang w:val="tr-TR"/>
           <w:vertAlign w:val="subscript"/>
-          <w:lang w:val="tr-TR"/>
-        </w:rPr>
-        <w:t xml:space="preserve">2</w:t>
-      </w:r>
-      <w:r>
-        <w:rPr>
-          <w:rFonts w:ascii="Times New Roman" w:hAnsi="Times New Roman" w:cs="Times New Roman"/>
-          <w:lang w:val="tr-TR"/>
-        </w:rPr>
-        <w:t xml:space="preserve">–CH(OH)–CH</w:t>
-      </w:r>
-      <w:r>
-        <w:rPr>
-          <w:rFonts w:ascii="Times New Roman" w:hAnsi="Times New Roman" w:cs="Times New Roman"/>
+        </w:rPr>
+        <w:t xml:space="preserve">3</w:t>
+      </w:r>
+      <w:r>
+        <w:rPr>
+          <w:rFonts w:ascii="Times New Roman" w:hAnsi="Times New Roman" w:cs="Times New Roman"/>
+          <w:lang w:val="tr-TR"/>
+        </w:rPr>
+        <w:t xml:space="preserve">)–CH(OH)–CH</w:t>
+      </w:r>
+      <w:r>
+        <w:rPr>
+          <w:rFonts w:ascii="Times New Roman" w:hAnsi="Times New Roman" w:cs="Times New Roman"/>
+          <w:lang w:val="tr-TR"/>
           <w:vertAlign w:val="subscript"/>
-          <w:lang w:val="tr-TR"/>
         </w:rPr>
         <w:t xml:space="preserve">3</w:t>
       </w:r>
@@ -14034,8 +14341,8 @@
       <w:r>
         <w:rPr>
           <w:rFonts w:ascii="Times New Roman" w:hAnsi="Times New Roman" w:cs="Times New Roman"/>
+          <w:lang w:val="tr-TR"/>
           <w:vertAlign w:val="subscript"/>
-          <w:lang w:val="tr-TR"/>
         </w:rPr>
         <w:t xml:space="preserve">3</w:t>
       </w:r>
@@ -14049,8 +14356,8 @@
       <w:r>
         <w:rPr>
           <w:rFonts w:ascii="Times New Roman" w:hAnsi="Times New Roman" w:cs="Times New Roman"/>
+          <w:lang w:val="tr-TR"/>
           <w:vertAlign w:val="subscript"/>
-          <w:lang w:val="tr-TR"/>
         </w:rPr>
         <w:t xml:space="preserve">2</w:t>
       </w:r>
@@ -14064,8 +14371,38 @@
       <w:r>
         <w:rPr>
           <w:rFonts w:ascii="Times New Roman" w:hAnsi="Times New Roman" w:cs="Times New Roman"/>
+          <w:lang w:val="tr-TR"/>
           <w:vertAlign w:val="subscript"/>
-          <w:lang w:val="tr-TR"/>
+        </w:rPr>
+        <w:t xml:space="preserve">2</w:t>
+      </w:r>
+      <w:r>
+        <w:rPr>
+          <w:rFonts w:ascii="Times New Roman" w:hAnsi="Times New Roman" w:cs="Times New Roman"/>
+          <w:lang w:val="tr-TR"/>
+        </w:rPr>
+        <w:t xml:space="preserve">–CH</w:t>
+      </w:r>
+      <w:r>
+        <w:rPr>
+          <w:rFonts w:ascii="Times New Roman" w:hAnsi="Times New Roman" w:cs="Times New Roman"/>
+          <w:lang w:val="tr-TR"/>
+          <w:vertAlign w:val="subscript"/>
+        </w:rPr>
+        <w:t xml:space="preserve">2</w:t>
+      </w:r>
+      <w:r>
+        <w:rPr>
+          <w:rFonts w:ascii="Times New Roman" w:hAnsi="Times New Roman" w:cs="Times New Roman"/>
+          <w:lang w:val="tr-TR"/>
+        </w:rPr>
+        <w:t xml:space="preserve">–CH</w:t>
+      </w:r>
+      <w:r>
+        <w:rPr>
+          <w:rFonts w:ascii="Times New Roman" w:hAnsi="Times New Roman" w:cs="Times New Roman"/>
+          <w:lang w:val="tr-TR"/>
+          <w:vertAlign w:val="subscript"/>
         </w:rPr>
         <w:t xml:space="preserve">3</w:t>
       </w:r>
@@ -14135,7 +14472,7 @@
           <w:rFonts w:ascii="Times New Roman" w:hAnsi="Times New Roman" w:cs="Times New Roman"/>
           <w:lang w:val="tr-TR"/>
         </w:rPr>
-        <w:t xml:space="preserve">a) 2-metilbütan-2-ol</w:t>
+        <w:t xml:space="preserve">a) 3-metilpentan-3-ol</w:t>
       </w:r>
       <w:r>
         <w:rPr>
@@ -14177,7 +14514,7 @@
           <w:rFonts w:ascii="Times New Roman" w:hAnsi="Times New Roman" w:cs="Times New Roman"/>
           <w:lang w:val="tr-TR"/>
         </w:rPr>
-        <w:t xml:space="preserve">d) 2-metoksipropan</w:t>
+        <w:t xml:space="preserve">d) 1-etoksibütan</w:t>
       </w:r>
       <w:r>
         <w:rPr>
@@ -14191,7 +14528,7 @@
           <w:rFonts w:ascii="Times New Roman" w:hAnsi="Times New Roman" w:cs="Times New Roman"/>
           <w:lang w:val="tr-TR"/>
         </w:rPr>
-        <w:t xml:space="preserve">e) 3-hidroksibütanoik asit</w:t>
+        <w:t xml:space="preserve">e) 2-hidroksibütanoik asit</w:t>
       </w:r>
     </w:p>
     <w:tbl>
@@ -14264,8 +14601,8 @@
       <w:r>
         <w:rPr>
           <w:rFonts w:ascii="Times New Roman" w:hAnsi="Times New Roman" w:cs="Times New Roman"/>
+          <w:lang w:val="tr-TR"/>
           <w:vertAlign w:val="subscript"/>
-          <w:lang w:val="tr-TR"/>
         </w:rPr>
         <w:t xml:space="preserve">3</w:t>
       </w:r>
@@ -14279,8 +14616,8 @@
       <w:r>
         <w:rPr>
           <w:rFonts w:ascii="Times New Roman" w:hAnsi="Times New Roman" w:cs="Times New Roman"/>
+          <w:lang w:val="tr-TR"/>
           <w:vertAlign w:val="subscript"/>
-          <w:lang w:val="tr-TR"/>
         </w:rPr>
         <w:t xml:space="preserve">2</w:t>
       </w:r>
@@ -14294,8 +14631,8 @@
       <w:r>
         <w:rPr>
           <w:rFonts w:ascii="Times New Roman" w:hAnsi="Times New Roman" w:cs="Times New Roman"/>
+          <w:lang w:val="tr-TR"/>
           <w:vertAlign w:val="subscript"/>
-          <w:lang w:val="tr-TR"/>
         </w:rPr>
         <w:t xml:space="preserve">2</w:t>
       </w:r>
@@ -14309,8 +14646,8 @@
       <w:r>
         <w:rPr>
           <w:rFonts w:ascii="Times New Roman" w:hAnsi="Times New Roman" w:cs="Times New Roman"/>
+          <w:lang w:val="tr-TR"/>
           <w:vertAlign w:val="subscript"/>
-          <w:lang w:val="tr-TR"/>
         </w:rPr>
         <w:t xml:space="preserve">2</w:t>
       </w:r>
@@ -14319,13 +14656,24 @@
           <w:rFonts w:ascii="Times New Roman" w:hAnsi="Times New Roman" w:cs="Times New Roman"/>
           <w:lang w:val="tr-TR"/>
         </w:rPr>
+        <w:t xml:space="preserve">–CH</w:t>
+      </w:r>
+      <w:r>
+        <w:rPr>
+          <w:rFonts w:ascii="Times New Roman" w:hAnsi="Times New Roman" w:cs="Times New Roman"/>
+          <w:lang w:val="tr-TR"/>
+          <w:vertAlign w:val="subscript"/>
+        </w:rPr>
+        <w:t xml:space="preserve">2</w:t>
+      </w:r>
+      <w:r>
+        <w:rPr>
+          <w:rFonts w:ascii="Times New Roman" w:hAnsi="Times New Roman" w:cs="Times New Roman"/>
+          <w:lang w:val="tr-TR"/>
+        </w:rPr>
         <w:t xml:space="preserve">–OH</w:t>
       </w:r>
       <w:r>
-        <w:rPr>
-          <w:rFonts w:ascii="Times New Roman" w:hAnsi="Times New Roman" w:cs="Times New Roman"/>
-          <w:lang w:val="tr-TR"/>
-        </w:rPr>
         <w:tab/>
       </w:r>
       <w:r>
@@ -14338,8 +14686,8 @@
       <w:r>
         <w:rPr>
           <w:rFonts w:ascii="Times New Roman" w:hAnsi="Times New Roman" w:cs="Times New Roman"/>
+          <w:lang w:val="tr-TR"/>
           <w:vertAlign w:val="subscript"/>
-          <w:lang w:val="tr-TR"/>
         </w:rPr>
         <w:t xml:space="preserve">3</w:t>
       </w:r>
@@ -14353,8 +14701,8 @@
       <w:r>
         <w:rPr>
           <w:rFonts w:ascii="Times New Roman" w:hAnsi="Times New Roman" w:cs="Times New Roman"/>
+          <w:lang w:val="tr-TR"/>
           <w:vertAlign w:val="subscript"/>
-          <w:lang w:val="tr-TR"/>
         </w:rPr>
         <w:t xml:space="preserve">2</w:t>
       </w:r>
@@ -14368,8 +14716,8 @@
       <w:r>
         <w:rPr>
           <w:rFonts w:ascii="Times New Roman" w:hAnsi="Times New Roman" w:cs="Times New Roman"/>
+          <w:lang w:val="tr-TR"/>
           <w:vertAlign w:val="subscript"/>
-          <w:lang w:val="tr-TR"/>
         </w:rPr>
         <w:t xml:space="preserve">3</w:t>
       </w:r>
@@ -14383,16 +14731,42 @@
       <w:r>
         <w:rPr>
           <w:rFonts w:ascii="Times New Roman" w:hAnsi="Times New Roman" w:cs="Times New Roman"/>
+          <w:lang w:val="tr-TR"/>
           <w:vertAlign w:val="subscript"/>
-          <w:lang w:val="tr-TR"/>
+        </w:rPr>
+        <w:t xml:space="preserve">2</w:t>
+      </w:r>
+      <w:r>
+        <w:rPr>
+          <w:rFonts w:ascii="Times New Roman" w:hAnsi="Times New Roman" w:cs="Times New Roman"/>
+          <w:lang w:val="tr-TR"/>
+        </w:rPr>
+        <w:t xml:space="preserve">–CH</w:t>
+      </w:r>
+      <w:r>
+        <w:rPr>
+          <w:rFonts w:ascii="Times New Roman" w:hAnsi="Times New Roman" w:cs="Times New Roman"/>
+          <w:lang w:val="tr-TR"/>
+          <w:vertAlign w:val="subscript"/>
+        </w:rPr>
+        <w:t xml:space="preserve">2</w:t>
+      </w:r>
+      <w:r>
+        <w:rPr>
+          <w:rFonts w:ascii="Times New Roman" w:hAnsi="Times New Roman" w:cs="Times New Roman"/>
+          <w:lang w:val="tr-TR"/>
+        </w:rPr>
+        <w:t xml:space="preserve">–CH</w:t>
+      </w:r>
+      <w:r>
+        <w:rPr>
+          <w:rFonts w:ascii="Times New Roman" w:hAnsi="Times New Roman" w:cs="Times New Roman"/>
+          <w:lang w:val="tr-TR"/>
+          <w:vertAlign w:val="subscript"/>
         </w:rPr>
         <w:t xml:space="preserve">3</w:t>
       </w:r>
       <w:r>
-        <w:rPr>
-          <w:rFonts w:ascii="Times New Roman" w:hAnsi="Times New Roman" w:cs="Times New Roman"/>
-          <w:lang w:val="tr-TR"/>
-        </w:rPr>
         <w:tab/>
       </w:r>
       <w:r>
@@ -14405,8 +14779,8 @@
       <w:r>
         <w:rPr>
           <w:rFonts w:ascii="Times New Roman" w:hAnsi="Times New Roman" w:cs="Times New Roman"/>
+          <w:lang w:val="tr-TR"/>
           <w:vertAlign w:val="subscript"/>
-          <w:lang w:val="tr-TR"/>
         </w:rPr>
         <w:t xml:space="preserve">2</w:t>
       </w:r>
@@ -14418,10 +14792,6 @@
         <w:t xml:space="preserve">=CH–OH</w:t>
       </w:r>
       <w:r>
-        <w:rPr>
-          <w:rFonts w:ascii="Times New Roman" w:hAnsi="Times New Roman" w:cs="Times New Roman"/>
-          <w:lang w:val="tr-TR"/>
-        </w:rPr>
         <w:br/>
       </w:r>
       <w:r>
@@ -14434,8 +14804,8 @@
       <w:r>
         <w:rPr>
           <w:rFonts w:ascii="Times New Roman" w:hAnsi="Times New Roman" w:cs="Times New Roman"/>
+          <w:lang w:val="tr-TR"/>
           <w:vertAlign w:val="subscript"/>
-          <w:lang w:val="tr-TR"/>
         </w:rPr>
         <w:t xml:space="preserve">3</w:t>
       </w:r>
@@ -14449,8 +14819,8 @@
       <w:r>
         <w:rPr>
           <w:rFonts w:ascii="Times New Roman" w:hAnsi="Times New Roman" w:cs="Times New Roman"/>
+          <w:lang w:val="tr-TR"/>
           <w:vertAlign w:val="subscript"/>
-          <w:lang w:val="tr-TR"/>
         </w:rPr>
         <w:t xml:space="preserve">2</w:t>
       </w:r>
@@ -14459,13 +14829,28 @@
           <w:rFonts w:ascii="Times New Roman" w:hAnsi="Times New Roman" w:cs="Times New Roman"/>
           <w:lang w:val="tr-TR"/>
         </w:rPr>
+        <w:t xml:space="preserve">–CH</w:t>
+      </w:r>
+      <w:r>
+        <w:rPr>
+          <w:rFonts w:ascii="Times New Roman" w:hAnsi="Times New Roman" w:cs="Times New Roman"/>
+          <w:lang w:val="tr-TR"/>
+          <w:vertAlign w:val="subscript"/>
+        </w:rPr>
+        <w:t xml:space="preserve">2</w:t>
+      </w:r>
+      <w:r>
+        <w:rPr>
+          <w:rFonts w:ascii="Times New Roman" w:hAnsi="Times New Roman" w:cs="Times New Roman"/>
+          <w:lang w:val="tr-TR"/>
+        </w:rPr>
         <w:t xml:space="preserve">–CH(OH)–CH</w:t>
       </w:r>
       <w:r>
         <w:rPr>
           <w:rFonts w:ascii="Times New Roman" w:hAnsi="Times New Roman" w:cs="Times New Roman"/>
+          <w:lang w:val="tr-TR"/>
           <w:vertAlign w:val="subscript"/>
-          <w:lang w:val="tr-TR"/>
         </w:rPr>
         <w:t xml:space="preserve">2</w:t>
       </w:r>
@@ -14479,16 +14864,27 @@
       <w:r>
         <w:rPr>
           <w:rFonts w:ascii="Times New Roman" w:hAnsi="Times New Roman" w:cs="Times New Roman"/>
+          <w:lang w:val="tr-TR"/>
           <w:vertAlign w:val="subscript"/>
-          <w:lang w:val="tr-TR"/>
+        </w:rPr>
+        <w:t xml:space="preserve">2</w:t>
+      </w:r>
+      <w:r>
+        <w:rPr>
+          <w:rFonts w:ascii="Times New Roman" w:hAnsi="Times New Roman" w:cs="Times New Roman"/>
+          <w:lang w:val="tr-TR"/>
+        </w:rPr>
+        <w:t xml:space="preserve">–CH</w:t>
+      </w:r>
+      <w:r>
+        <w:rPr>
+          <w:rFonts w:ascii="Times New Roman" w:hAnsi="Times New Roman" w:cs="Times New Roman"/>
+          <w:lang w:val="tr-TR"/>
+          <w:vertAlign w:val="subscript"/>
         </w:rPr>
         <w:t xml:space="preserve">3</w:t>
       </w:r>
       <w:r>
-        <w:rPr>
-          <w:rFonts w:ascii="Times New Roman" w:hAnsi="Times New Roman" w:cs="Times New Roman"/>
-          <w:lang w:val="tr-TR"/>
-        </w:rPr>
         <w:tab/>
       </w:r>
       <w:r>
@@ -14501,8 +14897,8 @@
       <w:r>
         <w:rPr>
           <w:rFonts w:ascii="Times New Roman" w:hAnsi="Times New Roman" w:cs="Times New Roman"/>
+          <w:lang w:val="tr-TR"/>
           <w:vertAlign w:val="subscript"/>
-          <w:lang w:val="tr-TR"/>
         </w:rPr>
         <w:t xml:space="preserve">3</w:t>
       </w:r>
@@ -14516,16 +14912,12 @@
       <w:r>
         <w:rPr>
           <w:rFonts w:ascii="Times New Roman" w:hAnsi="Times New Roman" w:cs="Times New Roman"/>
+          <w:lang w:val="tr-TR"/>
           <w:vertAlign w:val="subscript"/>
-          <w:lang w:val="tr-TR"/>
         </w:rPr>
         <w:t xml:space="preserve">2</w:t>
       </w:r>
       <w:r>
-        <w:rPr>
-          <w:rFonts w:ascii="Times New Roman" w:hAnsi="Times New Roman" w:cs="Times New Roman"/>
-          <w:lang w:val="tr-TR"/>
-        </w:rPr>
         <w:tab/>
       </w:r>
       <w:r>
@@ -14538,8 +14930,8 @@
       <w:r>
         <w:rPr>
           <w:rFonts w:ascii="Times New Roman" w:hAnsi="Times New Roman" w:cs="Times New Roman"/>
+          <w:lang w:val="tr-TR"/>
           <w:vertAlign w:val="subscript"/>
-          <w:lang w:val="tr-TR"/>
         </w:rPr>
         <w:t xml:space="preserve">2</w:t>
       </w:r>
@@ -14553,8 +14945,23 @@
       <w:r>
         <w:rPr>
           <w:rFonts w:ascii="Times New Roman" w:hAnsi="Times New Roman" w:cs="Times New Roman"/>
+          <w:lang w:val="tr-TR"/>
           <w:vertAlign w:val="subscript"/>
-          <w:lang w:val="tr-TR"/>
+        </w:rPr>
+        <w:t xml:space="preserve">2</w:t>
+      </w:r>
+      <w:r>
+        <w:rPr>
+          <w:rFonts w:ascii="Times New Roman" w:hAnsi="Times New Roman" w:cs="Times New Roman"/>
+          <w:lang w:val="tr-TR"/>
+        </w:rPr>
+        <w:t xml:space="preserve">–CH</w:t>
+      </w:r>
+      <w:r>
+        <w:rPr>
+          <w:rFonts w:ascii="Times New Roman" w:hAnsi="Times New Roman" w:cs="Times New Roman"/>
+          <w:lang w:val="tr-TR"/>
+          <w:vertAlign w:val="subscript"/>
         </w:rPr>
         <w:t xml:space="preserve">2</w:t>
       </w:r>
@@ -14670,8 +15077,8 @@
       <w:r>
         <w:rPr>
           <w:rFonts w:ascii="Times New Roman" w:hAnsi="Times New Roman" w:cs="Times New Roman"/>
+          <w:lang w:val="tr-TR"/>
           <w:vertAlign w:val="subscript"/>
-          <w:lang w:val="tr-TR"/>
         </w:rPr>
         <w:t xml:space="preserve">3</w:t>
       </w:r>
@@ -14685,8 +15092,8 @@
       <w:r>
         <w:rPr>
           <w:rFonts w:ascii="Times New Roman" w:hAnsi="Times New Roman" w:cs="Times New Roman"/>
+          <w:lang w:val="tr-TR"/>
           <w:vertAlign w:val="subscript"/>
-          <w:lang w:val="tr-TR"/>
         </w:rPr>
         <w:t xml:space="preserve">2</w:t>
       </w:r>
@@ -14695,7 +15102,22 @@
           <w:rFonts w:ascii="Times New Roman" w:hAnsi="Times New Roman" w:cs="Times New Roman"/>
           <w:lang w:val="tr-TR"/>
         </w:rPr>
-        <w:t xml:space="preserve">–CHO bileşiğini “4-oksobütan-2-ol” olarak adlandırmıştır. Öğrencinin hangi kuralı gözden kaçırdığını açıklayarak bileşiğin doğru adını yazınız.</w:t>
+        <w:t xml:space="preserve">–CH</w:t>
+      </w:r>
+      <w:r>
+        <w:rPr>
+          <w:rFonts w:ascii="Times New Roman" w:hAnsi="Times New Roman" w:cs="Times New Roman"/>
+          <w:lang w:val="tr-TR"/>
+          <w:vertAlign w:val="subscript"/>
+        </w:rPr>
+        <w:t xml:space="preserve">2</w:t>
+      </w:r>
+      <w:r>
+        <w:rPr>
+          <w:rFonts w:ascii="Times New Roman" w:hAnsi="Times New Roman" w:cs="Times New Roman"/>
+          <w:lang w:val="tr-TR"/>
+        </w:rPr>
+        <w:t xml:space="preserve">–CHO bileşiğini “5-oksopentan-2-ol” olarak adlandırmıştır. Öğrencinin hangi kuralı gözden kaçırdığını açıklayarak bileşiğin doğru adını yazınız.</w:t>
       </w:r>
     </w:p>
     <w:tbl>
@@ -14746,7 +15168,7 @@
           <w:rFonts w:ascii="Times New Roman" w:hAnsi="Times New Roman" w:cs="Times New Roman"/>
           <w:lang w:val="tr-TR"/>
         </w:rPr>
-        <w:t xml:space="preserve">6. “2-etilpropan-1-ol” adının IUPAC kurallarına uygun olmadığı bilinmektedir. Bu adla tarif edilen bileşiğin yarı açık formülünü yazınız ve bileşiği doğru şekilde adlandırınız.</w:t>
+        <w:t xml:space="preserve">6. “3-etilbütan-2-ol” adının IUPAC kurallarına uygun olmadığı bilinmektedir. Bu adla tarif edilen bileşiğin yarı açık formülünü yazınız ve bileşiği doğru şekilde adlandırınız.</w:t>
       </w:r>
     </w:p>
     <w:tbl>

--- a/Kim12-2-10-Fonksiyonel-Gruplu-Bilesiklerin-Adlandirilmasi.docx
+++ b/Kim12-2-10-Fonksiyonel-Gruplu-Bilesiklerin-Adlandirilmasi.docx
@@ -36,7 +36,7 @@
           <w:rFonts w:ascii="Times New Roman" w:hAnsi="Times New Roman" w:cs="Times New Roman"/>
           <w:lang w:val="tr-TR"/>
         </w:rPr>
-        <w:t xml:space="preserve">Bir el kreminin ya da cam temizleyicisinin arkasındaki içerik listesine baktığınızda “propan-2-ol”, “propan-1,2,3-triol”, “etil etanoat” gibi adlarla karşılaşabilirsiniz (Görsel A). Bir eczacı, kimyager ya da gıda mühendisi bu adları okuduğunda bileşiğin yapısını kâğıda çizebilir. Aynı şekilde laboratuvarda yeni sentezlenen bir maddenin yapısı bilindiğinde dünyanın her yerinde aynı biçimde anlaşılacak tek bir ad verilebilir (Görsel B). Peki bu adlar hangi kurallara göre oluşturulur? Bir bileşiğin adındaki her parça molekülün hangi kısmını anlatır? Alkanları adlandırırken kullandığınız kurallar fonksiyonel grup taşıyan bileşiklere nasıl uygulanabilir? Bir etkinlik yaparak keşfediniz. Analiz ve Keşif Atölyesi 2.10.’da tümdengelimsel akıl yürüteceksiniz: Alkol, eter, aldehit, keton, karboksilik asit ve esterlerin yapı formüllerini adlarıyla birlikte inceleyecek; her bileşikte fonksiyonel grubu, ana zinciri ve yan grupları belirleyecek; molekülün parçaları ile adın parçaları arasında ilişki kuracak ve ulaştığınız genel kuralları yeni bileşiklere uygulayacaksınız. Alkolleri sınıflandırırken adım adım ve sistematik çalışacak, fonksiyonel grup önceliğini belirlerken grubunuzla iş birliği yapacaksınız. Farklı bakış açılarına saygı göstererek etkili iletişim kuracak, grup çalışmalarında uyumlu ve yapıcı davranacaksınız.</w:t>
+        <w:t xml:space="preserve">Bir el kreminin ya da cam temizleyicisinin arkasındaki içerik listesine baktığınızda “propan-2-ol”, “propan-1,2,3-triol”, “etil etanoat” gibi adlarla karşılaşabilirsiniz (Görsel A). Bir eczacı, kimyager ya da gıda mühendisi bu adları okuduğunda bileşiğin yapısını kâğıda çizebilir. Aynı şekilde laboratuvarda yeni sentezlenen bir maddenin yapısı bilindiğinde dünyanın her yerinde aynı biçimde anlaşılacak tek bir ad verilebilir (Görsel B). Peki bu adlar hangi kurallara göre oluşturulur? Bir bileşiğin adındaki her parça molekülün hangi kısmını anlatır? Alkanları adlandırırken kullandığınız kurallar fonksiyonel grup taşıyan bileşiklere nasıl uygulanabilir? Bu soruların cevabını bir etkinlik yaparak keşfediniz. Analiz ve Keşif Atölyesi 2.10.’da tümdengelimsel akıl yürüteceksiniz: Alkol, eter, aldehit, keton, karboksilik asit ve esterlerin yapı formüllerini adlarıyla birlikte inceleyecek; her bileşikte fonksiyonel grubu, ana zinciri ve yan grupları belirleyecek; molekülün parçaları ile adın parçaları arasında ilişki kuracak ve ulaştığınız genel kuralları yeni bileşiklere uygulayacaksınız. Alkolleri sınıflandırırken adım adım ve sistematik çalışacak, fonksiyonel grup önceliğini belirlerken grubunuzla iş birliği yapacaksınız. Farklı bakış açılarına saygı göstererek etkili iletişim kuracak, grup çalışmalarında uyumlu ve yapıcı davranacaksınız.</w:t>
       </w:r>
     </w:p>
     <w:tbl>

--- a/Kim12-2-10-Fonksiyonel-Gruplu-Bilesiklerin-Adlandirilmasi.docx
+++ b/Kim12-2-10-Fonksiyonel-Gruplu-Bilesiklerin-Adlandirilmasi.docx
@@ -14017,7 +14017,7 @@
           <w:rFonts w:ascii="Times New Roman" w:hAnsi="Times New Roman" w:cs="Times New Roman"/>
           <w:lang w:val="tr-TR"/>
         </w:rPr>
-        <w:t xml:space="preserve">a) CH</w:t>
+        <w:t xml:space="preserve">a. CH</w:t>
       </w:r>
       <w:r>
         <w:rPr>
@@ -14072,7 +14072,7 @@
           <w:rFonts w:ascii="Times New Roman" w:hAnsi="Times New Roman" w:cs="Times New Roman"/>
           <w:lang w:val="tr-TR"/>
         </w:rPr>
-        <w:t xml:space="preserve">b) CH</w:t>
+        <w:t xml:space="preserve">b. CH</w:t>
       </w:r>
       <w:r>
         <w:rPr>
@@ -14157,7 +14157,7 @@
           <w:rFonts w:ascii="Times New Roman" w:hAnsi="Times New Roman" w:cs="Times New Roman"/>
           <w:lang w:val="tr-TR"/>
         </w:rPr>
-        <w:t xml:space="preserve">c) CH</w:t>
+        <w:t xml:space="preserve">c. CH</w:t>
       </w:r>
       <w:r>
         <w:rPr>
@@ -14234,7 +14234,7 @@
           <w:rFonts w:ascii="Times New Roman" w:hAnsi="Times New Roman" w:cs="Times New Roman"/>
           <w:lang w:val="tr-TR"/>
         </w:rPr>
-        <w:t xml:space="preserve">d) CH</w:t>
+        <w:t xml:space="preserve">ç. CH</w:t>
       </w:r>
       <w:r>
         <w:rPr>
@@ -14304,7 +14304,7 @@
           <w:rFonts w:ascii="Times New Roman" w:hAnsi="Times New Roman" w:cs="Times New Roman"/>
           <w:lang w:val="tr-TR"/>
         </w:rPr>
-        <w:t xml:space="preserve">e) CH</w:t>
+        <w:t xml:space="preserve">d. CH</w:t>
       </w:r>
       <w:r>
         <w:rPr>
@@ -14336,7 +14336,7 @@
           <w:rFonts w:ascii="Times New Roman" w:hAnsi="Times New Roman" w:cs="Times New Roman"/>
           <w:lang w:val="tr-TR"/>
         </w:rPr>
-        <w:t xml:space="preserve">f) CH</w:t>
+        <w:t xml:space="preserve">e. CH</w:t>
       </w:r>
       <w:r>
         <w:rPr>
@@ -14472,7 +14472,7 @@
           <w:rFonts w:ascii="Times New Roman" w:hAnsi="Times New Roman" w:cs="Times New Roman"/>
           <w:lang w:val="tr-TR"/>
         </w:rPr>
-        <w:t xml:space="preserve">a) 3-metilpentan-3-ol</w:t>
+        <w:t xml:space="preserve">a. 3-metilpentan-3-ol</w:t>
       </w:r>
       <w:r>
         <w:rPr>
@@ -14486,7 +14486,7 @@
           <w:rFonts w:ascii="Times New Roman" w:hAnsi="Times New Roman" w:cs="Times New Roman"/>
           <w:lang w:val="tr-TR"/>
         </w:rPr>
-        <w:t xml:space="preserve">b) 3-metilpentan-2-on</w:t>
+        <w:t xml:space="preserve">b. 3-metilpentan-2-on</w:t>
       </w:r>
       <w:r>
         <w:rPr>
@@ -14500,7 +14500,7 @@
           <w:rFonts w:ascii="Times New Roman" w:hAnsi="Times New Roman" w:cs="Times New Roman"/>
           <w:lang w:val="tr-TR"/>
         </w:rPr>
-        <w:t xml:space="preserve">c) propil etanoat</w:t>
+        <w:t xml:space="preserve">c. propil etanoat</w:t>
       </w:r>
       <w:r>
         <w:rPr>
@@ -14514,7 +14514,7 @@
           <w:rFonts w:ascii="Times New Roman" w:hAnsi="Times New Roman" w:cs="Times New Roman"/>
           <w:lang w:val="tr-TR"/>
         </w:rPr>
-        <w:t xml:space="preserve">d) 1-etoksibütan</w:t>
+        <w:t xml:space="preserve">ç. 1-etoksibütan</w:t>
       </w:r>
       <w:r>
         <w:rPr>
@@ -14528,7 +14528,7 @@
           <w:rFonts w:ascii="Times New Roman" w:hAnsi="Times New Roman" w:cs="Times New Roman"/>
           <w:lang w:val="tr-TR"/>
         </w:rPr>
-        <w:t xml:space="preserve">e) 2-hidroksibütanoik asit</w:t>
+        <w:t xml:space="preserve">d. 2-hidroksibütanoik asit</w:t>
       </w:r>
     </w:p>
     <w:tbl>

--- a/Kim12-2-10-Fonksiyonel-Gruplu-Bilesiklerin-Adlandirilmasi.docx
+++ b/Kim12-2-10-Fonksiyonel-Gruplu-Bilesiklerin-Adlandirilmasi.docx
@@ -11327,7 +11327,7 @@
       <w:r>
         <w:drawing>
           <wp:inline distT="0" distB="0" distL="0" distR="0">
-            <wp:extent cx="5400000" cy="1542857"/>
+            <wp:extent cx="5544000" cy="1582693"/>
             <wp:docPr id="900004" name="Grafik 900004" descr="Birincil, ikincil ve üçüncül alkol modelleri"/>
             <wp:cNvGraphicFramePr>
               <a:graphicFrameLocks noChangeAspect="1"/>
@@ -11348,7 +11348,7 @@
                   <pic:spPr>
                     <a:xfrm>
                       <a:off x="0" y="0"/>
-                      <a:ext cx="5400000" cy="1542857"/>
+                      <a:ext cx="5544000" cy="1582693"/>
                     </a:xfrm>
                     <a:prstGeom prst="rect">
                       <a:avLst/>

--- a/Kim12-2-10-Fonksiyonel-Gruplu-Bilesiklerin-Adlandirilmasi.docx
+++ b/Kim12-2-10-Fonksiyonel-Gruplu-Bilesiklerin-Adlandirilmasi.docx
@@ -39,99 +39,73 @@
         <w:t xml:space="preserve">Bir el kreminin ya da cam temizleyicisinin arkasındaki içerik listesine baktığınızda “propan-2-ol”, “propan-1,2,3-triol”, “etil etanoat” gibi adlarla karşılaşabilirsiniz (Görsel A). Bir eczacı, kimyager ya da gıda mühendisi bu adları okuduğunda bileşiğin yapısını kâğıda çizebilir. Aynı şekilde laboratuvarda yeni sentezlenen bir maddenin yapısı bilindiğinde dünyanın her yerinde aynı biçimde anlaşılacak tek bir ad verilebilir (Görsel B). Peki bu adlar hangi kurallara göre oluşturulur? Bir bileşiğin adındaki her parça molekülün hangi kısmını anlatır? Alkanları adlandırırken kullandığınız kurallar fonksiyonel grup taşıyan bileşiklere nasıl uygulanabilir? Bu soruların cevabını bir etkinlik yaparak keşfediniz. Analiz ve Keşif Atölyesi 2.10.’da tümdengelimsel akıl yürüteceksiniz: Alkol, eter, aldehit, keton, karboksilik asit ve esterlerin yapı formüllerini adlarıyla birlikte inceleyecek; her bileşikte fonksiyonel grubu, ana zinciri ve yan grupları belirleyecek; molekülün parçaları ile adın parçaları arasında ilişki kuracak ve ulaştığınız genel kuralları yeni bileşiklere uygulayacaksınız. Alkolleri sınıflandırırken adım adım ve sistematik çalışacak, fonksiyonel grup önceliğini belirlerken grubunuzla iş birliği yapacaksınız. Farklı bakış açılarına saygı göstererek etkili iletişim kuracak, grup çalışmalarında uyumlu ve yapıcı davranacaksınız.</w:t>
       </w:r>
     </w:p>
-    <w:tbl>
-      <w:tblPr>
-        <w:tblW w:w="9000" w:type="dxa"/>
+    <w:p>
+      <w:pPr>
         <w:jc w:val="center"/>
-        <w:tblBorders>
-          <w:top w:val="single" w:sz="8" w:space="0" w:color="7F7F7F"/>
-          <w:left w:val="single" w:sz="8" w:space="0" w:color="7F7F7F"/>
-          <w:bottom w:val="single" w:sz="8" w:space="0" w:color="7F7F7F"/>
-          <w:right w:val="single" w:sz="8" w:space="0" w:color="7F7F7F"/>
-        </w:tblBorders>
-      </w:tblPr>
-      <w:tblGrid>
-        <w:gridCol w:w="9000"/>
-      </w:tblGrid>
-      <w:tr>
-        <w:tc>
-          <w:tcPr>
-            <w:tcW w:w="9000" w:type="dxa"/>
-            <w:shd w:val="clear" w:color="auto" w:fill="EDEDED"/>
-          </w:tcPr>
-          <w:p>
-            <w:pPr>
-              <w:jc w:val="both"/>
-              <w:rPr>
-                <w:rFonts w:ascii="Times New Roman" w:hAnsi="Times New Roman" w:cs="Times New Roman"/>
-                <w:lang w:val="tr-TR"/>
-              </w:rPr>
-            </w:pPr>
-            <w:r>
-              <w:rPr>
-                <w:rFonts w:ascii="Times New Roman" w:hAnsi="Times New Roman" w:cs="Times New Roman"/>
-                <w:lang w:val="tr-TR"/>
-              </w:rPr>
-              <w:t xml:space="preserve">GÖRSEL ALANI (Shutterstock)</w:t>
-            </w:r>
-          </w:p>
-          <w:p>
-            <w:pPr>
-              <w:jc w:val="both"/>
-              <w:rPr>
-                <w:rFonts w:ascii="Times New Roman" w:hAnsi="Times New Roman" w:cs="Times New Roman"/>
-                <w:lang w:val="tr-TR"/>
-              </w:rPr>
-            </w:pPr>
-            <w:r>
-              <w:rPr>
-                <w:rFonts w:ascii="Times New Roman" w:hAnsi="Times New Roman" w:cs="Times New Roman"/>
-                <w:lang w:val="tr-TR"/>
-              </w:rPr>
-              <w:t xml:space="preserve">Tarif: Bir kozmetik ya da temizlik ürünü ambalajının arka yüzündeki içerik listesinin yakın çekimi; kimyasal adlar okunabilir, marka ve logo görünmesin.</w:t>
-            </w:r>
-          </w:p>
-          <w:p>
-            <w:pPr>
-              <w:jc w:val="both"/>
-              <w:rPr>
-                <w:rFonts w:ascii="Times New Roman" w:hAnsi="Times New Roman" w:cs="Times New Roman"/>
-                <w:lang w:val="tr-TR"/>
-              </w:rPr>
-            </w:pPr>
-            <w:r>
-              <w:rPr>
-                <w:rFonts w:ascii="Times New Roman" w:hAnsi="Times New Roman" w:cs="Times New Roman"/>
-                <w:lang w:val="tr-TR"/>
-              </w:rPr>
-              <w:t xml:space="preserve">Shutter ID: 2728797423 (fotoğraf) — Woman reading the label of a cosmetic tube in a shop</w:t>
-            </w:r>
-          </w:p>
-        </w:tc>
-      </w:tr>
-    </w:tbl>
-    <w:p>
-      <w:pPr>
-        <w:jc w:val="both"/>
-        <w:rPr>
-          <w:rFonts w:ascii="Times New Roman" w:hAnsi="Times New Roman" w:cs="Times New Roman"/>
-          <w:lang w:val="tr-TR"/>
-        </w:rPr>
-      </w:pPr>
+      </w:pPr>
+      <w:r>
+        <w:drawing>
+          <wp:inline xmlns:a="http://schemas.openxmlformats.org/drawingml/2006/main" xmlns:pic="http://schemas.openxmlformats.org/drawingml/2006/picture">
+            <wp:extent cx="4004237" cy="2520000"/>
+            <wp:docPr id="900011" name="Picture 900011"/>
+            <wp:cNvGraphicFramePr>
+              <a:graphicFrameLocks noChangeAspect="1"/>
+            </wp:cNvGraphicFramePr>
+            <a:graphic>
+              <a:graphicData uri="http://schemas.openxmlformats.org/drawingml/2006/picture">
+                <pic:pic>
+                  <pic:nvPicPr>
+                    <pic:cNvPr id="0" name="2728797423_d.jpg"/>
+                    <pic:cNvPicPr/>
+                  </pic:nvPicPr>
+                  <pic:blipFill>
+                    <a:blip r:embed="rId11"/>
+                    <a:stretch>
+                      <a:fillRect/>
+                    </a:stretch>
+                  </pic:blipFill>
+                  <pic:spPr>
+                    <a:xfrm>
+                      <a:off x="0" y="0"/>
+                      <a:ext cx="4004237" cy="2520000"/>
+                    </a:xfrm>
+                    <a:prstGeom prst="rect"/>
+                  </pic:spPr>
+                </pic:pic>
+              </a:graphicData>
+            </a:graphic>
+          </wp:inline>
+        </w:drawing>
+      </w:r>
     </w:p>
     <w:p>
       <w:pPr>
         <w:jc w:val="center"/>
-        <w:rPr>
-          <w:rFonts w:ascii="Times New Roman" w:hAnsi="Times New Roman" w:cs="Times New Roman"/>
-          <w:lang w:val="tr-TR"/>
-        </w:rPr>
       </w:pPr>
       <w:r>
         <w:rPr>
           <w:rFonts w:ascii="Times New Roman" w:hAnsi="Times New Roman" w:cs="Times New Roman"/>
           <w:b/>
           <w:bCs/>
+          <w:highlight w:val="yellow"/>
+          <w:lang w:val="tr-TR"/>
+        </w:rPr>
+        <w:t xml:space="preserve">Shutter id: 2728797423</w:t>
+      </w:r>
+    </w:p>
+    <w:p>
+      <w:pPr>
+        <w:jc w:val="center"/>
+        <w:rPr>
+          <w:rFonts w:ascii="Times New Roman" w:hAnsi="Times New Roman" w:cs="Times New Roman"/>
+          <w:lang w:val="tr-TR"/>
+        </w:rPr>
+      </w:pPr>
+      <w:r>
+        <w:rPr>
+          <w:rFonts w:ascii="Times New Roman" w:hAnsi="Times New Roman" w:cs="Times New Roman"/>
+          <w:b/>
+          <w:bCs/>
           <w:lang w:val="tr-TR"/>
         </w:rPr>
         <w:t xml:space="preserve">Görsel A:</w:t>
@@ -144,85 +118,59 @@
         <w:t xml:space="preserve"> Bir ürünün içerik listesi</w:t>
       </w:r>
     </w:p>
-    <w:tbl>
-      <w:tblPr>
-        <w:tblW w:w="9000" w:type="dxa"/>
+    <w:p>
+      <w:pPr>
         <w:jc w:val="center"/>
-        <w:tblBorders>
-          <w:top w:val="single" w:sz="8" w:space="0" w:color="7F7F7F"/>
-          <w:left w:val="single" w:sz="8" w:space="0" w:color="7F7F7F"/>
-          <w:bottom w:val="single" w:sz="8" w:space="0" w:color="7F7F7F"/>
-          <w:right w:val="single" w:sz="8" w:space="0" w:color="7F7F7F"/>
-        </w:tblBorders>
-      </w:tblPr>
-      <w:tblGrid>
-        <w:gridCol w:w="9000"/>
-      </w:tblGrid>
-      <w:tr>
-        <w:tc>
-          <w:tcPr>
-            <w:tcW w:w="9000" w:type="dxa"/>
-            <w:shd w:val="clear" w:color="auto" w:fill="EDEDED"/>
-          </w:tcPr>
-          <w:p>
-            <w:pPr>
-              <w:jc w:val="both"/>
-              <w:rPr>
-                <w:rFonts w:ascii="Times New Roman" w:hAnsi="Times New Roman" w:cs="Times New Roman"/>
-                <w:lang w:val="tr-TR"/>
-              </w:rPr>
-            </w:pPr>
-            <w:r>
-              <w:rPr>
-                <w:rFonts w:ascii="Times New Roman" w:hAnsi="Times New Roman" w:cs="Times New Roman"/>
-                <w:lang w:val="tr-TR"/>
-              </w:rPr>
-              <w:t xml:space="preserve">GÖRSEL ALANI (Shutterstock)</w:t>
-            </w:r>
-          </w:p>
-          <w:p>
-            <w:pPr>
-              <w:jc w:val="both"/>
-              <w:rPr>
-                <w:rFonts w:ascii="Times New Roman" w:hAnsi="Times New Roman" w:cs="Times New Roman"/>
-                <w:lang w:val="tr-TR"/>
-              </w:rPr>
-            </w:pPr>
-            <w:r>
-              <w:rPr>
-                <w:rFonts w:ascii="Times New Roman" w:hAnsi="Times New Roman" w:cs="Times New Roman"/>
-                <w:lang w:val="tr-TR"/>
-              </w:rPr>
-              <w:t xml:space="preserve">Tarif: Laboratuvarda tahtaya ya da cam panoya organik molekül yapı formülleri çizen genç bir kimyager.</w:t>
-            </w:r>
-          </w:p>
-          <w:p>
-            <w:pPr>
-              <w:jc w:val="both"/>
-              <w:rPr>
-                <w:rFonts w:ascii="Times New Roman" w:hAnsi="Times New Roman" w:cs="Times New Roman"/>
-                <w:lang w:val="tr-TR"/>
-              </w:rPr>
-            </w:pPr>
-            <w:r>
-              <w:rPr>
-                <w:rFonts w:ascii="Times New Roman" w:hAnsi="Times New Roman" w:cs="Times New Roman"/>
-                <w:lang w:val="tr-TR"/>
-              </w:rPr>
-              <w:t xml:space="preserve">Shutter ID: 2398564391 (fotoğraf) — Female scientist writing a chemical formula</w:t>
-            </w:r>
-          </w:p>
-        </w:tc>
-      </w:tr>
-    </w:tbl>
+      </w:pPr>
+      <w:r>
+        <w:drawing>
+          <wp:inline xmlns:a="http://schemas.openxmlformats.org/drawingml/2006/main" xmlns:pic="http://schemas.openxmlformats.org/drawingml/2006/picture">
+            <wp:extent cx="2362500" cy="2520000"/>
+            <wp:docPr id="900012" name="Picture 900012"/>
+            <wp:cNvGraphicFramePr>
+              <a:graphicFrameLocks noChangeAspect="1"/>
+            </wp:cNvGraphicFramePr>
+            <a:graphic>
+              <a:graphicData uri="http://schemas.openxmlformats.org/drawingml/2006/picture">
+                <pic:pic>
+                  <pic:nvPicPr>
+                    <pic:cNvPr id="0" name="2398564391_d.jpg"/>
+                    <pic:cNvPicPr/>
+                  </pic:nvPicPr>
+                  <pic:blipFill>
+                    <a:blip r:embed="rId12"/>
+                    <a:stretch>
+                      <a:fillRect/>
+                    </a:stretch>
+                  </pic:blipFill>
+                  <pic:spPr>
+                    <a:xfrm>
+                      <a:off x="0" y="0"/>
+                      <a:ext cx="2362500" cy="2520000"/>
+                    </a:xfrm>
+                    <a:prstGeom prst="rect"/>
+                  </pic:spPr>
+                </pic:pic>
+              </a:graphicData>
+            </a:graphic>
+          </wp:inline>
+        </w:drawing>
+      </w:r>
+    </w:p>
     <w:p>
       <w:pPr>
-        <w:jc w:val="both"/>
-        <w:rPr>
-          <w:rFonts w:ascii="Times New Roman" w:hAnsi="Times New Roman" w:cs="Times New Roman"/>
-          <w:lang w:val="tr-TR"/>
-        </w:rPr>
-      </w:pPr>
+        <w:jc w:val="center"/>
+      </w:pPr>
+      <w:r>
+        <w:rPr>
+          <w:rFonts w:ascii="Times New Roman" w:hAnsi="Times New Roman" w:cs="Times New Roman"/>
+          <w:b/>
+          <w:bCs/>
+          <w:highlight w:val="yellow"/>
+          <w:lang w:val="tr-TR"/>
+        </w:rPr>
+        <w:t xml:space="preserve">Shutter id: 2398564391</w:t>
+      </w:r>
     </w:p>
     <w:p>
       <w:pPr>

--- a/Kim12-2-10-Fonksiyonel-Gruplu-Bilesiklerin-Adlandirilmasi.docx
+++ b/Kim12-2-10-Fonksiyonel-Gruplu-Bilesiklerin-Adlandirilmasi.docx
@@ -39,164 +39,195 @@
         <w:t xml:space="preserve">Bir el kreminin ya da cam temizleyicisinin arkasındaki içerik listesine baktığınızda “propan-2-ol”, “propan-1,2,3-triol”, “etil etanoat” gibi adlarla karşılaşabilirsiniz (Görsel A). Bir eczacı, kimyager ya da gıda mühendisi bu adları okuduğunda bileşiğin yapısını kâğıda çizebilir. Aynı şekilde laboratuvarda yeni sentezlenen bir maddenin yapısı bilindiğinde dünyanın her yerinde aynı biçimde anlaşılacak tek bir ad verilebilir (Görsel B). Peki bu adlar hangi kurallara göre oluşturulur? Bir bileşiğin adındaki her parça molekülün hangi kısmını anlatır? Alkanları adlandırırken kullandığınız kurallar fonksiyonel grup taşıyan bileşiklere nasıl uygulanabilir? Bu soruların cevabını bir etkinlik yaparak keşfediniz. Analiz ve Keşif Atölyesi 2.10.’da tümdengelimsel akıl yürüteceksiniz: Alkol, eter, aldehit, keton, karboksilik asit ve esterlerin yapı formüllerini adlarıyla birlikte inceleyecek; her bileşikte fonksiyonel grubu, ana zinciri ve yan grupları belirleyecek; molekülün parçaları ile adın parçaları arasında ilişki kuracak ve ulaştığınız genel kuralları yeni bileşiklere uygulayacaksınız. Alkolleri sınıflandırırken adım adım ve sistematik çalışacak, fonksiyonel grup önceliğini belirlerken grubunuzla iş birliği yapacaksınız. Farklı bakış açılarına saygı göstererek etkili iletişim kuracak, grup çalışmalarında uyumlu ve yapıcı davranacaksınız.</w:t>
       </w:r>
     </w:p>
-    <w:p>
-      <w:pPr>
+    <w:tbl>
+      <w:tblPr>
+        <w:tblW w:w="9000" w:type="dxa"/>
         <w:jc w:val="center"/>
-      </w:pPr>
-      <w:r>
-        <w:drawing>
-          <wp:inline xmlns:a="http://schemas.openxmlformats.org/drawingml/2006/main" xmlns:pic="http://schemas.openxmlformats.org/drawingml/2006/picture">
-            <wp:extent cx="4004237" cy="2520000"/>
-            <wp:docPr id="900011" name="Picture 900011"/>
-            <wp:cNvGraphicFramePr>
-              <a:graphicFrameLocks noChangeAspect="1"/>
-            </wp:cNvGraphicFramePr>
-            <a:graphic>
-              <a:graphicData uri="http://schemas.openxmlformats.org/drawingml/2006/picture">
-                <pic:pic>
-                  <pic:nvPicPr>
-                    <pic:cNvPr id="0" name="2728797423_d.jpg"/>
-                    <pic:cNvPicPr/>
-                  </pic:nvPicPr>
-                  <pic:blipFill>
-                    <a:blip r:embed="rId11"/>
-                    <a:stretch>
-                      <a:fillRect/>
-                    </a:stretch>
-                  </pic:blipFill>
-                  <pic:spPr>
-                    <a:xfrm>
-                      <a:off x="0" y="0"/>
-                      <a:ext cx="4004237" cy="2520000"/>
-                    </a:xfrm>
-                    <a:prstGeom prst="rect"/>
-                  </pic:spPr>
-                </pic:pic>
-              </a:graphicData>
-            </a:graphic>
-          </wp:inline>
-        </w:drawing>
-      </w:r>
-    </w:p>
-    <w:p>
-      <w:pPr>
-        <w:jc w:val="center"/>
-      </w:pPr>
-      <w:r>
-        <w:rPr>
-          <w:rFonts w:ascii="Times New Roman" w:hAnsi="Times New Roman" w:cs="Times New Roman"/>
-          <w:b/>
-          <w:bCs/>
-          <w:highlight w:val="yellow"/>
-          <w:lang w:val="tr-TR"/>
-        </w:rPr>
-        <w:t xml:space="preserve">Shutter id: 2728797423</w:t>
-      </w:r>
-    </w:p>
-    <w:p>
-      <w:pPr>
-        <w:jc w:val="center"/>
-        <w:rPr>
-          <w:rFonts w:ascii="Times New Roman" w:hAnsi="Times New Roman" w:cs="Times New Roman"/>
-          <w:lang w:val="tr-TR"/>
-        </w:rPr>
-      </w:pPr>
-      <w:r>
-        <w:rPr>
-          <w:rFonts w:ascii="Times New Roman" w:hAnsi="Times New Roman" w:cs="Times New Roman"/>
-          <w:b/>
-          <w:bCs/>
-          <w:lang w:val="tr-TR"/>
-        </w:rPr>
-        <w:t xml:space="preserve">Görsel A:</w:t>
-      </w:r>
-      <w:r>
-        <w:rPr>
-          <w:rFonts w:ascii="Times New Roman" w:hAnsi="Times New Roman" w:cs="Times New Roman"/>
-          <w:lang w:val="tr-TR"/>
-        </w:rPr>
-        <w:t xml:space="preserve"> Bir ürünün içerik listesi</w:t>
-      </w:r>
-    </w:p>
-    <w:p>
-      <w:pPr>
-        <w:jc w:val="center"/>
-      </w:pPr>
-      <w:r>
-        <w:drawing>
-          <wp:inline xmlns:a="http://schemas.openxmlformats.org/drawingml/2006/main" xmlns:pic="http://schemas.openxmlformats.org/drawingml/2006/picture">
-            <wp:extent cx="2362500" cy="2520000"/>
-            <wp:docPr id="900012" name="Picture 900012"/>
-            <wp:cNvGraphicFramePr>
-              <a:graphicFrameLocks noChangeAspect="1"/>
-            </wp:cNvGraphicFramePr>
-            <a:graphic>
-              <a:graphicData uri="http://schemas.openxmlformats.org/drawingml/2006/picture">
-                <pic:pic>
-                  <pic:nvPicPr>
-                    <pic:cNvPr id="0" name="2398564391_d.jpg"/>
-                    <pic:cNvPicPr/>
-                  </pic:nvPicPr>
-                  <pic:blipFill>
-                    <a:blip r:embed="rId12"/>
-                    <a:stretch>
-                      <a:fillRect/>
-                    </a:stretch>
-                  </pic:blipFill>
-                  <pic:spPr>
-                    <a:xfrm>
-                      <a:off x="0" y="0"/>
-                      <a:ext cx="2362500" cy="2520000"/>
-                    </a:xfrm>
-                    <a:prstGeom prst="rect"/>
-                  </pic:spPr>
-                </pic:pic>
-              </a:graphicData>
-            </a:graphic>
-          </wp:inline>
-        </w:drawing>
-      </w:r>
-    </w:p>
-    <w:p>
-      <w:pPr>
-        <w:jc w:val="center"/>
-      </w:pPr>
-      <w:r>
-        <w:rPr>
-          <w:rFonts w:ascii="Times New Roman" w:hAnsi="Times New Roman" w:cs="Times New Roman"/>
-          <w:b/>
-          <w:bCs/>
-          <w:highlight w:val="yellow"/>
-          <w:lang w:val="tr-TR"/>
-        </w:rPr>
-        <w:t xml:space="preserve">Shutter id: 2398564391</w:t>
-      </w:r>
-    </w:p>
-    <w:p>
-      <w:pPr>
-        <w:jc w:val="center"/>
-        <w:rPr>
-          <w:rFonts w:ascii="Times New Roman" w:hAnsi="Times New Roman" w:cs="Times New Roman"/>
-          <w:lang w:val="tr-TR"/>
-        </w:rPr>
-      </w:pPr>
-      <w:r>
-        <w:rPr>
-          <w:rFonts w:ascii="Times New Roman" w:hAnsi="Times New Roman" w:cs="Times New Roman"/>
-          <w:b/>
-          <w:bCs/>
-          <w:lang w:val="tr-TR"/>
-        </w:rPr>
-        <w:t xml:space="preserve">Görsel B:</w:t>
-      </w:r>
-      <w:r>
-        <w:rPr>
-          <w:rFonts w:ascii="Times New Roman" w:hAnsi="Times New Roman" w:cs="Times New Roman"/>
-          <w:lang w:val="tr-TR"/>
-        </w:rPr>
-        <w:t xml:space="preserve"> Molekül yapısı çizen kimyager</w:t>
-      </w:r>
-    </w:p>
+        <w:tblBorders>
+          <w:top w:val="nil"/>
+          <w:left w:val="nil"/>
+          <w:bottom w:val="nil"/>
+          <w:right w:val="nil"/>
+          <w:insideH w:val="nil"/>
+          <w:insideV w:val="nil"/>
+        </w:tblBorders>
+        <w:tblLayout w:type="fixed"/>
+      </w:tblPr>
+      <w:tblGrid>
+        <w:gridCol w:w="4500"/>
+        <w:gridCol w:w="4500"/>
+      </w:tblGrid>
+      <w:tr>
+        <w:tc>
+          <w:tcPr>
+            <w:tcW w:w="4500" w:type="dxa"/>
+          </w:tcPr>
+          <w:p>
+            <w:pPr>
+              <w:jc w:val="center"/>
+            </w:pPr>
+            <w:r>
+              <w:drawing>
+                <wp:inline xmlns:a="http://schemas.openxmlformats.org/drawingml/2006/main" xmlns:pic="http://schemas.openxmlformats.org/drawingml/2006/picture">
+                  <wp:extent cx="2628000" cy="1653888"/>
+                  <wp:docPr id="900011" name="Picture 900011"/>
+                  <wp:cNvGraphicFramePr>
+                    <a:graphicFrameLocks noChangeAspect="1"/>
+                  </wp:cNvGraphicFramePr>
+                  <a:graphic>
+                    <a:graphicData uri="http://schemas.openxmlformats.org/drawingml/2006/picture">
+                      <pic:pic>
+                        <pic:nvPicPr>
+                          <pic:cNvPr id="0" name="2728797423_d.jpg"/>
+                          <pic:cNvPicPr/>
+                        </pic:nvPicPr>
+                        <pic:blipFill>
+                          <a:blip r:embed="rId11"/>
+                          <a:stretch>
+                            <a:fillRect/>
+                          </a:stretch>
+                        </pic:blipFill>
+                        <pic:spPr>
+                          <a:xfrm>
+                            <a:off x="0" y="0"/>
+                            <a:ext cx="2628000" cy="1653888"/>
+                          </a:xfrm>
+                          <a:prstGeom prst="rect"/>
+                        </pic:spPr>
+                      </pic:pic>
+                    </a:graphicData>
+                  </a:graphic>
+                </wp:inline>
+              </w:drawing>
+            </w:r>
+          </w:p>
+          <w:p>
+            <w:pPr>
+              <w:jc w:val="center"/>
+            </w:pPr>
+            <w:r>
+              <w:rPr>
+                <w:rFonts w:ascii="Times New Roman" w:hAnsi="Times New Roman" w:cs="Times New Roman"/>
+                <w:b/>
+                <w:bCs/>
+                <w:highlight w:val="yellow"/>
+                <w:lang w:val="tr-TR"/>
+              </w:rPr>
+              <w:t xml:space="preserve">Shutter id: 2728797423</w:t>
+            </w:r>
+          </w:p>
+          <w:p>
+            <w:pPr>
+              <w:jc w:val="center"/>
+              <w:rPr>
+                <w:rFonts w:ascii="Times New Roman" w:hAnsi="Times New Roman" w:cs="Times New Roman"/>
+                <w:lang w:val="tr-TR"/>
+              </w:rPr>
+            </w:pPr>
+            <w:r>
+              <w:rPr>
+                <w:rFonts w:ascii="Times New Roman" w:hAnsi="Times New Roman" w:cs="Times New Roman"/>
+                <w:b/>
+                <w:bCs/>
+                <w:lang w:val="tr-TR"/>
+              </w:rPr>
+              <w:t xml:space="preserve">Görsel A:</w:t>
+            </w:r>
+            <w:r>
+              <w:rPr>
+                <w:rFonts w:ascii="Times New Roman" w:hAnsi="Times New Roman" w:cs="Times New Roman"/>
+                <w:lang w:val="tr-TR"/>
+              </w:rPr>
+              <w:t xml:space="preserve"> Bir ürünün içerik listesi</w:t>
+            </w:r>
+          </w:p>
+        </w:tc>
+        <w:tc>
+          <w:tcPr>
+            <w:tcW w:w="4500" w:type="dxa"/>
+          </w:tcPr>
+          <w:p>
+            <w:pPr>
+              <w:jc w:val="center"/>
+            </w:pPr>
+            <w:r>
+              <w:drawing>
+                <wp:inline xmlns:a="http://schemas.openxmlformats.org/drawingml/2006/main" xmlns:pic="http://schemas.openxmlformats.org/drawingml/2006/picture">
+                  <wp:extent cx="1856250" cy="1980000"/>
+                  <wp:docPr id="900012" name="Picture 900012"/>
+                  <wp:cNvGraphicFramePr>
+                    <a:graphicFrameLocks noChangeAspect="1"/>
+                  </wp:cNvGraphicFramePr>
+                  <a:graphic>
+                    <a:graphicData uri="http://schemas.openxmlformats.org/drawingml/2006/picture">
+                      <pic:pic>
+                        <pic:nvPicPr>
+                          <pic:cNvPr id="0" name="2398564391_d.jpg"/>
+                          <pic:cNvPicPr/>
+                        </pic:nvPicPr>
+                        <pic:blipFill>
+                          <a:blip r:embed="rId12"/>
+                          <a:stretch>
+                            <a:fillRect/>
+                          </a:stretch>
+                        </pic:blipFill>
+                        <pic:spPr>
+                          <a:xfrm>
+                            <a:off x="0" y="0"/>
+                            <a:ext cx="1856250" cy="1980000"/>
+                          </a:xfrm>
+                          <a:prstGeom prst="rect"/>
+                        </pic:spPr>
+                      </pic:pic>
+                    </a:graphicData>
+                  </a:graphic>
+                </wp:inline>
+              </w:drawing>
+            </w:r>
+          </w:p>
+          <w:p>
+            <w:pPr>
+              <w:jc w:val="center"/>
+            </w:pPr>
+            <w:r>
+              <w:rPr>
+                <w:rFonts w:ascii="Times New Roman" w:hAnsi="Times New Roman" w:cs="Times New Roman"/>
+                <w:b/>
+                <w:bCs/>
+                <w:highlight w:val="yellow"/>
+                <w:lang w:val="tr-TR"/>
+              </w:rPr>
+              <w:t xml:space="preserve">Shutter id: 2398564391</w:t>
+            </w:r>
+          </w:p>
+          <w:p>
+            <w:pPr>
+              <w:jc w:val="center"/>
+              <w:rPr>
+                <w:rFonts w:ascii="Times New Roman" w:hAnsi="Times New Roman" w:cs="Times New Roman"/>
+                <w:lang w:val="tr-TR"/>
+              </w:rPr>
+            </w:pPr>
+            <w:r>
+              <w:rPr>
+                <w:rFonts w:ascii="Times New Roman" w:hAnsi="Times New Roman" w:cs="Times New Roman"/>
+                <w:b/>
+                <w:bCs/>
+                <w:lang w:val="tr-TR"/>
+              </w:rPr>
+              <w:t xml:space="preserve">Görsel B:</w:t>
+            </w:r>
+            <w:r>
+              <w:rPr>
+                <w:rFonts w:ascii="Times New Roman" w:hAnsi="Times New Roman" w:cs="Times New Roman"/>
+                <w:lang w:val="tr-TR"/>
+              </w:rPr>
+              <w:t xml:space="preserve"> Molekül yapısı çizen kimyager</w:t>
+            </w:r>
+          </w:p>
+        </w:tc>
+      </w:tr>
+    </w:tbl>
     <w:p>
       <w:pPr>
         <w:keepNext/>
